--- a/paper/qrfactor_paper3.docx
+++ b/paper/qrfactor_paper3.docx
@@ -229,7 +229,7 @@
         <w:t xml:space="preserve"> </w:t>
       </w:r>
       <w:r>
-        <w:t xml:space="preserve">spatial ordination; Africa; AQUASTAT; reproducible workflow</w:t>
+        <w:t xml:space="preserve">spatial autocorrelation; water stress; Africa; AQUASTAT; reproducible workflow</w:t>
       </w:r>
     </w:p>
     <w:p>
@@ -288,13 +288,13 @@
         <w:t xml:space="preserve"> </w:t>
       </w:r>
       <w:r>
-        <w:t xml:space="preserve">yet the two claims are rarely tested together because the analysis has two</w:t>
-      </w:r>
-      <w:r>
-        <w:t xml:space="preserve"> </w:t>
-      </w:r>
-      <w:r>
-        <w:t xml:space="preserve">sides — the structure among water-use</w:t>
+        <w:t xml:space="preserve">yet the two claims are seldom tested together because the analysis has two sides</w:t>
+      </w:r>
+      <w:r>
+        <w:t xml:space="preserve"> </w:t>
+      </w:r>
+      <w:r>
+        <w:t xml:space="preserve">— the structure among water-use</w:t>
       </w:r>
       <w:r>
         <w:t xml:space="preserve"> </w:t>
@@ -326,80 +326,97 @@
         <w:t xml:space="preserve"> </w:t>
       </w:r>
       <w:r>
-        <w:t xml:space="preserve">— usually handled by separate tools. This study applies simultaneous Q- and</w:t>
-      </w:r>
-      <w:r>
-        <w:t xml:space="preserve"> </w:t>
-      </w:r>
-      <w:r>
-        <w:t xml:space="preserve">R-mode factor analysis, in a single reproducible call, to six water-use</w:t>
-      </w:r>
-      <w:r>
-        <w:t xml:space="preserve"> </w:t>
-      </w:r>
-      <w:r>
-        <w:t xml:space="preserve">indicators for 50 African countries, and writes the results back to the map. Two</w:t>
-      </w:r>
-      <w:r>
-        <w:t xml:space="preserve"> </w:t>
-      </w:r>
-      <w:r>
-        <w:t xml:space="preserve">factors explain 74% of the variation: Factor 1 (56%) is an agriculture-driven</w:t>
-      </w:r>
-      <w:r>
-        <w:t xml:space="preserve"> </w:t>
-      </w:r>
-      <w:r>
-        <w:t xml:space="preserve">scale of overall use; Factor 2 (18%) is a resource-versus-use contrast. Renewable</w:t>
-      </w:r>
-      <w:r>
-        <w:t xml:space="preserve"> </w:t>
-      </w:r>
-      <w:r>
-        <w:t xml:space="preserve">availability is essentially uncorrelated with use (r between −0.04 and −0.19).</w:t>
-      </w:r>
-      <w:r>
-        <w:t xml:space="preserve"> </w:t>
-      </w:r>
-      <w:r>
-        <w:t xml:space="preserve">Countries partition into two profiles whose heavy users draw roughly eight times</w:t>
-      </w:r>
-      <w:r>
-        <w:t xml:space="preserve"> </w:t>
-      </w:r>
-      <w:r>
-        <w:t xml:space="preserve">more agricultural water yet hold less than half the renewable resource (mean 59</w:t>
-      </w:r>
-      <w:r>
-        <w:t xml:space="preserve"> </w:t>
-      </w:r>
-      <w:r>
-        <w:t xml:space="preserve">versus 128). The contribution is a</w:t>
-      </w:r>
-      <w:r>
-        <w:t xml:space="preserve"> </w:t>
-      </w:r>
-      <w:r>
-        <w:rPr>
-          <w:iCs/>
-          <w:i/>
-        </w:rPr>
-        <w:t xml:space="preserve">workflow</w:t>
-      </w:r>
-      <w:r>
-        <w:t xml:space="preserve">: one function delivers the</w:t>
-      </w:r>
-      <w:r>
-        <w:t xml:space="preserve"> </w:t>
-      </w:r>
-      <w:r>
-        <w:t xml:space="preserve">ordination, the classification, cluster tests and choropleth maps, so applied</w:t>
-      </w:r>
-      <w:r>
-        <w:t xml:space="preserve"> </w:t>
-      </w:r>
-      <w:r>
-        <w:t xml:space="preserve">users can move from table to map without stitching five packages together.</w:t>
+        <w:t xml:space="preserve">—</w:t>
+      </w:r>
+      <w:r>
+        <w:t xml:space="preserve"> </w:t>
+      </w:r>
+      <w:r>
+        <w:t xml:space="preserve">usually handled with separate tools. This study applies simultaneous Q- and</w:t>
+      </w:r>
+      <w:r>
+        <w:t xml:space="preserve"> </w:t>
+      </w:r>
+      <w:r>
+        <w:t xml:space="preserve">R-mode factor analysis, in a single reproducible call, to five water-use</w:t>
+      </w:r>
+      <w:r>
+        <w:t xml:space="preserve"> </w:t>
+      </w:r>
+      <w:r>
+        <w:t xml:space="preserve">indicators for 50 African countries, and writes the results back to the map.</w:t>
+      </w:r>
+      <w:r>
+        <w:t xml:space="preserve"> </w:t>
+      </w:r>
+      <w:r>
+        <w:t xml:space="preserve">The correlation matrix is factorable (Bartlett χ² = 98.2, p &lt; 10⁻¹⁵) though the</w:t>
+      </w:r>
+      <w:r>
+        <w:t xml:space="preserve"> </w:t>
+      </w:r>
+      <w:r>
+        <w:t xml:space="preserve">sampling adequacy is modest (KMO = 0.56). Two factors explain 72.6% of the</w:t>
+      </w:r>
+      <w:r>
+        <w:t xml:space="preserve"> </w:t>
+      </w:r>
+      <w:r>
+        <w:t xml:space="preserve">variation: a dominant agriculture-driven scale of overall use (52.2%) and a</w:t>
+      </w:r>
+      <w:r>
+        <w:t xml:space="preserve"> </w:t>
+      </w:r>
+      <w:r>
+        <w:t xml:space="preserve">resource-versus-use contrast (20.4%) on which renewable resources load almost</w:t>
+      </w:r>
+      <w:r>
+        <w:t xml:space="preserve"> </w:t>
+      </w:r>
+      <w:r>
+        <w:t xml:space="preserve">alone (0.89). Renewable availability is essentially uncorrelated with use</w:t>
+      </w:r>
+      <w:r>
+        <w:t xml:space="preserve"> </w:t>
+      </w:r>
+      <w:r>
+        <w:t xml:space="preserve">(r between −0.04 and −0.19); use and availability are statistically decoupled.</w:t>
+      </w:r>
+      <w:r>
+        <w:t xml:space="preserve"> </w:t>
+      </w:r>
+      <w:r>
+        <w:t xml:space="preserve">The factor of overall use is significantly spatially clustered (Moran’s I = 0.35,</w:t>
+      </w:r>
+      <w:r>
+        <w:t xml:space="preserve"> </w:t>
+      </w:r>
+      <w:r>
+        <w:t xml:space="preserve">p &lt; 10⁻⁴), with Egypt a high–high hotspot and the Congo Basin a low–low</w:t>
+      </w:r>
+      <w:r>
+        <w:t xml:space="preserve"> </w:t>
+      </w:r>
+      <w:r>
+        <w:t xml:space="preserve">coldspot. Countries partition into heavy and light users whose heavy members hold</w:t>
+      </w:r>
+      <w:r>
+        <w:t xml:space="preserve"> </w:t>
+      </w:r>
+      <w:r>
+        <w:t xml:space="preserve">roughly half the renewable resource of the light. The contribution is an</w:t>
+      </w:r>
+      <w:r>
+        <w:t xml:space="preserve"> </w:t>
+      </w:r>
+      <w:r>
+        <w:t xml:space="preserve">integrated, reproducible workflow that moves applied water analysis from table to</w:t>
+      </w:r>
+      <w:r>
+        <w:t xml:space="preserve"> </w:t>
+      </w:r>
+      <w:r>
+        <w:t xml:space="preserve">tested map in a single object.</w:t>
       </w:r>
     </w:p>
     <w:p>
@@ -424,43 +441,55 @@
         <w:pStyle w:val="FirstParagraph"/>
       </w:pPr>
       <w:r>
-        <w:t xml:space="preserve">Water security is among the defining development questions for sub-Saharan and</w:t>
-      </w:r>
-      <w:r>
-        <w:t xml:space="preserve"> </w:t>
-      </w:r>
-      <w:r>
-        <w:t xml:space="preserve">North Africa, where irrigation dominates abstraction, renewable supply is</w:t>
-      </w:r>
-      <w:r>
-        <w:t xml:space="preserve"> </w:t>
-      </w:r>
-      <w:r>
-        <w:t xml:space="preserve">unevenly distributed, and per-capita availability is falling with population</w:t>
-      </w:r>
-      <w:r>
-        <w:t xml:space="preserve"> </w:t>
-      </w:r>
-      <w:r>
-        <w:t xml:space="preserve">growth. A recurring paradox frames the debate: the continent is portrayed as</w:t>
-      </w:r>
-      <w:r>
-        <w:t xml:space="preserve"> </w:t>
-      </w:r>
-      <w:r>
-        <w:t xml:space="preserve">water-abundant — the Congo Basin alone holds a substantial share of Africa’s</w:t>
-      </w:r>
-      <w:r>
-        <w:t xml:space="preserve"> </w:t>
-      </w:r>
-      <w:r>
-        <w:t xml:space="preserve">renewable freshwater — and simultaneously as one of the most water-stressed</w:t>
-      </w:r>
-      <w:r>
-        <w:t xml:space="preserve"> </w:t>
-      </w:r>
-      <w:r>
-        <w:t xml:space="preserve">regions on Earth. Both statements can be true, but only if</w:t>
+        <w:t xml:space="preserve">Water security is among the defining development questions for Africa. Irrigation</w:t>
+      </w:r>
+      <w:r>
+        <w:t xml:space="preserve"> </w:t>
+      </w:r>
+      <w:r>
+        <w:t xml:space="preserve">dominates abstraction across much of the continent, renewable supply is unevenly</w:t>
+      </w:r>
+      <w:r>
+        <w:t xml:space="preserve"> </w:t>
+      </w:r>
+      <w:r>
+        <w:t xml:space="preserve">distributed between the humid equatorial belt and the arid north and Sahel, and</w:t>
+      </w:r>
+      <w:r>
+        <w:t xml:space="preserve"> </w:t>
+      </w:r>
+      <w:r>
+        <w:t xml:space="preserve">per-capita availability is falling as populations grow. A recurring paradox frames</w:t>
+      </w:r>
+      <w:r>
+        <w:t xml:space="preserve"> </w:t>
+      </w:r>
+      <w:r>
+        <w:t xml:space="preserve">the debate. Africa is portrayed as water-abundant — the Congo Basin alone holds a</w:t>
+      </w:r>
+      <w:r>
+        <w:t xml:space="preserve"> </w:t>
+      </w:r>
+      <w:r>
+        <w:t xml:space="preserve">large share of the continent’s renewable freshwater — and simultaneously as one of</w:t>
+      </w:r>
+      <w:r>
+        <w:t xml:space="preserve"> </w:t>
+      </w:r>
+      <w:r>
+        <w:t xml:space="preserve">the most water-stressed regions on Earth, the setting in which the modern</w:t>
+      </w:r>
+      <w:r>
+        <w:t xml:space="preserve"> </w:t>
+      </w:r>
+      <w:r>
+        <w:t xml:space="preserve">water-scarcity literature was born (Falkenmark, Lundqvist &amp; Widstrand, 1989). Both</w:t>
+      </w:r>
+      <w:r>
+        <w:t xml:space="preserve"> </w:t>
+      </w:r>
+      <w:r>
+        <w:t xml:space="preserve">statements can be true, but only if</w:t>
       </w:r>
       <w:r>
         <w:t xml:space="preserve"> </w:t>
@@ -492,13 +521,19 @@
         <w:t xml:space="preserve"> </w:t>
       </w:r>
       <w:r>
-        <w:t xml:space="preserve">are governed by different processes and different geographies.</w:t>
-      </w:r>
-      <w:r>
-        <w:t xml:space="preserve"> </w:t>
-      </w:r>
-      <w:r>
-        <w:t xml:space="preserve">Testing that proposition requires a method that classifies</w:t>
+        <w:t xml:space="preserve">are governed by</w:t>
+      </w:r>
+      <w:r>
+        <w:t xml:space="preserve"> </w:t>
+      </w:r>
+      <w:r>
+        <w:t xml:space="preserve">different processes and different geographies. Testing that proposition requires a</w:t>
+      </w:r>
+      <w:r>
+        <w:t xml:space="preserve"> </w:t>
+      </w:r>
+      <w:r>
+        <w:t xml:space="preserve">method that classifies</w:t>
       </w:r>
       <w:r>
         <w:t xml:space="preserve"> </w:t>
@@ -514,13 +549,13 @@
         <w:t xml:space="preserve"> </w:t>
       </w:r>
       <w:r>
-        <w:t xml:space="preserve">(which</w:t>
-      </w:r>
-      <w:r>
-        <w:t xml:space="preserve"> </w:t>
-      </w:r>
-      <w:r>
-        <w:t xml:space="preserve">kinds of water use move together?) and</w:t>
+        <w:t xml:space="preserve">— which kinds of water use move together? —</w:t>
+      </w:r>
+      <w:r>
+        <w:t xml:space="preserve"> </w:t>
+      </w:r>
+      <w:r>
+        <w:t xml:space="preserve">and</w:t>
       </w:r>
       <w:r>
         <w:t xml:space="preserve"> </w:t>
@@ -536,13 +571,13 @@
         <w:t xml:space="preserve"> </w:t>
       </w:r>
       <w:r>
-        <w:t xml:space="preserve">(which countries resemble one</w:t>
-      </w:r>
-      <w:r>
-        <w:t xml:space="preserve"> </w:t>
-      </w:r>
-      <w:r>
-        <w:t xml:space="preserve">another?) at the same time.</w:t>
+        <w:t xml:space="preserve">— which countries resemble one another? — at the same time, and</w:t>
+      </w:r>
+      <w:r>
+        <w:t xml:space="preserve"> </w:t>
+      </w:r>
+      <w:r>
+        <w:t xml:space="preserve">that returns its answer as a map rather than a table.</w:t>
       </w:r>
     </w:p>
     <w:p>
@@ -550,7 +585,7 @@
         <w:pStyle w:val="BodyText"/>
       </w:pPr>
       <w:r>
-        <w:t xml:space="preserve">Factor analysis provides both lenses. R-mode analysis groups variables by their</w:t>
+        <w:t xml:space="preserve">Factor analysis supplies both lenses. R-mode analysis groups variables by their</w:t>
       </w:r>
       <w:r>
         <w:t xml:space="preserve"> </w:t>
@@ -562,37 +597,43 @@
         <w:t xml:space="preserve"> </w:t>
       </w:r>
       <w:r>
-        <w:t xml:space="preserve">natural sciences the two are classically run in tandem — Reyment and Jöreskog</w:t>
-      </w:r>
-      <w:r>
-        <w:t xml:space="preserve"> </w:t>
-      </w:r>
-      <w:r>
-        <w:t xml:space="preserve">(1993) and Davis (2002) treat Q/R-mode analysis as a standard pairing in geology</w:t>
-      </w:r>
-      <w:r>
-        <w:t xml:space="preserve"> </w:t>
-      </w:r>
-      <w:r>
-        <w:t xml:space="preserve">and geochemistry — but in practice they are computed separately, in different</w:t>
-      </w:r>
-      <w:r>
-        <w:t xml:space="preserve"> </w:t>
-      </w:r>
-      <w:r>
-        <w:t xml:space="preserve">software, and reconciled by hand. For an applied water scientist this is a</w:t>
-      </w:r>
-      <w:r>
-        <w:t xml:space="preserve"> </w:t>
-      </w:r>
-      <w:r>
-        <w:t xml:space="preserve">barrier: the analysis fragments across packages, the results are tables rather</w:t>
-      </w:r>
-      <w:r>
-        <w:t xml:space="preserve"> </w:t>
-      </w:r>
-      <w:r>
-        <w:t xml:space="preserve">than maps, and reproducibility suffers.</w:t>
+        <w:t xml:space="preserve">natural sciences the two are classically paired (Reyment &amp; Jöreskog, 1993; Davis,</w:t>
+      </w:r>
+      <w:r>
+        <w:t xml:space="preserve"> </w:t>
+      </w:r>
+      <w:r>
+        <w:t xml:space="preserve">2002), and in hydrochemistry the pairing is routine, typically with varimax</w:t>
+      </w:r>
+      <w:r>
+        <w:t xml:space="preserve"> </w:t>
+      </w:r>
+      <w:r>
+        <w:t xml:space="preserve">rotation and the Kaiser criterion for retention (e.g. the Q/R-mode analysis of</w:t>
+      </w:r>
+      <w:r>
+        <w:t xml:space="preserve"> </w:t>
+      </w:r>
+      <w:r>
+        <w:t xml:space="preserve">groundwater in the Volta region of Ghana; see Section 2). In practice, however,</w:t>
+      </w:r>
+      <w:r>
+        <w:t xml:space="preserve"> </w:t>
+      </w:r>
+      <w:r>
+        <w:t xml:space="preserve">the two modes are computed separately, in different software, and reconciled by</w:t>
+      </w:r>
+      <w:r>
+        <w:t xml:space="preserve"> </w:t>
+      </w:r>
+      <w:r>
+        <w:t xml:space="preserve">hand; the results are tables; and end-to-end reproducibility is rare. For the</w:t>
+      </w:r>
+      <w:r>
+        <w:t xml:space="preserve"> </w:t>
+      </w:r>
+      <w:r>
+        <w:t xml:space="preserve">applied water scientist these frictions are real barriers.</w:t>
       </w:r>
     </w:p>
     <w:p>
@@ -600,25 +641,7 @@
         <w:pStyle w:val="BodyText"/>
       </w:pPr>
       <w:r>
-        <w:t xml:space="preserve">This study has two aims. First, substantively, it characterises the structure of</w:t>
-      </w:r>
-      <w:r>
-        <w:t xml:space="preserve"> </w:t>
-      </w:r>
-      <w:r>
-        <w:t xml:space="preserve">water use across African countries and tests whether use is decoupled from</w:t>
-      </w:r>
-      <w:r>
-        <w:t xml:space="preserve"> </w:t>
-      </w:r>
-      <w:r>
-        <w:t xml:space="preserve">availability — the empirical core of the water paradox. Second, methodologically,</w:t>
-      </w:r>
-      <w:r>
-        <w:t xml:space="preserve"> </w:t>
-      </w:r>
-      <w:r>
-        <w:t xml:space="preserve">it demonstrates a</w:t>
+        <w:t xml:space="preserve">This paper pursues two aims.</w:t>
       </w:r>
       <w:r>
         <w:t xml:space="preserve"> </w:t>
@@ -628,31 +651,95 @@
           <w:bCs/>
           <w:b/>
         </w:rPr>
-        <w:t xml:space="preserve">map-first, single-call workflow</w:t>
-      </w:r>
-      <w:r>
-        <w:t xml:space="preserve"> </w:t>
-      </w:r>
-      <w:r>
-        <w:t xml:space="preserve">in which simultaneous Q- and</w:t>
-      </w:r>
-      <w:r>
-        <w:t xml:space="preserve"> </w:t>
-      </w:r>
-      <w:r>
-        <w:t xml:space="preserve">R-mode factor analysis, factor scoring, clustering, cluster testing and choropleth</w:t>
-      </w:r>
-      <w:r>
-        <w:t xml:space="preserve"> </w:t>
-      </w:r>
-      <w:r>
-        <w:t xml:space="preserve">mapping are produced from one command and written back to the geographic</w:t>
-      </w:r>
-      <w:r>
-        <w:t xml:space="preserve"> </w:t>
-      </w:r>
-      <w:r>
-        <w:t xml:space="preserve">attribute table. The workflow is implemented in the open-source R package</w:t>
+        <w:t xml:space="preserve">Substantively</w:t>
+      </w:r>
+      <w:r>
+        <w:t xml:space="preserve">, it asks: (RQ1) what is the latent</w:t>
+      </w:r>
+      <w:r>
+        <w:t xml:space="preserve"> </w:t>
+      </w:r>
+      <w:r>
+        <w:t xml:space="preserve">structure of water use across African countries; (RQ2) is use statistically</w:t>
+      </w:r>
+      <w:r>
+        <w:t xml:space="preserve"> </w:t>
+      </w:r>
+      <w:r>
+        <w:t xml:space="preserve">decoupled from renewable availability — the empirical core of the water paradox;</w:t>
+      </w:r>
+      <w:r>
+        <w:t xml:space="preserve"> </w:t>
+      </w:r>
+      <w:r>
+        <w:t xml:space="preserve">and (RQ3) is that structure spatially clustered, and where are the hot- and</w:t>
+      </w:r>
+      <w:r>
+        <w:t xml:space="preserve"> </w:t>
+      </w:r>
+      <w:r>
+        <w:t xml:space="preserve">cold-spots?</w:t>
+      </w:r>
+      <w:r>
+        <w:t xml:space="preserve"> </w:t>
+      </w:r>
+      <w:r>
+        <w:rPr>
+          <w:bCs/>
+          <w:b/>
+        </w:rPr>
+        <w:t xml:space="preserve">Methodologically</w:t>
+      </w:r>
+      <w:r>
+        <w:t xml:space="preserve">, it demonstrates a</w:t>
+      </w:r>
+      <w:r>
+        <w:t xml:space="preserve"> </w:t>
+      </w:r>
+      <w:r>
+        <w:rPr>
+          <w:iCs/>
+          <w:i/>
+        </w:rPr>
+        <w:t xml:space="preserve">map-first, single-call</w:t>
+      </w:r>
+      <w:r>
+        <w:rPr>
+          <w:iCs/>
+          <w:i/>
+        </w:rPr>
+        <w:t xml:space="preserve"> </w:t>
+      </w:r>
+      <w:r>
+        <w:rPr>
+          <w:iCs/>
+          <w:i/>
+        </w:rPr>
+        <w:t xml:space="preserve">workflow</w:t>
+      </w:r>
+      <w:r>
+        <w:t xml:space="preserve"> </w:t>
+      </w:r>
+      <w:r>
+        <w:t xml:space="preserve">in which simultaneous Q- and R-mode factor analysis, factor scoring,</w:t>
+      </w:r>
+      <w:r>
+        <w:t xml:space="preserve"> </w:t>
+      </w:r>
+      <w:r>
+        <w:t xml:space="preserve">clustering, cluster testing and choropleth mapping are produced from one command</w:t>
+      </w:r>
+      <w:r>
+        <w:t xml:space="preserve"> </w:t>
+      </w:r>
+      <w:r>
+        <w:t xml:space="preserve">and written back to the geographic attribute table. The workflow is implemented in</w:t>
+      </w:r>
+      <w:r>
+        <w:t xml:space="preserve"> </w:t>
+      </w:r>
+      <w:r>
+        <w:t xml:space="preserve">the open-source R package</w:t>
       </w:r>
       <w:r>
         <w:t xml:space="preserve"> </w:t>
@@ -667,7 +754,13 @@
         <w:t xml:space="preserve"> </w:t>
       </w:r>
       <w:r>
-        <w:t xml:space="preserve">(Owusu, 2026) and is fully reproducible from public data.</w:t>
+        <w:t xml:space="preserve">(Owusu, 2026) and is fully reproducible from</w:t>
+      </w:r>
+      <w:r>
+        <w:t xml:space="preserve"> </w:t>
+      </w:r>
+      <w:r>
+        <w:t xml:space="preserve">public data.</w:t>
       </w:r>
     </w:p>
     <w:p>
@@ -675,31 +768,43 @@
         <w:pStyle w:val="BodyText"/>
       </w:pPr>
       <w:r>
-        <w:t xml:space="preserve">The remainder of the paper reviews Q/R-mode analysis and spatial ordination</w:t>
-      </w:r>
-      <w:r>
-        <w:t xml:space="preserve"> </w:t>
-      </w:r>
-      <w:r>
-        <w:t xml:space="preserve">(Section 2), describes the data and workflow (Section 3), reports the ordination,</w:t>
-      </w:r>
-      <w:r>
-        <w:t xml:space="preserve"> </w:t>
-      </w:r>
-      <w:r>
-        <w:t xml:space="preserve">maps and clusters (Section 4), and discusses the paradox, its policy reading and</w:t>
-      </w:r>
-      <w:r>
-        <w:t xml:space="preserve"> </w:t>
-      </w:r>
-      <w:r>
-        <w:t xml:space="preserve">the honest limits of a single cross-section (Section 5), before concluding</w:t>
-      </w:r>
-      <w:r>
-        <w:t xml:space="preserve"> </w:t>
-      </w:r>
-      <w:r>
-        <w:t xml:space="preserve">(Section 6).</w:t>
+        <w:t xml:space="preserve">Section 2 reviews Q/R-mode analysis, the African water-scarcity literature, and</w:t>
+      </w:r>
+      <w:r>
+        <w:t xml:space="preserve"> </w:t>
+      </w:r>
+      <w:r>
+        <w:t xml:space="preserve">alternative spatial-multivariate methods. Section 3 describes the data and the</w:t>
+      </w:r>
+      <w:r>
+        <w:t xml:space="preserve"> </w:t>
+      </w:r>
+      <w:r>
+        <w:t xml:space="preserve">workflow. Section 4 reports the ordination, its factorability and retention, the</w:t>
+      </w:r>
+      <w:r>
+        <w:t xml:space="preserve"> </w:t>
+      </w:r>
+      <w:r>
+        <w:t xml:space="preserve">maps, the spatial-autocorrelation tests and the country clusters. Section 5</w:t>
+      </w:r>
+      <w:r>
+        <w:t xml:space="preserve"> </w:t>
+      </w:r>
+      <w:r>
+        <w:t xml:space="preserve">discusses the paradox against established water-stress classifications, offers</w:t>
+      </w:r>
+      <w:r>
+        <w:t xml:space="preserve"> </w:t>
+      </w:r>
+      <w:r>
+        <w:t xml:space="preserve">candidate mechanisms and policy implications, and states the honest limits of a</w:t>
+      </w:r>
+      <w:r>
+        <w:t xml:space="preserve"> </w:t>
+      </w:r>
+      <w:r>
+        <w:t xml:space="preserve">single country-level cross-section. Section 6 concludes.</w:t>
       </w:r>
     </w:p>
     <w:bookmarkEnd w:id="21"/>
@@ -733,13 +838,13 @@
         <w:t xml:space="preserve"> </w:t>
       </w:r>
       <w:r>
-        <w:t xml:space="preserve">variables by a smaller set of latent factors, each a weighted combination of the</w:t>
-      </w:r>
-      <w:r>
-        <w:t xml:space="preserve"> </w:t>
-      </w:r>
-      <w:r>
-        <w:t xml:space="preserve">originals; the weights are</w:t>
+        <w:t xml:space="preserve">variables by fewer latent factors, each a weighted combination of the originals;</w:t>
+      </w:r>
+      <w:r>
+        <w:t xml:space="preserve"> </w:t>
+      </w:r>
+      <w:r>
+        <w:t xml:space="preserve">the weights are</w:t>
       </w:r>
       <w:r>
         <w:t xml:space="preserve"> </w:t>
@@ -755,55 +860,61 @@
         <w:t xml:space="preserve"> </w:t>
       </w:r>
       <w:r>
-        <w:t xml:space="preserve">and the factors are ordered by the variance</w:t>
-      </w:r>
-      <w:r>
-        <w:t xml:space="preserve"> </w:t>
-      </w:r>
-      <w:r>
-        <w:t xml:space="preserve">(eigenvalue) they capture (Rencher, 2002). Q-mode analysis applies the same</w:t>
-      </w:r>
-      <w:r>
-        <w:t xml:space="preserve"> </w:t>
-      </w:r>
-      <w:r>
-        <w:t xml:space="preserve">algebra to the transpose, classifying observations. Reyment and Jöreskog (1993)</w:t>
-      </w:r>
-      <w:r>
-        <w:t xml:space="preserve"> </w:t>
-      </w:r>
-      <w:r>
-        <w:t xml:space="preserve">formalised the joint use of both modes in the natural sciences, and Davis (2002)</w:t>
-      </w:r>
-      <w:r>
-        <w:t xml:space="preserve"> </w:t>
-      </w:r>
-      <w:r>
-        <w:t xml:space="preserve">made Q/R-mode ordination a staple of quantitative geology. In hydrochemistry the</w:t>
-      </w:r>
-      <w:r>
-        <w:t xml:space="preserve"> </w:t>
-      </w:r>
-      <w:r>
-        <w:t xml:space="preserve">pairing is routine: R-mode identifies the processes controlling solute variation</w:t>
-      </w:r>
-      <w:r>
-        <w:t xml:space="preserve"> </w:t>
-      </w:r>
-      <w:r>
-        <w:t xml:space="preserve">while Q-mode groups samples of common origin, typically with varimax rotation and</w:t>
-      </w:r>
-      <w:r>
-        <w:t xml:space="preserve"> </w:t>
-      </w:r>
-      <w:r>
-        <w:t xml:space="preserve">the Kaiser (1960) eigenvalue-greater-than-one rule for retention, supported by the</w:t>
-      </w:r>
-      <w:r>
-        <w:t xml:space="preserve"> </w:t>
-      </w:r>
-      <w:r>
-        <w:t xml:space="preserve">scree test (Cattell, 1966).</w:t>
+        <w:t xml:space="preserve">and factors are ordered by the variance (eigenvalue)</w:t>
+      </w:r>
+      <w:r>
+        <w:t xml:space="preserve"> </w:t>
+      </w:r>
+      <w:r>
+        <w:t xml:space="preserve">they capture (Rencher, 2002). Q-mode analysis applies the same algebra to the</w:t>
+      </w:r>
+      <w:r>
+        <w:t xml:space="preserve"> </w:t>
+      </w:r>
+      <w:r>
+        <w:t xml:space="preserve">transpose, classifying observations. Reyment and Jöreskog (1993) formalised the</w:t>
+      </w:r>
+      <w:r>
+        <w:t xml:space="preserve"> </w:t>
+      </w:r>
+      <w:r>
+        <w:t xml:space="preserve">joint use of both modes in the natural sciences, and Davis (2002) made Q/R-mode</w:t>
+      </w:r>
+      <w:r>
+        <w:t xml:space="preserve"> </w:t>
+      </w:r>
+      <w:r>
+        <w:t xml:space="preserve">ordination a staple of quantitative geology. Retention has traditionally followed</w:t>
+      </w:r>
+      <w:r>
+        <w:t xml:space="preserve"> </w:t>
+      </w:r>
+      <w:r>
+        <w:t xml:space="preserve">Kaiser’s (1960) eigenvalue-greater-than-one rule and Cattell’s (1966) scree test,</w:t>
+      </w:r>
+      <w:r>
+        <w:t xml:space="preserve"> </w:t>
+      </w:r>
+      <w:r>
+        <w:t xml:space="preserve">though both are now regarded as liberal; Horn’s (1965) parallel analysis, which</w:t>
+      </w:r>
+      <w:r>
+        <w:t xml:space="preserve"> </w:t>
+      </w:r>
+      <w:r>
+        <w:t xml:space="preserve">compares observed eigenvalues against those of random data, is the more defensible</w:t>
+      </w:r>
+      <w:r>
+        <w:t xml:space="preserve"> </w:t>
+      </w:r>
+      <w:r>
+        <w:t xml:space="preserve">modern standard, and factorability itself is judged by the Kaiser–Meyer–Olkin</w:t>
+      </w:r>
+      <w:r>
+        <w:t xml:space="preserve"> </w:t>
+      </w:r>
+      <w:r>
+        <w:t xml:space="preserve">measure of sampling adequacy (Kaiser, 1974) and Bartlett’s test of sphericity.</w:t>
       </w:r>
     </w:p>
     <w:p>
@@ -815,55 +926,49 @@
           <w:bCs/>
           <w:b/>
         </w:rPr>
-        <w:t xml:space="preserve">Spatial ordination.</w:t>
-      </w:r>
-      <w:r>
-        <w:t xml:space="preserve"> </w:t>
-      </w:r>
-      <w:r>
-        <w:t xml:space="preserve">Linking ordination to geography has a long lineage.</w:t>
-      </w:r>
-      <w:r>
-        <w:t xml:space="preserve"> </w:t>
-      </w:r>
-      <w:r>
-        <w:t xml:space="preserve">Wartenberg (1985) introduced multivariate spatial correlation, maximising the</w:t>
-      </w:r>
-      <w:r>
-        <w:t xml:space="preserve"> </w:t>
-      </w:r>
-      <w:r>
-        <w:t xml:space="preserve">product of variance and spatial autocorrelation; Dray, Saïd and Débias (2008)</w:t>
-      </w:r>
-      <w:r>
-        <w:t xml:space="preserve"> </w:t>
-      </w:r>
-      <w:r>
-        <w:t xml:space="preserve">generalised it into</w:t>
-      </w:r>
-      <w:r>
-        <w:t xml:space="preserve"> </w:t>
-      </w:r>
-      <w:r>
-        <w:rPr>
-          <w:rStyle w:val="VerbatimChar"/>
-        </w:rPr>
-        <w:t xml:space="preserve">multispati</w:t>
-      </w:r>
-      <w:r>
-        <w:t xml:space="preserve">, the basis of modern spatial-ordination tools in</w:t>
-      </w:r>
-      <w:r>
-        <w:t xml:space="preserve"> </w:t>
-      </w:r>
-      <w:r>
-        <w:t xml:space="preserve">R. This literature is mature, and it is important not to overstate novelty: linking</w:t>
-      </w:r>
-      <w:r>
-        <w:t xml:space="preserve"> </w:t>
-      </w:r>
-      <w:r>
-        <w:t xml:space="preserve">multivariate structure to spatial pattern is not new. What remains awkward for the</w:t>
+        <w:t xml:space="preserve">Q/R-mode analysis in hydrochemistry.</w:t>
+      </w:r>
+      <w:r>
+        <w:t xml:space="preserve"> </w:t>
+      </w:r>
+      <w:r>
+        <w:t xml:space="preserve">The paired modes are widely used to</w:t>
+      </w:r>
+      <w:r>
+        <w:t xml:space="preserve"> </w:t>
+      </w:r>
+      <w:r>
+        <w:t xml:space="preserve">disentangle the processes that control water composition and to classify samples</w:t>
+      </w:r>
+      <w:r>
+        <w:t xml:space="preserve"> </w:t>
+      </w:r>
+      <w:r>
+        <w:t xml:space="preserve">of common origin. In Ghana, multivariate statistical methods including R-mode</w:t>
+      </w:r>
+      <w:r>
+        <w:t xml:space="preserve"> </w:t>
+      </w:r>
+      <w:r>
+        <w:t xml:space="preserve">factor analysis with varimax rotation and the Kaiser criterion have been applied</w:t>
+      </w:r>
+      <w:r>
+        <w:t xml:space="preserve"> </w:t>
+      </w:r>
+      <w:r>
+        <w:t xml:space="preserve">to groundwater in the Volta region to identify the controls on hydrochemistry and</w:t>
+      </w:r>
+      <w:r>
+        <w:t xml:space="preserve"> </w:t>
+      </w:r>
+      <w:r>
+        <w:t xml:space="preserve">their spatial variation across geological terrains (Hydrochemical analysis of</w:t>
+      </w:r>
+      <w:r>
+        <w:t xml:space="preserve"> </w:t>
+      </w:r>
+      <w:r>
+        <w:t xml:space="preserve">groundwater — the Volta region, Ghana,</w:t>
       </w:r>
       <w:r>
         <w:t xml:space="preserve"> </w:t>
@@ -873,112 +978,78 @@
           <w:iCs/>
           <w:i/>
         </w:rPr>
-        <w:t xml:space="preserve">applied</w:t>
-      </w:r>
-      <w:r>
-        <w:t xml:space="preserve"> </w:t>
-      </w:r>
-      <w:r>
-        <w:t xml:space="preserve">user is integration — reading a shapefile, running the ordination,</w:t>
-      </w:r>
-      <w:r>
-        <w:t xml:space="preserve"> </w:t>
-      </w:r>
-      <w:r>
-        <w:t xml:space="preserve">classifying the units, testing the classes and drawing the maps still spans several</w:t>
-      </w:r>
-      <w:r>
-        <w:t xml:space="preserve"> </w:t>
-      </w:r>
-      <w:r>
-        <w:t xml:space="preserve">packages (</w:t>
-      </w:r>
-      <w:r>
-        <w:rPr>
-          <w:rStyle w:val="VerbatimChar"/>
-        </w:rPr>
-        <w:t xml:space="preserve">sf</w:t>
-      </w:r>
-      <w:r>
-        <w:t xml:space="preserve"> </w:t>
-      </w:r>
-      <w:r>
-        <w:t xml:space="preserve">and</w:t>
-      </w:r>
-      <w:r>
-        <w:t xml:space="preserve"> </w:t>
-      </w:r>
-      <w:r>
-        <w:rPr>
-          <w:rStyle w:val="VerbatimChar"/>
-        </w:rPr>
-        <w:t xml:space="preserve">sp</w:t>
-      </w:r>
-      <w:r>
-        <w:t xml:space="preserve"> </w:t>
-      </w:r>
-      <w:r>
-        <w:t xml:space="preserve">for geometry;</w:t>
-      </w:r>
-      <w:r>
-        <w:t xml:space="preserve"> </w:t>
-      </w:r>
-      <w:r>
-        <w:rPr>
-          <w:rStyle w:val="VerbatimChar"/>
-        </w:rPr>
-        <w:t xml:space="preserve">stats</w:t>
-      </w:r>
-      <w:r>
-        <w:t xml:space="preserve">/</w:t>
-      </w:r>
-      <w:r>
-        <w:rPr>
-          <w:rStyle w:val="VerbatimChar"/>
-        </w:rPr>
-        <w:t xml:space="preserve">psych</w:t>
-      </w:r>
-      <w:r>
-        <w:t xml:space="preserve"> </w:t>
-      </w:r>
-      <w:r>
-        <w:t xml:space="preserve">for factors;</w:t>
-      </w:r>
-      <w:r>
-        <w:t xml:space="preserve"> </w:t>
-      </w:r>
-      <w:r>
-        <w:rPr>
-          <w:rStyle w:val="VerbatimChar"/>
-        </w:rPr>
-        <w:t xml:space="preserve">cluster</w:t>
-      </w:r>
-      <w:r>
-        <w:t xml:space="preserve"> </w:t>
-      </w:r>
-      <w:r>
-        <w:t xml:space="preserve">and</w:t>
-      </w:r>
-      <w:r>
-        <w:t xml:space="preserve"> </w:t>
-      </w:r>
-      <w:r>
-        <w:rPr>
-          <w:rStyle w:val="VerbatimChar"/>
-        </w:rPr>
-        <w:t xml:space="preserve">pvclust</w:t>
-      </w:r>
-      <w:r>
-        <w:t xml:space="preserve"> </w:t>
-      </w:r>
-      <w:r>
-        <w:t xml:space="preserve">for grouping), each with its own idioms (Bivand, Pebesma &amp; Gómez-Rubio,</w:t>
-      </w:r>
-      <w:r>
-        <w:t xml:space="preserve"> </w:t>
-      </w:r>
-      <w:r>
-        <w:t xml:space="preserve">2013; Pebesma, 2018).</w:t>
+        <w:t xml:space="preserve">KSCE Journal of Civil Engineering</w:t>
+      </w:r>
+      <w:r>
+        <w:t xml:space="preserve">, 2009).</w:t>
+      </w:r>
+      <w:r>
+        <w:t xml:space="preserve"> </w:t>
+      </w:r>
+      <w:r>
+        <w:t xml:space="preserve">Q-mode factor analysis has been used to cluster groundwaters by hydrogeochemical</w:t>
+      </w:r>
+      <w:r>
+        <w:t xml:space="preserve"> </w:t>
+      </w:r>
+      <w:r>
+        <w:t xml:space="preserve">origin in the Cariri Valley of northern Brazil (</w:t>
+      </w:r>
+      <w:r>
+        <w:rPr>
+          <w:iCs/>
+          <w:i/>
+        </w:rPr>
+        <w:t xml:space="preserve">Water SA</w:t>
+      </w:r>
+      <w:r>
+        <w:t xml:space="preserve">, 2008), and comparable</w:t>
+      </w:r>
+      <w:r>
+        <w:t xml:space="preserve"> </w:t>
+      </w:r>
+      <w:r>
+        <w:t xml:space="preserve">Q/R applications recur across catchments in India and elsewhere. These studies</w:t>
+      </w:r>
+      <w:r>
+        <w:t xml:space="preserve"> </w:t>
+      </w:r>
+      <w:r>
+        <w:t xml:space="preserve">share a template — standardise, factor, rotate, retain by Kaiser, interpret — but</w:t>
+      </w:r>
+      <w:r>
+        <w:t xml:space="preserve"> </w:t>
+      </w:r>
+      <w:r>
+        <w:t xml:space="preserve">they almost always report variable structure</w:t>
+      </w:r>
+      <w:r>
+        <w:t xml:space="preserve"> </w:t>
+      </w:r>
+      <w:r>
+        <w:rPr>
+          <w:iCs/>
+          <w:i/>
+        </w:rPr>
+        <w:t xml:space="preserve">or</w:t>
+      </w:r>
+      <w:r>
+        <w:t xml:space="preserve"> </w:t>
+      </w:r>
+      <w:r>
+        <w:t xml:space="preserve">sample grouping, rarely both on</w:t>
+      </w:r>
+      <w:r>
+        <w:t xml:space="preserve"> </w:t>
+      </w:r>
+      <w:r>
+        <w:t xml:space="preserve">shared axes, and they seldom write the result back to a map or make the pipeline</w:t>
+      </w:r>
+      <w:r>
+        <w:t xml:space="preserve"> </w:t>
+      </w:r>
+      <w:r>
+        <w:t xml:space="preserve">reproducible.</w:t>
       </w:r>
     </w:p>
     <w:p>
@@ -990,19 +1061,55 @@
           <w:bCs/>
           <w:b/>
         </w:rPr>
-        <w:t xml:space="preserve">The gap and the framework.</w:t>
-      </w:r>
-      <w:r>
-        <w:t xml:space="preserve"> </w:t>
-      </w:r>
-      <w:r>
-        <w:t xml:space="preserve">Two gaps motivate this study. First, most applied</w:t>
-      </w:r>
-      <w:r>
-        <w:t xml:space="preserve"> </w:t>
-      </w:r>
-      <w:r>
-        <w:t xml:space="preserve">Q/R-mode work reports variable structure</w:t>
+        <w:t xml:space="preserve">African water scarcity and its measurement.</w:t>
+      </w:r>
+      <w:r>
+        <w:t xml:space="preserve"> </w:t>
+      </w:r>
+      <w:r>
+        <w:t xml:space="preserve">The dominant scarcity metric</w:t>
+      </w:r>
+      <w:r>
+        <w:t xml:space="preserve"> </w:t>
+      </w:r>
+      <w:r>
+        <w:t xml:space="preserve">remains the Falkenmark indicator (Falkenmark et al., 1989), which classifies a</w:t>
+      </w:r>
+      <w:r>
+        <w:t xml:space="preserve"> </w:t>
+      </w:r>
+      <w:r>
+        <w:t xml:space="preserve">country by renewable freshwater per capita: below 1,700 m³ yr⁻¹ signals stress,</w:t>
+      </w:r>
+      <w:r>
+        <w:t xml:space="preserve"> </w:t>
+      </w:r>
+      <w:r>
+        <w:t xml:space="preserve">below 1,000 m³ scarcity, and below 500 m³ absolute scarcity. Its virtues are</w:t>
+      </w:r>
+      <w:r>
+        <w:t xml:space="preserve"> </w:t>
+      </w:r>
+      <w:r>
+        <w:t xml:space="preserve">simplicity and communicability; its well-documented weaknesses are that it ignores</w:t>
+      </w:r>
+      <w:r>
+        <w:t xml:space="preserve"> </w:t>
+      </w:r>
+      <w:r>
+        <w:t xml:space="preserve">demand structure, storage, quality and sub-national heterogeneity (Damkjaer &amp;</w:t>
+      </w:r>
+      <w:r>
+        <w:t xml:space="preserve"> </w:t>
+      </w:r>
+      <w:r>
+        <w:t xml:space="preserve">Taylor, 2017). Demand-based frameworks address the first of these: the SDG 6.4.2</w:t>
+      </w:r>
+      <w:r>
+        <w:t xml:space="preserve"> </w:t>
+      </w:r>
+      <w:r>
+        <w:t xml:space="preserve">indicator and WRI’s Aqueduct define</w:t>
       </w:r>
       <w:r>
         <w:t xml:space="preserve"> </w:t>
@@ -1012,71 +1119,356 @@
           <w:iCs/>
           <w:i/>
         </w:rPr>
-        <w:t xml:space="preserve">or</w:t>
-      </w:r>
-      <w:r>
-        <w:t xml:space="preserve"> </w:t>
-      </w:r>
-      <w:r>
-        <w:t xml:space="preserve">sample grouping, seldom both on a</w:t>
-      </w:r>
-      <w:r>
-        <w:t xml:space="preserve"> </w:t>
-      </w:r>
-      <w:r>
-        <w:t xml:space="preserve">shared set of axes; and it rarely writes the result back to a map. Second, the</w:t>
-      </w:r>
-      <w:r>
-        <w:t xml:space="preserve"> </w:t>
-      </w:r>
-      <w:r>
-        <w:t xml:space="preserve">workflow is not reproducible end-to-end from a single object. We therefore adopt a</w:t>
-      </w:r>
-      <w:r>
-        <w:t xml:space="preserve"> </w:t>
-      </w:r>
+        <w:t xml:space="preserve">baseline water stress</w:t>
+      </w:r>
+      <w:r>
+        <w:t xml:space="preserve"> </w:t>
+      </w:r>
+      <w:r>
+        <w:t xml:space="preserve">as the ratio of total</w:t>
+      </w:r>
+      <w:r>
+        <w:t xml:space="preserve"> </w:t>
+      </w:r>
+      <w:r>
+        <w:t xml:space="preserve">withdrawals to available renewable supply, aggregated from catchment to country</w:t>
+      </w:r>
+      <w:r>
+        <w:t xml:space="preserve"> </w:t>
+      </w:r>
+      <w:r>
+        <w:t xml:space="preserve">(Hofste et al., 2019). What neither approach does is derive the</w:t>
+      </w:r>
+      <w:r>
+        <w:t xml:space="preserve"> </w:t>
+      </w:r>
+      <w:r>
+        <w:rPr>
+          <w:iCs/>
+          <w:i/>
+        </w:rPr>
+        <w:t xml:space="preserve">structure</w:t>
+      </w:r>
+      <w:r>
+        <w:t xml:space="preserve"> </w:t>
+      </w:r>
+      <w:r>
+        <w:t xml:space="preserve">of use</w:t>
+      </w:r>
+      <w:r>
+        <w:t xml:space="preserve"> </w:t>
+      </w:r>
+      <w:r>
+        <w:t xml:space="preserve">empirically from the data and test whether it is spatially organised — precisely</w:t>
+      </w:r>
+      <w:r>
+        <w:t xml:space="preserve"> </w:t>
+      </w:r>
+      <w:r>
+        <w:t xml:space="preserve">the questions a Q/R-mode, map-first analysis can answer, and the space this study</w:t>
+      </w:r>
+      <w:r>
+        <w:t xml:space="preserve"> </w:t>
+      </w:r>
+      <w:r>
+        <w:t xml:space="preserve">occupies.</w:t>
+      </w:r>
+    </w:p>
+    <w:p>
+      <w:pPr>
+        <w:pStyle w:val="BodyText"/>
+      </w:pPr>
       <w:r>
         <w:rPr>
           <w:bCs/>
           <w:b/>
         </w:rPr>
-        <w:t xml:space="preserve">pipeline framework</w:t>
-      </w:r>
-      <w:r>
-        <w:t xml:space="preserve"> </w:t>
-      </w:r>
-      <w:r>
-        <w:t xml:space="preserve">(Table 1): one call ingests a shapefile or table; produces</w:t>
-      </w:r>
-      <w:r>
-        <w:t xml:space="preserve"> </w:t>
-      </w:r>
-      <w:r>
-        <w:t xml:space="preserve">the correlation structure, eigen-decomposition, R- and Q-mode loadings and scores</w:t>
-      </w:r>
-      <w:r>
-        <w:t xml:space="preserve"> </w:t>
-      </w:r>
-      <w:r>
-        <w:t xml:space="preserve">on shared axes; derives per-unit indices and clusters; and appends all of these to</w:t>
-      </w:r>
-      <w:r>
-        <w:t xml:space="preserve"> </w:t>
-      </w:r>
-      <w:r>
-        <w:t xml:space="preserve">the attribute table so that mapping is the final, not a separate, step. The</w:t>
-      </w:r>
-      <w:r>
-        <w:t xml:space="preserve"> </w:t>
-      </w:r>
-      <w:r>
-        <w:t xml:space="preserve">framework’s contribution is integration and reproducibility for applied users, not</w:t>
-      </w:r>
-      <w:r>
-        <w:t xml:space="preserve"> </w:t>
-      </w:r>
-      <w:r>
-        <w:t xml:space="preserve">a new estimator.</w:t>
+        <w:t xml:space="preserve">Linking ordination to geography.</w:t>
+      </w:r>
+      <w:r>
+        <w:t xml:space="preserve"> </w:t>
+      </w:r>
+      <w:r>
+        <w:t xml:space="preserve">Connecting multivariate structure to spatial</w:t>
+      </w:r>
+      <w:r>
+        <w:t xml:space="preserve"> </w:t>
+      </w:r>
+      <w:r>
+        <w:t xml:space="preserve">pattern has a long lineage, and it is important not to overstate novelty here.</w:t>
+      </w:r>
+      <w:r>
+        <w:t xml:space="preserve"> </w:t>
+      </w:r>
+      <w:r>
+        <w:t xml:space="preserve">Wartenberg (1985) introduced multivariate spatial correlation; Dray, Saïd and</w:t>
+      </w:r>
+      <w:r>
+        <w:t xml:space="preserve"> </w:t>
+      </w:r>
+      <w:r>
+        <w:t xml:space="preserve">Débias (2008) generalised it into</w:t>
+      </w:r>
+      <w:r>
+        <w:t xml:space="preserve"> </w:t>
+      </w:r>
+      <w:r>
+        <w:rPr>
+          <w:rStyle w:val="VerbatimChar"/>
+        </w:rPr>
+        <w:t xml:space="preserve">multispati</w:t>
+      </w:r>
+      <w:r>
+        <w:t xml:space="preserve">, which maximises a compromise</w:t>
+      </w:r>
+      <w:r>
+        <w:t xml:space="preserve"> </w:t>
+      </w:r>
+      <w:r>
+        <w:t xml:space="preserve">between ordination variance and Moran’s coefficient, later extended to spatially</w:t>
+      </w:r>
+      <w:r>
+        <w:t xml:space="preserve"> </w:t>
+      </w:r>
+      <w:r>
+        <w:t xml:space="preserve">constrained multivariate analysis more broadly (Dray &amp; Jombart, 2011).</w:t>
+      </w:r>
+      <w:r>
+        <w:t xml:space="preserve"> </w:t>
+      </w:r>
+      <w:r>
+        <w:t xml:space="preserve">Geographically weighted PCA (Harris, Brunsdon &amp; Charlton, 2011), implemented in</w:t>
+      </w:r>
+      <w:r>
+        <w:t xml:space="preserve"> </w:t>
+      </w:r>
+      <w:r>
+        <w:rPr>
+          <w:rStyle w:val="VerbatimChar"/>
+        </w:rPr>
+        <w:t xml:space="preserve">GWmodel</w:t>
+      </w:r>
+      <w:r>
+        <w:t xml:space="preserve"> </w:t>
+      </w:r>
+      <w:r>
+        <w:t xml:space="preserve">(Gollini et al., 2015), allows the loadings themselves to vary across</w:t>
+      </w:r>
+      <w:r>
+        <w:t xml:space="preserve"> </w:t>
+      </w:r>
+      <w:r>
+        <w:t xml:space="preserve">space. These are powerful, mature tools. Their cost, for an applied user, is</w:t>
+      </w:r>
+      <w:r>
+        <w:t xml:space="preserve"> </w:t>
+      </w:r>
+      <w:r>
+        <w:t xml:space="preserve">integration: reading a shapefile, running the ordination, classifying units,</w:t>
+      </w:r>
+      <w:r>
+        <w:t xml:space="preserve"> </w:t>
+      </w:r>
+      <w:r>
+        <w:t xml:space="preserve">testing spatial structure and drawing maps still spans several packages (</w:t>
+      </w:r>
+      <w:r>
+        <w:rPr>
+          <w:rStyle w:val="VerbatimChar"/>
+        </w:rPr>
+        <w:t xml:space="preserve">sf</w:t>
+      </w:r>
+      <w:r>
+        <w:t xml:space="preserve"> </w:t>
+      </w:r>
+      <w:r>
+        <w:t xml:space="preserve">and</w:t>
+      </w:r>
+      <w:r>
+        <w:t xml:space="preserve"> </w:t>
+      </w:r>
+      <w:r>
+        <w:rPr>
+          <w:rStyle w:val="VerbatimChar"/>
+        </w:rPr>
+        <w:t xml:space="preserve">sp</w:t>
+      </w:r>
+      <w:r>
+        <w:t xml:space="preserve"> </w:t>
+      </w:r>
+      <w:r>
+        <w:t xml:space="preserve">for geometry,</w:t>
+      </w:r>
+      <w:r>
+        <w:t xml:space="preserve"> </w:t>
+      </w:r>
+      <w:r>
+        <w:rPr>
+          <w:rStyle w:val="VerbatimChar"/>
+        </w:rPr>
+        <w:t xml:space="preserve">spdep</w:t>
+      </w:r>
+      <w:r>
+        <w:t xml:space="preserve"> </w:t>
+      </w:r>
+      <w:r>
+        <w:t xml:space="preserve">for autocorrelation,</w:t>
+      </w:r>
+      <w:r>
+        <w:t xml:space="preserve"> </w:t>
+      </w:r>
+      <w:r>
+        <w:rPr>
+          <w:rStyle w:val="VerbatimChar"/>
+        </w:rPr>
+        <w:t xml:space="preserve">cluster</w:t>
+      </w:r>
+      <w:r>
+        <w:t xml:space="preserve"> </w:t>
+      </w:r>
+      <w:r>
+        <w:t xml:space="preserve">and</w:t>
+      </w:r>
+      <w:r>
+        <w:t xml:space="preserve"> </w:t>
+      </w:r>
+      <w:r>
+        <w:rPr>
+          <w:rStyle w:val="VerbatimChar"/>
+        </w:rPr>
+        <w:t xml:space="preserve">pvclust</w:t>
+      </w:r>
+      <w:r>
+        <w:t xml:space="preserve"> </w:t>
+      </w:r>
+      <w:r>
+        <w:t xml:space="preserve">for</w:t>
+      </w:r>
+      <w:r>
+        <w:t xml:space="preserve"> </w:t>
+      </w:r>
+      <w:r>
+        <w:t xml:space="preserve">grouping), each with its own idioms (Bivand, Pebesma &amp; Gómez-Rubio, 2013;</w:t>
+      </w:r>
+      <w:r>
+        <w:t xml:space="preserve"> </w:t>
+      </w:r>
+      <w:r>
+        <w:t xml:space="preserve">Pebesma, 2018).</w:t>
+      </w:r>
+    </w:p>
+    <w:p>
+      <w:pPr>
+        <w:pStyle w:val="BodyText"/>
+      </w:pPr>
+      <w:r>
+        <w:rPr>
+          <w:bCs/>
+          <w:b/>
+        </w:rPr>
+        <w:t xml:space="preserve">Gap and contribution.</w:t>
+      </w:r>
+      <w:r>
+        <w:t xml:space="preserve"> </w:t>
+      </w:r>
+      <w:r>
+        <w:t xml:space="preserve">Two gaps motivate this study. First, applied Q/R-mode</w:t>
+      </w:r>
+      <w:r>
+        <w:t xml:space="preserve"> </w:t>
+      </w:r>
+      <w:r>
+        <w:t xml:space="preserve">work seldom reports variable structure</w:t>
+      </w:r>
+      <w:r>
+        <w:t xml:space="preserve"> </w:t>
+      </w:r>
+      <w:r>
+        <w:rPr>
+          <w:iCs/>
+          <w:i/>
+        </w:rPr>
+        <w:t xml:space="preserve">and</w:t>
+      </w:r>
+      <w:r>
+        <w:t xml:space="preserve"> </w:t>
+      </w:r>
+      <w:r>
+        <w:t xml:space="preserve">sample grouping on shared axes, and</w:t>
+      </w:r>
+      <w:r>
+        <w:t xml:space="preserve"> </w:t>
+      </w:r>
+      <w:r>
+        <w:t xml:space="preserve">rarely writes either to a map. Second, the workflow is not reproducible end-to-end</w:t>
+      </w:r>
+      <w:r>
+        <w:t xml:space="preserve"> </w:t>
+      </w:r>
+      <w:r>
+        <w:t xml:space="preserve">from a single object. We therefore adopt a</w:t>
+      </w:r>
+      <w:r>
+        <w:t xml:space="preserve"> </w:t>
+      </w:r>
+      <w:r>
+        <w:rPr>
+          <w:bCs/>
+          <w:b/>
+        </w:rPr>
+        <w:t xml:space="preserve">pipeline workflow</w:t>
+      </w:r>
+      <w:r>
+        <w:t xml:space="preserve"> </w:t>
+      </w:r>
+      <w:r>
+        <w:t xml:space="preserve">(Table 1): one</w:t>
+      </w:r>
+      <w:r>
+        <w:t xml:space="preserve"> </w:t>
+      </w:r>
+      <w:r>
+        <w:t xml:space="preserve">call ingests a shapefile or table; produces the correlation structure,</w:t>
+      </w:r>
+      <w:r>
+        <w:t xml:space="preserve"> </w:t>
+      </w:r>
+      <w:r>
+        <w:t xml:space="preserve">eigen-decomposition and rotated R- and Q-mode loadings and scores on shared axes;</w:t>
+      </w:r>
+      <w:r>
+        <w:t xml:space="preserve"> </w:t>
+      </w:r>
+      <w:r>
+        <w:t xml:space="preserve">derives per-unit indices and clusters; tests spatial autocorrelation; and appends</w:t>
+      </w:r>
+      <w:r>
+        <w:t xml:space="preserve"> </w:t>
+      </w:r>
+      <w:r>
+        <w:t xml:space="preserve">the results to the attribute table so that mapping is the final, not a separate,</w:t>
+      </w:r>
+      <w:r>
+        <w:t xml:space="preserve"> </w:t>
+      </w:r>
+      <w:r>
+        <w:t xml:space="preserve">step. The contribution is integration and reproducibility for applied users —</w:t>
+      </w:r>
+      <w:r>
+        <w:t xml:space="preserve"> </w:t>
+      </w:r>
+      <w:r>
+        <w:rPr>
+          <w:iCs/>
+          <w:i/>
+        </w:rPr>
+        <w:t xml:space="preserve">not</w:t>
+      </w:r>
+      <w:r>
+        <w:t xml:space="preserve"> </w:t>
+      </w:r>
+      <w:r>
+        <w:t xml:space="preserve">a new estimator, a distinction we keep explicit throughout.</w:t>
       </w:r>
     </w:p>
     <w:p>
@@ -1094,9 +1486,10 @@
     <w:tbl>
       <w:tblPr>
         <w:tblStyle w:val="Table"/>
-        <w:tblW w:type="auto" w:w="0"/>
+        <w:tblW w:type="pct" w:w="5000"/>
         <w:tblLook w:firstRow="1" w:lastRow="0" w:firstColumn="0" w:lastColumn="0" w:noHBand="0" w:noVBand="0" w:val="0020"/>
         <w:jc w:val="start"/>
+        <w:tblLayout w:type="fixed"/>
       </w:tblPr>
       <w:tblGrid>
         <w:gridCol w:w="2640"/>
@@ -1203,7 +1596,7 @@
               <w:jc w:val="left"/>
             </w:pPr>
             <w:r>
-              <w:t xml:space="preserve">Scale + correlate</w:t>
+              <w:t xml:space="preserve">Scale + correlate; test factorability</w:t>
             </w:r>
           </w:p>
         </w:tc>
@@ -1215,7 +1608,7 @@
               <w:jc w:val="left"/>
             </w:pPr>
             <w:r>
-              <w:t xml:space="preserve">correlation/covariance matrix</w:t>
+              <w:t xml:space="preserve">correlation matrix, KMO, Bartlett</w:t>
             </w:r>
           </w:p>
         </w:tc>
@@ -1241,7 +1634,7 @@
               <w:jc w:val="left"/>
             </w:pPr>
             <w:r>
-              <w:t xml:space="preserve">Eigen-decompose</w:t>
+              <w:t xml:space="preserve">Eigen-decompose; retain (Kaiser + parallel)</w:t>
             </w:r>
           </w:p>
         </w:tc>
@@ -1253,7 +1646,7 @@
               <w:jc w:val="left"/>
             </w:pPr>
             <w:r>
-              <w:t xml:space="preserve">eigenvalues, variance, PCA loadings</w:t>
+              <w:t xml:space="preserve">eigenvalues, variance</w:t>
             </w:r>
           </w:p>
         </w:tc>
@@ -1279,7 +1672,7 @@
               <w:jc w:val="left"/>
             </w:pPr>
             <w:r>
-              <w:t xml:space="preserve">R- and Q-mode loadings/scores</w:t>
+              <w:t xml:space="preserve">R/Q loadings + scores (varimax)</w:t>
             </w:r>
           </w:p>
         </w:tc>
@@ -1317,7 +1710,7 @@
               <w:jc w:val="left"/>
             </w:pPr>
             <w:r>
-              <w:t xml:space="preserve">Index, rank, cluster</w:t>
+              <w:t xml:space="preserve">Index, rank, cluster (silhouette-checked)</w:t>
             </w:r>
           </w:p>
         </w:tc>
@@ -1329,22 +1722,7 @@
               <w:jc w:val="left"/>
             </w:pPr>
             <w:r>
-              <w:t xml:space="preserve">per-country indices +</w:t>
-            </w:r>
-            <w:r>
-              <w:t xml:space="preserve"> </w:t>
-            </w:r>
-            <w:r>
-              <w:rPr>
-                <w:rStyle w:val="VerbatimChar"/>
-              </w:rPr>
-              <w:t xml:space="preserve">kmeans</w:t>
-            </w:r>
-            <w:r>
-              <w:t xml:space="preserve"> </w:t>
-            </w:r>
-            <w:r>
-              <w:t xml:space="preserve">classes</w:t>
+              <w:t xml:space="preserve">per-country indices + classes</w:t>
             </w:r>
           </w:p>
         </w:tc>
@@ -1370,7 +1748,7 @@
               <w:jc w:val="left"/>
             </w:pPr>
             <w:r>
-              <w:t xml:space="preserve">Write back + map</w:t>
+              <w:t xml:space="preserve">Write back; map; test autocorrelation</w:t>
             </w:r>
           </w:p>
         </w:tc>
@@ -1382,7 +1760,7 @@
               <w:jc w:val="left"/>
             </w:pPr>
             <w:r>
-              <w:t xml:space="preserve">attribute table + choropleths</w:t>
+              <w:t xml:space="preserve">attribute table, choropleths, Moran’s I / LISA</w:t>
             </w:r>
           </w:p>
         </w:tc>
@@ -1419,13 +1797,13 @@
         <w:t xml:space="preserve"> </w:t>
       </w:r>
       <w:r>
-        <w:t xml:space="preserve">by six water-use indicators derived from FAO’s AQUASTAT global water information</w:t>
-      </w:r>
-      <w:r>
-        <w:t xml:space="preserve"> </w:t>
-      </w:r>
-      <w:r>
-        <w:t xml:space="preserve">system (FAO, 2026): municipal (</w:t>
+        <w:t xml:space="preserve">by water-use indicators from FAO’s AQUASTAT global water information system (FAO,</w:t>
+      </w:r>
+      <w:r>
+        <w:t xml:space="preserve"> </w:t>
+      </w:r>
+      <w:r>
+        <w:t xml:space="preserve">2026): municipal (</w:t>
       </w:r>
       <w:r>
         <w:rPr>
@@ -1443,13 +1821,13 @@
         <w:t xml:space="preserve">Industry</w:t>
       </w:r>
       <w:r>
-        <w:t xml:space="preserve">) and</w:t>
-      </w:r>
-      <w:r>
-        <w:t xml:space="preserve"> </w:t>
-      </w:r>
-      <w:r>
-        <w:t xml:space="preserve">agricultural (</w:t>
+        <w:t xml:space="preserve">) and agricultural</w:t>
+      </w:r>
+      <w:r>
+        <w:t xml:space="preserve"> </w:t>
+      </w:r>
+      <w:r>
+        <w:t xml:space="preserve">(</w:t>
       </w:r>
       <w:r>
         <w:rPr>
@@ -1458,13 +1836,7 @@
         <w:t xml:space="preserve">Agricultur</w:t>
       </w:r>
       <w:r>
-        <w:t xml:space="preserve">) water withdrawal; total renewable water resources</w:t>
-      </w:r>
-      <w:r>
-        <w:t xml:space="preserve"> </w:t>
-      </w:r>
-      <w:r>
-        <w:t xml:space="preserve">(</w:t>
+        <w:t xml:space="preserve">) water withdrawal; total renewable water resources (</w:t>
       </w:r>
       <w:r>
         <w:rPr>
@@ -1473,7 +1845,13 @@
         <w:t xml:space="preserve">Resources</w:t>
       </w:r>
       <w:r>
-        <w:t xml:space="preserve">); total water withdrawal (</w:t>
+        <w:t xml:space="preserve">);</w:t>
+      </w:r>
+      <w:r>
+        <w:t xml:space="preserve"> </w:t>
+      </w:r>
+      <w:r>
+        <w:t xml:space="preserve">and total water withdrawal (</w:t>
       </w:r>
       <w:r>
         <w:rPr>
@@ -1482,85 +1860,59 @@
         <w:t xml:space="preserve">withdrawal</w:t>
       </w:r>
       <w:r>
-        <w:t xml:space="preserve">); and per-capita withdrawal</w:t>
-      </w:r>
-      <w:r>
-        <w:t xml:space="preserve"> </w:t>
-      </w:r>
-      <w:r>
-        <w:t xml:space="preserve">(</w:t>
-      </w:r>
-      <w:r>
-        <w:rPr>
-          <w:rStyle w:val="VerbatimChar"/>
-        </w:rPr>
-        <w:t xml:space="preserve">perCapitaW</w:t>
-      </w:r>
-      <w:r>
-        <w:t xml:space="preserve">). Withdrawal quantities follow AQUASTAT conventions</w:t>
-      </w:r>
-      <w:r>
-        <w:t xml:space="preserve"> </w:t>
-      </w:r>
-      <w:r>
-        <w:t xml:space="preserve">(10⁹ m³ yr⁻¹ for volumes; m³ inhabitant⁻¹ yr⁻¹ for per-capita measures). The</w:t>
-      </w:r>
-      <w:r>
-        <w:t xml:space="preserve"> </w:t>
-      </w:r>
-      <w:r>
-        <w:t xml:space="preserve">present analysis uses the cross-section bundled with the</w:t>
-      </w:r>
-      <w:r>
-        <w:t xml:space="preserve"> </w:t>
-      </w:r>
-      <w:r>
-        <w:rPr>
-          <w:rStyle w:val="VerbatimChar"/>
-        </w:rPr>
-        <w:t xml:space="preserve">qrfactor</w:t>
-      </w:r>
-      <w:r>
-        <w:t xml:space="preserve"> </w:t>
-      </w:r>
-      <w:r>
-        <w:t xml:space="preserve">package (a</w:t>
-      </w:r>
-      <w:r>
-        <w:t xml:space="preserve"> </w:t>
-      </w:r>
-      <w:r>
-        <w:t xml:space="preserve">circa-2000 AQUASTAT compilation); a refreshed extract is obtained reproducibly from</w:t>
-      </w:r>
-      <w:r>
-        <w:t xml:space="preserve"> </w:t>
-      </w:r>
-      <w:r>
-        <w:t xml:space="preserve">the current AQUASTAT dissemination service (Appendix A), and the substantive</w:t>
-      </w:r>
-      <w:r>
-        <w:t xml:space="preserve"> </w:t>
-      </w:r>
-      <w:r>
-        <w:t xml:space="preserve">findings should be re-confirmed on it (Section 5).</w:t>
-      </w:r>
-    </w:p>
-    <w:p>
-      <w:pPr>
-        <w:pStyle w:val="BodyText"/>
-      </w:pPr>
+        <w:t xml:space="preserve">). Withdrawal quantities follow AQUASTAT</w:t>
+      </w:r>
+      <w:r>
+        <w:t xml:space="preserve"> </w:t>
+      </w:r>
+      <w:r>
+        <w:t xml:space="preserve">conventions (10⁹ m³ yr⁻¹ for volumes). A per-capita withdrawal variable available</w:t>
+      </w:r>
+      <w:r>
+        <w:t xml:space="preserve"> </w:t>
+      </w:r>
+      <w:r>
+        <w:t xml:space="preserve">in the source was</w:t>
+      </w:r>
+      <w:r>
+        <w:t xml:space="preserve"> </w:t>
+      </w:r>
       <w:r>
         <w:rPr>
           <w:bCs/>
           <w:b/>
         </w:rPr>
-        <w:t xml:space="preserve">Analytical workflow.</w:t>
-      </w:r>
-      <w:r>
-        <w:t xml:space="preserve"> </w:t>
-      </w:r>
-      <w:r>
-        <w:t xml:space="preserve">All six stages of Table 1 are executed by a single call,</w:t>
+        <w:t xml:space="preserve">excluded</w:t>
+      </w:r>
+      <w:r>
+        <w:t xml:space="preserve"> </w:t>
+      </w:r>
+      <w:r>
+        <w:t xml:space="preserve">because it correlated 0.99 with agricultural</w:t>
+      </w:r>
+      <w:r>
+        <w:t xml:space="preserve"> </w:t>
+      </w:r>
+      <w:r>
+        <w:t xml:space="preserve">withdrawal; retaining both would double-count agriculture, inflate the leading</w:t>
+      </w:r>
+      <w:r>
+        <w:t xml:space="preserve"> </w:t>
+      </w:r>
+      <w:r>
+        <w:t xml:space="preserve">factor and render the correlation matrix near-singular. The analysis therefore</w:t>
+      </w:r>
+      <w:r>
+        <w:t xml:space="preserve"> </w:t>
+      </w:r>
+      <w:r>
+        <w:t xml:space="preserve">uses the five non-redundant indicators above. The present cross-section is the</w:t>
+      </w:r>
+      <w:r>
+        <w:t xml:space="preserve"> </w:t>
+      </w:r>
+      <w:r>
+        <w:t xml:space="preserve">AQUASTAT compilation bundled with the</w:t>
       </w:r>
       <w:r>
         <w:t xml:space="preserve"> </w:t>
@@ -1569,40 +1921,116 @@
         <w:rPr>
           <w:rStyle w:val="VerbatimChar"/>
         </w:rPr>
+        <w:t xml:space="preserve">qrfactor</w:t>
+      </w:r>
+      <w:r>
+        <w:t xml:space="preserve"> </w:t>
+      </w:r>
+      <w:r>
+        <w:t xml:space="preserve">package (circa 2000); a refreshed</w:t>
+      </w:r>
+      <w:r>
+        <w:t xml:space="preserve"> </w:t>
+      </w:r>
+      <w:r>
+        <w:t xml:space="preserve">extract is obtained reproducibly from the current AQUASTAT dissemination service</w:t>
+      </w:r>
+      <w:r>
+        <w:t xml:space="preserve"> </w:t>
+      </w:r>
+      <w:r>
+        <w:t xml:space="preserve">(Appendix A), and the numeric results below should be re-confirmed on it before</w:t>
+      </w:r>
+      <w:r>
+        <w:t xml:space="preserve"> </w:t>
+      </w:r>
+      <w:r>
+        <w:t xml:space="preserve">country-specific policy weight is placed on them (Section 5).</w:t>
+      </w:r>
+    </w:p>
+    <w:p>
+      <w:pPr>
+        <w:pStyle w:val="BodyText"/>
+      </w:pPr>
+      <w:r>
+        <w:rPr>
+          <w:bCs/>
+          <w:b/>
+        </w:rPr>
+        <w:t xml:space="preserve">Ordination and retention.</w:t>
+      </w:r>
+      <w:r>
+        <w:t xml:space="preserve"> </w:t>
+      </w:r>
+      <w:r>
+        <w:t xml:space="preserve">All stages of Table 1 are executed by a single call,</w:t>
+      </w:r>
+      <w:r>
+        <w:t xml:space="preserve"> </w:t>
+      </w:r>
+      <w:r>
+        <w:rPr>
+          <w:rStyle w:val="VerbatimChar"/>
+        </w:rPr>
         <w:t xml:space="preserve">qrfactor()</w:t>
       </w:r>
       <w:r>
-        <w:t xml:space="preserve">. Variables are standardised (correlation-based scaling) before</w:t>
-      </w:r>
-      <w:r>
-        <w:t xml:space="preserve"> </w:t>
-      </w:r>
-      <w:r>
-        <w:t xml:space="preserve">decomposition, so that all indicators contribute equally rather than the</w:t>
-      </w:r>
-      <w:r>
-        <w:t xml:space="preserve"> </w:t>
-      </w:r>
-      <w:r>
-        <w:t xml:space="preserve">largest-magnitude variable dominating. Factor retention follows the Kaiser (1960)</w:t>
-      </w:r>
-      <w:r>
-        <w:t xml:space="preserve"> </w:t>
-      </w:r>
-      <w:r>
-        <w:t xml:space="preserve">rule with the scree test (Cattell, 1966) as a check. R- and Q-mode loadings and</w:t>
-      </w:r>
-      <w:r>
-        <w:t xml:space="preserve"> </w:t>
-      </w:r>
-      <w:r>
-        <w:t xml:space="preserve">scores are placed on a common set of axes to permit joint interpretation. Country</w:t>
-      </w:r>
-      <w:r>
-        <w:t xml:space="preserve"> </w:t>
-      </w:r>
-      <w:r>
-        <w:t xml:space="preserve">groupings use</w:t>
+        <w:t xml:space="preserve">. Variables are standardised (correlation-based scaling) so that all</w:t>
+      </w:r>
+      <w:r>
+        <w:t xml:space="preserve"> </w:t>
+      </w:r>
+      <w:r>
+        <w:t xml:space="preserve">indicators contribute equally rather than the largest-magnitude variable</w:t>
+      </w:r>
+      <w:r>
+        <w:t xml:space="preserve"> </w:t>
+      </w:r>
+      <w:r>
+        <w:t xml:space="preserve">dominating. Factorability is assessed by the KMO measure of sampling adequacy</w:t>
+      </w:r>
+      <w:r>
+        <w:t xml:space="preserve"> </w:t>
+      </w:r>
+      <w:r>
+        <w:t xml:space="preserve">(Kaiser, 1974) and Bartlett’s test of sphericity. Factor retention is judged by</w:t>
+      </w:r>
+      <w:r>
+        <w:t xml:space="preserve"> </w:t>
+      </w:r>
+      <w:r>
+        <w:t xml:space="preserve">the Kaiser (1960) rule</w:t>
+      </w:r>
+      <w:r>
+        <w:t xml:space="preserve"> </w:t>
+      </w:r>
+      <w:r>
+        <w:rPr>
+          <w:iCs/>
+          <w:i/>
+        </w:rPr>
+        <w:t xml:space="preserve">and</w:t>
+      </w:r>
+      <w:r>
+        <w:t xml:space="preserve">, more conservatively, by Horn’s (1965) parallel</w:t>
+      </w:r>
+      <w:r>
+        <w:t xml:space="preserve"> </w:t>
+      </w:r>
+      <w:r>
+        <w:t xml:space="preserve">analysis with 100 random datasets, reported side by side. R- and Q-mode loadings</w:t>
+      </w:r>
+      <w:r>
+        <w:t xml:space="preserve"> </w:t>
+      </w:r>
+      <w:r>
+        <w:t xml:space="preserve">and scores are placed on shared axes for joint interpretation, and loadings are</w:t>
+      </w:r>
+      <w:r>
+        <w:t xml:space="preserve"> </w:t>
+      </w:r>
+      <w:r>
+        <w:t xml:space="preserve">varimax-rotated for interpretability. Analyses used</w:t>
       </w:r>
       <w:r>
         <w:t xml:space="preserve"> </w:t>
@@ -1611,16 +2039,76 @@
         <w:rPr>
           <w:rStyle w:val="VerbatimChar"/>
         </w:rPr>
+        <w:t xml:space="preserve">psych</w:t>
+      </w:r>
+      <w:r>
+        <w:t xml:space="preserve"> </w:t>
+      </w:r>
+      <w:r>
+        <w:t xml:space="preserve">(Revelle, 2024) for</w:t>
+      </w:r>
+      <w:r>
+        <w:t xml:space="preserve"> </w:t>
+      </w:r>
+      <w:r>
+        <w:t xml:space="preserve">the diagnostics and rotation and</w:t>
+      </w:r>
+      <w:r>
+        <w:t xml:space="preserve"> </w:t>
+      </w:r>
+      <w:r>
+        <w:rPr>
+          <w:rStyle w:val="VerbatimChar"/>
+        </w:rPr>
+        <w:t xml:space="preserve">qrfactor</w:t>
+      </w:r>
+      <w:r>
+        <w:t xml:space="preserve"> </w:t>
+      </w:r>
+      <w:r>
+        <w:t xml:space="preserve">1.5 for the ordination and mapping.</w:t>
+      </w:r>
+    </w:p>
+    <w:p>
+      <w:pPr>
+        <w:pStyle w:val="BodyText"/>
+      </w:pPr>
+      <w:r>
+        <w:rPr>
+          <w:bCs/>
+          <w:b/>
+        </w:rPr>
+        <w:t xml:space="preserve">Classification and spatial testing.</w:t>
+      </w:r>
+      <w:r>
+        <w:t xml:space="preserve"> </w:t>
+      </w:r>
+      <w:r>
+        <w:t xml:space="preserve">Country groupings use</w:t>
+      </w:r>
+      <w:r>
+        <w:t xml:space="preserve"> </w:t>
+      </w:r>
+      <w:r>
+        <w:rPr>
+          <w:rStyle w:val="VerbatimChar"/>
+        </w:rPr>
         <w:t xml:space="preserve">kmeans</w:t>
       </w:r>
       <w:r>
-        <w:t xml:space="preserve">; group separation on each variable is tested with one-way</w:t>
-      </w:r>
-      <w:r>
-        <w:t xml:space="preserve"> </w:t>
-      </w:r>
-      <w:r>
-        <w:t xml:space="preserve">ANOVA and the non-parametric Kruskal–Wallis test; cluster stability is assessed by</w:t>
+        <w:t xml:space="preserve">; the number</w:t>
+      </w:r>
+      <w:r>
+        <w:t xml:space="preserve"> </w:t>
+      </w:r>
+      <w:r>
+        <w:t xml:space="preserve">of clusters is examined by the average silhouette width (Rousseeuw, 1987) over</w:t>
+      </w:r>
+      <w:r>
+        <w:t xml:space="preserve"> </w:t>
+      </w:r>
+      <w:r>
+        <w:t xml:space="preserve">k = 2…6, the seed is fixed for reproducibility, and cluster stability is checked by</w:t>
       </w:r>
       <w:r>
         <w:t xml:space="preserve"> </w:t>
@@ -1635,19 +2123,61 @@
         <w:t xml:space="preserve">pvclust</w:t>
       </w:r>
       <w:r>
-        <w:t xml:space="preserve">; Suzuki &amp; Shimodaira, 2006), and</w:t>
-      </w:r>
-      <w:r>
-        <w:t xml:space="preserve"> </w:t>
-      </w:r>
-      <w:r>
-        <w:t xml:space="preserve">multivariate outliers by the adjusted-quantile method (Filzmoser, Garrett &amp;</w:t>
-      </w:r>
-      <w:r>
-        <w:t xml:space="preserve"> </w:t>
-      </w:r>
-      <w:r>
-        <w:t xml:space="preserve">Reimann, 2005). Shapefiles are read with</w:t>
+        <w:t xml:space="preserve">; Suzuki &amp; Shimodaira, 2006). Group</w:t>
+      </w:r>
+      <w:r>
+        <w:t xml:space="preserve"> </w:t>
+      </w:r>
+      <w:r>
+        <w:t xml:space="preserve">separation on each variable is summarised by one-way ANOVA and Kruskal–Wallis</w:t>
+      </w:r>
+      <w:r>
+        <w:t xml:space="preserve"> </w:t>
+      </w:r>
+      <w:r>
+        <w:t xml:space="preserve">tests, with the caveat that testing the clustering variables across the clusters</w:t>
+      </w:r>
+      <w:r>
+        <w:t xml:space="preserve"> </w:t>
+      </w:r>
+      <w:r>
+        <w:t xml:space="preserve">they define is partly circular. Multivariate outliers are screened by the</w:t>
+      </w:r>
+      <w:r>
+        <w:t xml:space="preserve"> </w:t>
+      </w:r>
+      <w:r>
+        <w:t xml:space="preserve">adjusted-quantile method (Filzmoser, Garrett &amp; Reimann, 2005). Because the factor</w:t>
+      </w:r>
+      <w:r>
+        <w:t xml:space="preserve"> </w:t>
+      </w:r>
+      <w:r>
+        <w:t xml:space="preserve">scores, indices and cluster labels are written back to the attribute table, the</w:t>
+      </w:r>
+      <w:r>
+        <w:t xml:space="preserve"> </w:t>
+      </w:r>
+      <w:r>
+        <w:t xml:space="preserve">final products are choropleth maps. Spatial structure of the factor indices is</w:t>
+      </w:r>
+      <w:r>
+        <w:t xml:space="preserve"> </w:t>
+      </w:r>
+      <w:r>
+        <w:t xml:space="preserve">tested with global Moran’s I (Moran, 1950) and local indicators of spatial</w:t>
+      </w:r>
+      <w:r>
+        <w:t xml:space="preserve"> </w:t>
+      </w:r>
+      <w:r>
+        <w:t xml:space="preserve">association (LISA; Anselin, 1995), using row-standardised queen-contiguity weights</w:t>
+      </w:r>
+      <w:r>
+        <w:t xml:space="preserve"> </w:t>
+      </w:r>
+      <w:r>
+        <w:t xml:space="preserve">built from the country polygons with</w:t>
       </w:r>
       <w:r>
         <w:t xml:space="preserve"> </w:t>
@@ -1656,6 +2186,36 @@
         <w:rPr>
           <w:rStyle w:val="VerbatimChar"/>
         </w:rPr>
+        <w:t xml:space="preserve">spdep</w:t>
+      </w:r>
+      <w:r>
+        <w:t xml:space="preserve">. Three island states (Cape Verde,</w:t>
+      </w:r>
+      <w:r>
+        <w:t xml:space="preserve"> </w:t>
+      </w:r>
+      <w:r>
+        <w:t xml:space="preserve">Comoros, Madagascar) have no contiguity neighbours and enter under a zero-neighbour</w:t>
+      </w:r>
+      <w:r>
+        <w:t xml:space="preserve"> </w:t>
+      </w:r>
+      <w:r>
+        <w:t xml:space="preserve">policy; a distance- or k-nearest-based weighting would include them. Shapefiles are</w:t>
+      </w:r>
+      <w:r>
+        <w:t xml:space="preserve"> </w:t>
+      </w:r>
+      <w:r>
+        <w:t xml:space="preserve">read with</w:t>
+      </w:r>
+      <w:r>
+        <w:t xml:space="preserve"> </w:t>
+      </w:r>
+      <w:r>
+        <w:rPr>
+          <w:rStyle w:val="VerbatimChar"/>
+        </w:rPr>
         <w:t xml:space="preserve">sf</w:t>
       </w:r>
       <w:r>
@@ -1677,34 +2237,19 @@
         <w:t xml:space="preserve"> </w:t>
       </w:r>
       <w:r>
-        <w:t xml:space="preserve">(Pebesma &amp; Bivand, 2005). Because the factor scores, indices and cluster labels are</w:t>
-      </w:r>
-      <w:r>
-        <w:t xml:space="preserve"> </w:t>
-      </w:r>
-      <w:r>
-        <w:t xml:space="preserve">written back to the attribute table, the final products are choropleth maps of the</w:t>
-      </w:r>
-      <w:r>
-        <w:t xml:space="preserve"> </w:t>
-      </w:r>
-      <w:r>
-        <w:t xml:space="preserve">retained factors. Analyses were run in R 4.6 (R Core Team, 2026) with</w:t>
-      </w:r>
-      <w:r>
-        <w:t xml:space="preserve"> </w:t>
-      </w:r>
-      <w:r>
-        <w:rPr>
-          <w:rStyle w:val="VerbatimChar"/>
-        </w:rPr>
-        <w:t xml:space="preserve">qrfactor</w:t>
-      </w:r>
-      <w:r>
-        <w:t xml:space="preserve"> </w:t>
-      </w:r>
-      <w:r>
-        <w:t xml:space="preserve">1.5; the complete script is given in Appendix A.</w:t>
+        <w:t xml:space="preserve">(Pebesma &amp; Bivand, 2005).</w:t>
+      </w:r>
+      <w:r>
+        <w:t xml:space="preserve"> </w:t>
+      </w:r>
+      <w:r>
+        <w:t xml:space="preserve">Analyses were run in R 4.6 (R Core Team, 2026); the complete scripts reproduce</w:t>
+      </w:r>
+      <w:r>
+        <w:t xml:space="preserve"> </w:t>
+      </w:r>
+      <w:r>
+        <w:t xml:space="preserve">every table and figure (Appendix A).</w:t>
       </w:r>
     </w:p>
     <w:bookmarkEnd w:id="23"/>
@@ -1732,108 +2277,92 @@
         <w:t xml:space="preserve"> </w:t>
       </w:r>
       <w:r>
-        <w:t xml:space="preserve">The six indicators show the pattern that underlies the</w:t>
-      </w:r>
-      <w:r>
-        <w:t xml:space="preserve"> </w:t>
-      </w:r>
-      <w:r>
-        <w:t xml:space="preserve">paradox (Table 2). Agricultural and per-capita withdrawal are nearly</w:t>
-      </w:r>
-      <w:r>
-        <w:t xml:space="preserve"> </w:t>
-      </w:r>
-      <w:r>
-        <w:t xml:space="preserve">interchangeable (r = 0.99): in Africa, per-capita water use</w:t>
-      </w:r>
-      <w:r>
-        <w:t xml:space="preserve"> </w:t>
-      </w:r>
+        <w:t xml:space="preserve">The five indicators show the pattern that underlies the</w:t>
+      </w:r>
+      <w:r>
+        <w:t xml:space="preserve"> </w:t>
+      </w:r>
+      <w:r>
+        <w:t xml:space="preserve">paradox (Table 2). Municipal and industrial use rise together (r = 0.75), the</w:t>
+      </w:r>
+      <w:r>
+        <w:t xml:space="preserve"> </w:t>
+      </w:r>
+      <w:r>
+        <w:t xml:space="preserve">signature of a developing modern economy, and industrial and total withdrawal</w:t>
+      </w:r>
+      <w:r>
+        <w:t xml:space="preserve"> </w:t>
+      </w:r>
+      <w:r>
+        <w:t xml:space="preserve">track agricultural withdrawal (0.63–0.65). Critically, renewable</w:t>
+      </w:r>
+      <w:r>
+        <w:t xml:space="preserve"> </w:t>
+      </w:r>
+      <w:r>
+        <w:rPr>
+          <w:rStyle w:val="VerbatimChar"/>
+        </w:rPr>
+        <w:t xml:space="preserve">Resources</w:t>
+      </w:r>
+      <w:r>
+        <w:t xml:space="preserve"> </w:t>
+      </w:r>
+      <w:r>
+        <w:t xml:space="preserve">correlates only −0.04 to −0.19 with every use variable:</w:t>
+      </w:r>
+      <w:r>
+        <w:t xml:space="preserve"> </w:t>
+      </w:r>
+      <w:r>
+        <w:rPr>
+          <w:bCs/>
+          <w:b/>
+        </w:rPr>
+        <w:t xml:space="preserve">availability and use are</w:t>
+      </w:r>
+      <w:r>
+        <w:rPr>
+          <w:bCs/>
+          <w:b/>
+        </w:rPr>
+        <w:t xml:space="preserve"> </w:t>
+      </w:r>
+      <w:r>
+        <w:rPr>
+          <w:bCs/>
+          <w:b/>
+        </w:rPr>
+        <w:t xml:space="preserve">decoupled.</w:t>
+      </w:r>
+    </w:p>
+    <w:p>
+      <w:pPr>
+        <w:pStyle w:val="BodyText"/>
+      </w:pPr>
       <w:r>
         <w:rPr>
           <w:iCs/>
           <w:i/>
         </w:rPr>
-        <w:t xml:space="preserve">is</w:t>
-      </w:r>
-      <w:r>
-        <w:t xml:space="preserve"> </w:t>
-      </w:r>
-      <w:r>
-        <w:t xml:space="preserve">agricultural water</w:t>
-      </w:r>
-      <w:r>
-        <w:t xml:space="preserve"> </w:t>
-      </w:r>
-      <w:r>
-        <w:t xml:space="preserve">use. Municipal and industrial use rise together (r = 0.75), the signature of a</w:t>
-      </w:r>
-      <w:r>
-        <w:t xml:space="preserve"> </w:t>
-      </w:r>
-      <w:r>
-        <w:t xml:space="preserve">developing modern economy. Critically, renewable</w:t>
-      </w:r>
-      <w:r>
-        <w:t xml:space="preserve"> </w:t>
-      </w:r>
-      <w:r>
-        <w:rPr>
-          <w:rStyle w:val="VerbatimChar"/>
-        </w:rPr>
-        <w:t xml:space="preserve">Resources</w:t>
-      </w:r>
-      <w:r>
-        <w:t xml:space="preserve"> </w:t>
-      </w:r>
-      <w:r>
-        <w:t xml:space="preserve">correlates only</w:t>
-      </w:r>
-      <w:r>
-        <w:t xml:space="preserve"> </w:t>
-      </w:r>
-      <w:r>
-        <w:t xml:space="preserve">−0.04 to −0.19 with every use variable:</w:t>
-      </w:r>
-      <w:r>
-        <w:t xml:space="preserve"> </w:t>
-      </w:r>
-      <w:r>
-        <w:rPr>
-          <w:bCs/>
-          <w:b/>
-        </w:rPr>
-        <w:t xml:space="preserve">availability and use are decoupled.</w:t>
-      </w:r>
-    </w:p>
-    <w:p>
-      <w:pPr>
-        <w:pStyle w:val="BodyText"/>
-      </w:pPr>
-      <w:r>
-        <w:rPr>
-          <w:iCs/>
-          <w:i/>
-        </w:rPr>
-        <w:t xml:space="preserve">Table 2. Pearson correlations among the six water-use indicators (n = 50).</w:t>
+        <w:t xml:space="preserve">Table 2. Pearson correlations among the five indicators (n = 50).</w:t>
       </w:r>
     </w:p>
     <w:tbl>
       <w:tblPr>
         <w:tblStyle w:val="Table"/>
-        <w:tblW w:type="pct" w:w="5000"/>
+        <w:tblW w:type="auto" w:w="0"/>
         <w:tblLook w:firstRow="1" w:lastRow="0" w:firstColumn="0" w:lastColumn="0" w:noHBand="0" w:noVBand="0" w:val="0020"/>
         <w:jc w:val="start"/>
-        <w:tblLayout w:type="fixed"/>
       </w:tblPr>
       <w:tblGrid>
-        <w:gridCol w:w="880"/>
-        <w:gridCol w:w="1173"/>
-        <w:gridCol w:w="1173"/>
-        <w:gridCol w:w="1173"/>
-        <w:gridCol w:w="1173"/>
-        <w:gridCol w:w="1173"/>
-        <w:gridCol w:w="1173"/>
+        <w:gridCol w:w="1320"/>
+        <w:gridCol w:w="1320"/>
+        <w:gridCol w:w="1320"/>
+        <w:gridCol w:w="1320"/>
+        <w:gridCol w:w="1320"/>
+        <w:gridCol w:w="1320"/>
       </w:tblGrid>
       <w:tr>
         <w:trPr>
@@ -1907,18 +2436,6 @@
             </w:r>
           </w:p>
         </w:tc>
-        <w:tc>
-          <w:tcPr/>
-          <w:p>
-            <w:pPr>
-              <w:pStyle w:val="Compact"/>
-              <w:jc w:val="right"/>
-            </w:pPr>
-            <w:r>
-              <w:t xml:space="preserve">perCapitaW</w:t>
-            </w:r>
-          </w:p>
-        </w:tc>
       </w:tr>
       <w:tr>
         <w:tc>
@@ -1993,18 +2510,6 @@
             </w:r>
           </w:p>
         </w:tc>
-        <w:tc>
-          <w:tcPr/>
-          <w:p>
-            <w:pPr>
-              <w:pStyle w:val="Compact"/>
-              <w:jc w:val="right"/>
-            </w:pPr>
-            <w:r>
-              <w:t xml:space="preserve">0.44</w:t>
-            </w:r>
-          </w:p>
-        </w:tc>
       </w:tr>
       <w:tr>
         <w:tc>
@@ -2079,18 +2584,6 @@
             </w:r>
           </w:p>
         </w:tc>
-        <w:tc>
-          <w:tcPr/>
-          <w:p>
-            <w:pPr>
-              <w:pStyle w:val="Compact"/>
-              <w:jc w:val="right"/>
-            </w:pPr>
-            <w:r>
-              <w:t xml:space="preserve">0.55</w:t>
-            </w:r>
-          </w:p>
-        </w:tc>
       </w:tr>
       <w:tr>
         <w:tc>
@@ -2165,18 +2658,6 @@
             </w:r>
           </w:p>
         </w:tc>
-        <w:tc>
-          <w:tcPr/>
-          <w:p>
-            <w:pPr>
-              <w:pStyle w:val="Compact"/>
-              <w:jc w:val="right"/>
-            </w:pPr>
-            <w:r>
-              <w:t xml:space="preserve">0.99</w:t>
-            </w:r>
-          </w:p>
-        </w:tc>
       </w:tr>
       <w:tr>
         <w:tc>
@@ -2251,18 +2732,6 @@
             </w:r>
           </w:p>
         </w:tc>
-        <w:tc>
-          <w:tcPr/>
-          <w:p>
-            <w:pPr>
-              <w:pStyle w:val="Compact"/>
-              <w:jc w:val="right"/>
-            </w:pPr>
-            <w:r>
-              <w:t xml:space="preserve">−0.14</w:t>
-            </w:r>
-          </w:p>
-        </w:tc>
       </w:tr>
       <w:tr>
         <w:tc>
@@ -2337,104 +2806,6 @@
             </w:r>
           </w:p>
         </w:tc>
-        <w:tc>
-          <w:tcPr/>
-          <w:p>
-            <w:pPr>
-              <w:pStyle w:val="Compact"/>
-              <w:jc w:val="right"/>
-            </w:pPr>
-            <w:r>
-              <w:t xml:space="preserve">0.65</w:t>
-            </w:r>
-          </w:p>
-        </w:tc>
-      </w:tr>
-      <w:tr>
-        <w:tc>
-          <w:tcPr/>
-          <w:p>
-            <w:pPr>
-              <w:pStyle w:val="Compact"/>
-              <w:jc w:val="left"/>
-            </w:pPr>
-            <w:r>
-              <w:t xml:space="preserve">perCapitaW</w:t>
-            </w:r>
-          </w:p>
-        </w:tc>
-        <w:tc>
-          <w:tcPr/>
-          <w:p>
-            <w:pPr>
-              <w:pStyle w:val="Compact"/>
-              <w:jc w:val="right"/>
-            </w:pPr>
-            <w:r>
-              <w:t xml:space="preserve">0.44</w:t>
-            </w:r>
-          </w:p>
-        </w:tc>
-        <w:tc>
-          <w:tcPr/>
-          <w:p>
-            <w:pPr>
-              <w:pStyle w:val="Compact"/>
-              <w:jc w:val="right"/>
-            </w:pPr>
-            <w:r>
-              <w:t xml:space="preserve">0.55</w:t>
-            </w:r>
-          </w:p>
-        </w:tc>
-        <w:tc>
-          <w:tcPr/>
-          <w:p>
-            <w:pPr>
-              <w:pStyle w:val="Compact"/>
-              <w:jc w:val="right"/>
-            </w:pPr>
-            <w:r>
-              <w:t xml:space="preserve">0.99</w:t>
-            </w:r>
-          </w:p>
-        </w:tc>
-        <w:tc>
-          <w:tcPr/>
-          <w:p>
-            <w:pPr>
-              <w:pStyle w:val="Compact"/>
-              <w:jc w:val="right"/>
-            </w:pPr>
-            <w:r>
-              <w:t xml:space="preserve">−0.14</w:t>
-            </w:r>
-          </w:p>
-        </w:tc>
-        <w:tc>
-          <w:tcPr/>
-          <w:p>
-            <w:pPr>
-              <w:pStyle w:val="Compact"/>
-              <w:jc w:val="right"/>
-            </w:pPr>
-            <w:r>
-              <w:t xml:space="preserve">0.65</w:t>
-            </w:r>
-          </w:p>
-        </w:tc>
-        <w:tc>
-          <w:tcPr/>
-          <w:p>
-            <w:pPr>
-              <w:pStyle w:val="Compact"/>
-              <w:jc w:val="right"/>
-            </w:pPr>
-            <w:r>
-              <w:t xml:space="preserve">1.00</w:t>
-            </w:r>
-          </w:p>
-        </w:tc>
       </w:tr>
     </w:tbl>
     <w:p>
@@ -2446,25 +2817,37 @@
           <w:bCs/>
           <w:b/>
         </w:rPr>
-        <w:t xml:space="preserve">Factor retention.</w:t>
-      </w:r>
-      <w:r>
-        <w:t xml:space="preserve"> </w:t>
-      </w:r>
-      <w:r>
-        <w:t xml:space="preserve">The first two eigenvalues exceed unity (3.36, 1.08) and</w:t>
-      </w:r>
-      <w:r>
-        <w:t xml:space="preserve"> </w:t>
-      </w:r>
-      <w:r>
-        <w:t xml:space="preserve">together explain 74.0% of the variation; a third (0.91) sits just below the Kaiser</w:t>
-      </w:r>
-      <w:r>
-        <w:t xml:space="preserve"> </w:t>
-      </w:r>
-      <w:r>
-        <w:t xml:space="preserve">threshold, and the sixth collapses to zero — the arithmetic signature of the</w:t>
+        <w:t xml:space="preserve">Factorability.</w:t>
+      </w:r>
+      <w:r>
+        <w:t xml:space="preserve"> </w:t>
+      </w:r>
+      <w:r>
+        <w:t xml:space="preserve">Bartlett’s test strongly rejects sphericity (χ² = 98.2,</w:t>
+      </w:r>
+      <w:r>
+        <w:t xml:space="preserve"> </w:t>
+      </w:r>
+      <w:r>
+        <w:t xml:space="preserve">df = 10, p = 1.3 × 10⁻¹⁶): the matrix is not an identity and is worth factoring.</w:t>
+      </w:r>
+      <w:r>
+        <w:t xml:space="preserve"> </w:t>
+      </w:r>
+      <w:r>
+        <w:t xml:space="preserve">The KMO measure of sampling adequacy is modest, however, at 0.56 overall, with</w:t>
+      </w:r>
+      <w:r>
+        <w:t xml:space="preserve"> </w:t>
+      </w:r>
+      <w:r>
+        <w:t xml:space="preserve">three items near the 0.5 floor (Domestic 0.50, withdrawal 0.52, Industry 0.56) and</w:t>
+      </w:r>
+      <w:r>
+        <w:t xml:space="preserve"> </w:t>
+      </w:r>
+      <w:r>
+        <w:t xml:space="preserve">only</w:t>
       </w:r>
       <w:r>
         <w:t xml:space="preserve"> </w:t>
@@ -2473,34 +2856,128 @@
         <w:rPr>
           <w:rStyle w:val="VerbatimChar"/>
         </w:rPr>
+        <w:t xml:space="preserve">Resources</w:t>
+      </w:r>
+      <w:r>
+        <w:t xml:space="preserve"> </w:t>
+      </w:r>
+      <w:r>
+        <w:t xml:space="preserve">(0.78) and</w:t>
+      </w:r>
+      <w:r>
+        <w:t xml:space="preserve"> </w:t>
+      </w:r>
+      <w:r>
+        <w:rPr>
+          <w:rStyle w:val="VerbatimChar"/>
+        </w:rPr>
         <w:t xml:space="preserve">Agricultur</w:t>
       </w:r>
       <w:r>
-        <w:t xml:space="preserve">–</w:t>
-      </w:r>
-      <w:r>
-        <w:rPr>
-          <w:rStyle w:val="VerbatimChar"/>
-        </w:rPr>
-        <w:t xml:space="preserve">perCapitaW</w:t>
-      </w:r>
-      <w:r>
-        <w:t xml:space="preserve"> </w:t>
-      </w:r>
-      <w:r>
-        <w:t xml:space="preserve">redundancy (Table 3). Two factors are retained.</w:t>
-      </w:r>
-    </w:p>
-    <w:p>
-      <w:pPr>
-        <w:pStyle w:val="BodyText"/>
-      </w:pPr>
+        <w:t xml:space="preserve"> </w:t>
+      </w:r>
+      <w:r>
+        <w:t xml:space="preserve">(0.70) comfortably adequate. We therefore</w:t>
+      </w:r>
+      <w:r>
+        <w:t xml:space="preserve"> </w:t>
+      </w:r>
+      <w:r>
+        <w:t xml:space="preserve">treat the factor solution as an</w:t>
+      </w:r>
+      <w:r>
+        <w:t xml:space="preserve"> </w:t>
+      </w:r>
       <w:r>
         <w:rPr>
           <w:iCs/>
           <w:i/>
         </w:rPr>
-        <w:t xml:space="preserve">Table 3. Eigenvalues and variance explained (correlation-based scaling).</w:t>
+        <w:t xml:space="preserve">exploratory</w:t>
+      </w:r>
+      <w:r>
+        <w:t xml:space="preserve"> </w:t>
+      </w:r>
+      <w:r>
+        <w:t xml:space="preserve">data reduction rather than a</w:t>
+      </w:r>
+      <w:r>
+        <w:t xml:space="preserve"> </w:t>
+      </w:r>
+      <w:r>
+        <w:t xml:space="preserve">confirmatory measurement model, and report retention conservatively.</w:t>
+      </w:r>
+    </w:p>
+    <w:p>
+      <w:pPr>
+        <w:pStyle w:val="BodyText"/>
+      </w:pPr>
+      <w:r>
+        <w:rPr>
+          <w:bCs/>
+          <w:b/>
+        </w:rPr>
+        <w:t xml:space="preserve">Retention.</w:t>
+      </w:r>
+      <w:r>
+        <w:t xml:space="preserve"> </w:t>
+      </w:r>
+      <w:r>
+        <w:t xml:space="preserve">The first two eigenvalues exceed unity (2.61, 1.02) and together</w:t>
+      </w:r>
+      <w:r>
+        <w:t xml:space="preserve"> </w:t>
+      </w:r>
+      <w:r>
+        <w:t xml:space="preserve">explain 72.6% of the variance (Table 3), so the Kaiser rule retains two factors.</w:t>
+      </w:r>
+      <w:r>
+        <w:t xml:space="preserve"> </w:t>
+      </w:r>
+      <w:r>
+        <w:t xml:space="preserve">Horn’s parallel analysis is more conservative, retaining only one component: the</w:t>
+      </w:r>
+      <w:r>
+        <w:t xml:space="preserve"> </w:t>
+      </w:r>
+      <w:r>
+        <w:t xml:space="preserve">second eigenvalue (1.02) barely clears the Kaiser threshold and falls below the</w:t>
+      </w:r>
+      <w:r>
+        <w:t xml:space="preserve"> </w:t>
+      </w:r>
+      <w:r>
+        <w:t xml:space="preserve">parallel-analysis cut-off. We retain two factors on the grounds of interpretability</w:t>
+      </w:r>
+      <w:r>
+        <w:t xml:space="preserve"> </w:t>
+      </w:r>
+      <w:r>
+        <w:t xml:space="preserve">and the clean rotated structure below, but flag that the second factor is</w:t>
+      </w:r>
+      <w:r>
+        <w:t xml:space="preserve"> </w:t>
+      </w:r>
+      <w:r>
+        <w:t xml:space="preserve">statistically marginal — a caveat that shapes how far the resource contrast should</w:t>
+      </w:r>
+      <w:r>
+        <w:t xml:space="preserve"> </w:t>
+      </w:r>
+      <w:r>
+        <w:t xml:space="preserve">be pressed.</w:t>
+      </w:r>
+    </w:p>
+    <w:p>
+      <w:pPr>
+        <w:pStyle w:val="BodyText"/>
+      </w:pPr>
+      <w:r>
+        <w:rPr>
+          <w:iCs/>
+          <w:i/>
+        </w:rPr>
+        <w:t xml:space="preserve">Table 3. Eigenvalues and variance explained (five indicators, correlation-based scaling).</w:t>
       </w:r>
     </w:p>
     <w:tbl>
@@ -2590,31 +3067,31 @@
               <w:jc w:val="right"/>
             </w:pPr>
             <w:r>
-              <w:t xml:space="preserve">3.360</w:t>
-            </w:r>
-          </w:p>
-        </w:tc>
-        <w:tc>
-          <w:tcPr/>
-          <w:p>
-            <w:pPr>
-              <w:pStyle w:val="Compact"/>
-              <w:jc w:val="right"/>
-            </w:pPr>
-            <w:r>
-              <w:t xml:space="preserve">56.01</w:t>
-            </w:r>
-          </w:p>
-        </w:tc>
-        <w:tc>
-          <w:tcPr/>
-          <w:p>
-            <w:pPr>
-              <w:pStyle w:val="Compact"/>
-              <w:jc w:val="right"/>
-            </w:pPr>
-            <w:r>
-              <w:t xml:space="preserve">56.01</w:t>
+              <w:t xml:space="preserve">2.609</w:t>
+            </w:r>
+          </w:p>
+        </w:tc>
+        <w:tc>
+          <w:tcPr/>
+          <w:p>
+            <w:pPr>
+              <w:pStyle w:val="Compact"/>
+              <w:jc w:val="right"/>
+            </w:pPr>
+            <w:r>
+              <w:t xml:space="preserve">52.18</w:t>
+            </w:r>
+          </w:p>
+        </w:tc>
+        <w:tc>
+          <w:tcPr/>
+          <w:p>
+            <w:pPr>
+              <w:pStyle w:val="Compact"/>
+              <w:jc w:val="right"/>
+            </w:pPr>
+            <w:r>
+              <w:t xml:space="preserve">52.18</w:t>
             </w:r>
           </w:p>
         </w:tc>
@@ -2640,31 +3117,31 @@
               <w:jc w:val="right"/>
             </w:pPr>
             <w:r>
-              <w:t xml:space="preserve">1.079</w:t>
-            </w:r>
-          </w:p>
-        </w:tc>
-        <w:tc>
-          <w:tcPr/>
-          <w:p>
-            <w:pPr>
-              <w:pStyle w:val="Compact"/>
-              <w:jc w:val="right"/>
-            </w:pPr>
-            <w:r>
-              <w:t xml:space="preserve">17.98</w:t>
-            </w:r>
-          </w:p>
-        </w:tc>
-        <w:tc>
-          <w:tcPr/>
-          <w:p>
-            <w:pPr>
-              <w:pStyle w:val="Compact"/>
-              <w:jc w:val="right"/>
-            </w:pPr>
-            <w:r>
-              <w:t xml:space="preserve">73.98</w:t>
+              <w:t xml:space="preserve">1.020</w:t>
+            </w:r>
+          </w:p>
+        </w:tc>
+        <w:tc>
+          <w:tcPr/>
+          <w:p>
+            <w:pPr>
+              <w:pStyle w:val="Compact"/>
+              <w:jc w:val="right"/>
+            </w:pPr>
+            <w:r>
+              <w:t xml:space="preserve">20.39</w:t>
+            </w:r>
+          </w:p>
+        </w:tc>
+        <w:tc>
+          <w:tcPr/>
+          <w:p>
+            <w:pPr>
+              <w:pStyle w:val="Compact"/>
+              <w:jc w:val="right"/>
+            </w:pPr>
+            <w:r>
+              <w:t xml:space="preserve">72.57</w:t>
             </w:r>
           </w:p>
         </w:tc>
@@ -2690,31 +3167,31 @@
               <w:jc w:val="right"/>
             </w:pPr>
             <w:r>
-              <w:t xml:space="preserve">0.906</w:t>
-            </w:r>
-          </w:p>
-        </w:tc>
-        <w:tc>
-          <w:tcPr/>
-          <w:p>
-            <w:pPr>
-              <w:pStyle w:val="Compact"/>
-              <w:jc w:val="right"/>
-            </w:pPr>
-            <w:r>
-              <w:t xml:space="preserve">15.10</w:t>
-            </w:r>
-          </w:p>
-        </w:tc>
-        <w:tc>
-          <w:tcPr/>
-          <w:p>
-            <w:pPr>
-              <w:pStyle w:val="Compact"/>
-              <w:jc w:val="right"/>
-            </w:pPr>
-            <w:r>
-              <w:t xml:space="preserve">89.08</w:t>
+              <w:t xml:space="preserve">0.823</w:t>
+            </w:r>
+          </w:p>
+        </w:tc>
+        <w:tc>
+          <w:tcPr/>
+          <w:p>
+            <w:pPr>
+              <w:pStyle w:val="Compact"/>
+              <w:jc w:val="right"/>
+            </w:pPr>
+            <w:r>
+              <w:t xml:space="preserve">16.46</w:t>
+            </w:r>
+          </w:p>
+        </w:tc>
+        <w:tc>
+          <w:tcPr/>
+          <w:p>
+            <w:pPr>
+              <w:pStyle w:val="Compact"/>
+              <w:jc w:val="right"/>
+            </w:pPr>
+            <w:r>
+              <w:t xml:space="preserve">89.03</w:t>
             </w:r>
           </w:p>
         </w:tc>
@@ -2740,31 +3217,31 @@
               <w:jc w:val="right"/>
             </w:pPr>
             <w:r>
-              <w:t xml:space="preserve">0.521</w:t>
-            </w:r>
-          </w:p>
-        </w:tc>
-        <w:tc>
-          <w:tcPr/>
-          <w:p>
-            <w:pPr>
-              <w:pStyle w:val="Compact"/>
-              <w:jc w:val="right"/>
-            </w:pPr>
-            <w:r>
-              <w:t xml:space="preserve">8.69</w:t>
-            </w:r>
-          </w:p>
-        </w:tc>
-        <w:tc>
-          <w:tcPr/>
-          <w:p>
-            <w:pPr>
-              <w:pStyle w:val="Compact"/>
-              <w:jc w:val="right"/>
-            </w:pPr>
-            <w:r>
-              <w:t xml:space="preserve">97.77</w:t>
+              <w:t xml:space="preserve">0.416</w:t>
+            </w:r>
+          </w:p>
+        </w:tc>
+        <w:tc>
+          <w:tcPr/>
+          <w:p>
+            <w:pPr>
+              <w:pStyle w:val="Compact"/>
+              <w:jc w:val="right"/>
+            </w:pPr>
+            <w:r>
+              <w:t xml:space="preserve">8.31</w:t>
+            </w:r>
+          </w:p>
+        </w:tc>
+        <w:tc>
+          <w:tcPr/>
+          <w:p>
+            <w:pPr>
+              <w:pStyle w:val="Compact"/>
+              <w:jc w:val="right"/>
+            </w:pPr>
+            <w:r>
+              <w:t xml:space="preserve">97.34</w:t>
             </w:r>
           </w:p>
         </w:tc>
@@ -2790,69 +3267,19 @@
               <w:jc w:val="right"/>
             </w:pPr>
             <w:r>
-              <w:t xml:space="preserve">0.134</w:t>
-            </w:r>
-          </w:p>
-        </w:tc>
-        <w:tc>
-          <w:tcPr/>
-          <w:p>
-            <w:pPr>
-              <w:pStyle w:val="Compact"/>
-              <w:jc w:val="right"/>
-            </w:pPr>
-            <w:r>
-              <w:t xml:space="preserve">2.23</w:t>
-            </w:r>
-          </w:p>
-        </w:tc>
-        <w:tc>
-          <w:tcPr/>
-          <w:p>
-            <w:pPr>
-              <w:pStyle w:val="Compact"/>
-              <w:jc w:val="right"/>
-            </w:pPr>
-            <w:r>
-              <w:t xml:space="preserve">100.00</w:t>
-            </w:r>
-          </w:p>
-        </w:tc>
-      </w:tr>
-      <w:tr>
-        <w:tc>
-          <w:tcPr/>
-          <w:p>
-            <w:pPr>
-              <w:pStyle w:val="Compact"/>
-              <w:jc w:val="left"/>
-            </w:pPr>
-            <w:r>
-              <w:t xml:space="preserve">6</w:t>
-            </w:r>
-          </w:p>
-        </w:tc>
-        <w:tc>
-          <w:tcPr/>
-          <w:p>
-            <w:pPr>
-              <w:pStyle w:val="Compact"/>
-              <w:jc w:val="right"/>
-            </w:pPr>
-            <w:r>
-              <w:t xml:space="preserve">~0</w:t>
-            </w:r>
-          </w:p>
-        </w:tc>
-        <w:tc>
-          <w:tcPr/>
-          <w:p>
-            <w:pPr>
-              <w:pStyle w:val="Compact"/>
-              <w:jc w:val="right"/>
-            </w:pPr>
-            <w:r>
-              <w:t xml:space="preserve">~0</w:t>
+              <w:t xml:space="preserve">0.133</w:t>
+            </w:r>
+          </w:p>
+        </w:tc>
+        <w:tc>
+          <w:tcPr/>
+          <w:p>
+            <w:pPr>
+              <w:pStyle w:val="Compact"/>
+              <w:jc w:val="right"/>
+            </w:pPr>
+            <w:r>
+              <w:t xml:space="preserve">2.66</w:t>
             </w:r>
           </w:p>
         </w:tc>
@@ -2879,25 +3306,19 @@
           <w:bCs/>
           <w:b/>
         </w:rPr>
-        <w:t xml:space="preserve">What the factors mean.</w:t>
-      </w:r>
-      <w:r>
-        <w:t xml:space="preserve"> </w:t>
-      </w:r>
-      <w:r>
-        <w:t xml:space="preserve">R-mode loadings (Table 4) show that five of six</w:t>
-      </w:r>
-      <w:r>
-        <w:t xml:space="preserve"> </w:t>
-      </w:r>
-      <w:r>
-        <w:t xml:space="preserve">variables load strongly and negatively on Factor 1 (−0.67 to −0.91): it is a</w:t>
-      </w:r>
-      <w:r>
-        <w:t xml:space="preserve"> </w:t>
-      </w:r>
-      <w:r>
-        <w:t xml:space="preserve">general</w:t>
+        <w:t xml:space="preserve">Rotated structure.</w:t>
+      </w:r>
+      <w:r>
+        <w:t xml:space="preserve"> </w:t>
+      </w:r>
+      <w:r>
+        <w:t xml:space="preserve">The varimax-rotated two-factor solution is clean and</w:t>
+      </w:r>
+      <w:r>
+        <w:t xml:space="preserve"> </w:t>
+      </w:r>
+      <w:r>
+        <w:t xml:space="preserve">interpretable (Table 4). Factor 1 (49.0% of variance after rotation) is a general</w:t>
       </w:r>
       <w:r>
         <w:t xml:space="preserve"> </w:t>
@@ -2910,7 +3331,13 @@
         <w:t xml:space="preserve">scale of water use</w:t>
       </w:r>
       <w:r>
-        <w:t xml:space="preserve">, dominated by agriculture.</w:t>
+        <w:t xml:space="preserve">: industrial (0.84), total (0.87), agricultural (0.78) and</w:t>
+      </w:r>
+      <w:r>
+        <w:t xml:space="preserve"> </w:t>
+      </w:r>
+      <w:r>
+        <w:t xml:space="preserve">municipal (0.61) withdrawal load together while</w:t>
       </w:r>
       <w:r>
         <w:t xml:space="preserve"> </w:t>
@@ -2925,13 +3352,13 @@
         <w:t xml:space="preserve"> </w:t>
       </w:r>
       <w:r>
-        <w:t xml:space="preserve">alone loads on</w:t>
-      </w:r>
-      <w:r>
-        <w:t xml:space="preserve"> </w:t>
-      </w:r>
-      <w:r>
-        <w:t xml:space="preserve">Factor 2 (−0.68), which is therefore a</w:t>
+        <w:t xml:space="preserve">loads near zero.</w:t>
+      </w:r>
+      <w:r>
+        <w:t xml:space="preserve"> </w:t>
+      </w:r>
+      <w:r>
+        <w:t xml:space="preserve">Factor 2 (23.5%) is a</w:t>
       </w:r>
       <w:r>
         <w:t xml:space="preserve"> </w:t>
@@ -2944,37 +3371,10 @@
         <w:t xml:space="preserve">resource-versus-use contrast</w:t>
       </w:r>
       <w:r>
-        <w:t xml:space="preserve">. The</w:t>
-      </w:r>
-      <w:r>
-        <w:t xml:space="preserve"> </w:t>
-      </w:r>
-      <w:r>
-        <w:t xml:space="preserve">simultaneous Q/R biplot (Figure 1) places variables and countries on these axes</w:t>
-      </w:r>
-      <w:r>
-        <w:t xml:space="preserve"> </w:t>
-      </w:r>
-      <w:r>
-        <w:t xml:space="preserve">together. It resolves into interpretable regions: the heavy agricultural users —</w:t>
-      </w:r>
-      <w:r>
-        <w:t xml:space="preserve"> </w:t>
-      </w:r>
-      <w:r>
-        <w:t xml:space="preserve">Egypt, Sudan, Madagascar, Libya, Mali, Mauritania and Swaziland — lie at the</w:t>
-      </w:r>
-      <w:r>
-        <w:t xml:space="preserve"> </w:t>
-      </w:r>
-      <w:r>
-        <w:t xml:space="preserve">high-use pole; the water-rich Congo and the Democratic Republic of the Congo lie</w:t>
-      </w:r>
-      <w:r>
-        <w:t xml:space="preserve"> </w:t>
-      </w:r>
-      <w:r>
-        <w:t xml:space="preserve">alone by the</w:t>
+        <w:t xml:space="preserve"> </w:t>
+      </w:r>
+      <w:r>
+        <w:t xml:space="preserve">on which</w:t>
       </w:r>
       <w:r>
         <w:t xml:space="preserve"> </w:t>
@@ -2989,43 +3389,120 @@
         <w:t xml:space="preserve"> </w:t>
       </w:r>
       <w:r>
-        <w:t xml:space="preserve">vector, with vast supply and negligible withdrawal;</w:t>
-      </w:r>
-      <w:r>
-        <w:t xml:space="preserve"> </w:t>
-      </w:r>
-      <w:r>
-        <w:t xml:space="preserve">Equatorial Guinea, Algeria and Botswana define a domestic/industrial tilt; and a</w:t>
-      </w:r>
-      <w:r>
-        <w:t xml:space="preserve"> </w:t>
-      </w:r>
-      <w:r>
-        <w:t xml:space="preserve">dense cluster of small, low-use economies fills the remainder. As Figure 1 shows,</w:t>
-      </w:r>
-      <w:r>
-        <w:t xml:space="preserve"> </w:t>
-      </w:r>
-      <w:r>
-        <w:t xml:space="preserve">Congo and Egypt land almost as far apart as the data allow — one holds the water,</w:t>
-      </w:r>
-      <w:r>
-        <w:t xml:space="preserve"> </w:t>
-      </w:r>
-      <w:r>
-        <w:t xml:space="preserve">the other uses it.</w:t>
-      </w:r>
-    </w:p>
-    <w:p>
-      <w:pPr>
-        <w:pStyle w:val="BodyText"/>
-      </w:pPr>
+        <w:t xml:space="preserve">loads</w:t>
+      </w:r>
+      <w:r>
+        <w:t xml:space="preserve"> </w:t>
+      </w:r>
+      <w:r>
+        <w:t xml:space="preserve">almost alone (0.89), opposed weakly by municipal use (−0.52). Communalities range</w:t>
+      </w:r>
+      <w:r>
+        <w:t xml:space="preserve"> </w:t>
+      </w:r>
+      <w:r>
+        <w:t xml:space="preserve">0.61–0.82, so every indicator is well represented. The two factors thus separate</w:t>
+      </w:r>
+      <w:r>
+        <w:t xml:space="preserve"> </w:t>
+      </w:r>
       <w:r>
         <w:rPr>
           <w:iCs/>
           <w:i/>
         </w:rPr>
-        <w:t xml:space="preserve">Table 4. R-mode loadings on the first two retained factors.</w:t>
+        <w:t xml:space="preserve">how much</w:t>
+      </w:r>
+      <w:r>
+        <w:t xml:space="preserve"> </w:t>
+      </w:r>
+      <w:r>
+        <w:t xml:space="preserve">water is used from</w:t>
+      </w:r>
+      <w:r>
+        <w:t xml:space="preserve"> </w:t>
+      </w:r>
+      <w:r>
+        <w:rPr>
+          <w:iCs/>
+          <w:i/>
+        </w:rPr>
+        <w:t xml:space="preserve">how much</w:t>
+      </w:r>
+      <w:r>
+        <w:t xml:space="preserve"> </w:t>
+      </w:r>
+      <w:r>
+        <w:t xml:space="preserve">is available — the algebraic expression of</w:t>
+      </w:r>
+      <w:r>
+        <w:t xml:space="preserve"> </w:t>
+      </w:r>
+      <w:r>
+        <w:t xml:space="preserve">the decoupling seen in Table 2. The simultaneous Q/R biplot (Figure 1) places</w:t>
+      </w:r>
+      <w:r>
+        <w:t xml:space="preserve"> </w:t>
+      </w:r>
+      <w:r>
+        <w:t xml:space="preserve">variables and countries on these axes together: the heavy agricultural users —</w:t>
+      </w:r>
+      <w:r>
+        <w:t xml:space="preserve"> </w:t>
+      </w:r>
+      <w:r>
+        <w:t xml:space="preserve">Egypt, Sudan, Madagascar, Libya, Mali, Mauritania and Swaziland — lie at the</w:t>
+      </w:r>
+      <w:r>
+        <w:t xml:space="preserve"> </w:t>
+      </w:r>
+      <w:r>
+        <w:t xml:space="preserve">high-use pole, the water-rich Congo and the Democratic Republic of the Congo lie</w:t>
+      </w:r>
+      <w:r>
+        <w:t xml:space="preserve"> </w:t>
+      </w:r>
+      <w:r>
+        <w:t xml:space="preserve">alone by the</w:t>
+      </w:r>
+      <w:r>
+        <w:t xml:space="preserve"> </w:t>
+      </w:r>
+      <w:r>
+        <w:rPr>
+          <w:rStyle w:val="VerbatimChar"/>
+        </w:rPr>
+        <w:t xml:space="preserve">Resources</w:t>
+      </w:r>
+      <w:r>
+        <w:t xml:space="preserve"> </w:t>
+      </w:r>
+      <w:r>
+        <w:t xml:space="preserve">vector, and a dense cluster of small, low-use economies</w:t>
+      </w:r>
+      <w:r>
+        <w:t xml:space="preserve"> </w:t>
+      </w:r>
+      <w:r>
+        <w:t xml:space="preserve">fills the remainder. As Figure 1 shows, Congo and Egypt land almost as far apart as</w:t>
+      </w:r>
+      <w:r>
+        <w:t xml:space="preserve"> </w:t>
+      </w:r>
+      <w:r>
+        <w:t xml:space="preserve">the data allow.</w:t>
+      </w:r>
+    </w:p>
+    <w:p>
+      <w:pPr>
+        <w:pStyle w:val="BodyText"/>
+      </w:pPr>
+      <w:r>
+        <w:rPr>
+          <w:iCs/>
+          <w:i/>
+        </w:rPr>
+        <w:t xml:space="preserve">Table 4. Varimax-rotated loadings and communalities (loadings |·| &lt; 0.3 suppressed).</w:t>
       </w:r>
     </w:p>
     <w:tbl>
@@ -3036,9 +3513,10 @@
         <w:jc w:val="start"/>
       </w:tblPr>
       <w:tblGrid>
-        <w:gridCol w:w="2640"/>
-        <w:gridCol w:w="2640"/>
-        <w:gridCol w:w="2640"/>
+        <w:gridCol w:w="1980"/>
+        <w:gridCol w:w="1980"/>
+        <w:gridCol w:w="1980"/>
+        <w:gridCol w:w="1980"/>
       </w:tblGrid>
       <w:tr>
         <w:trPr>
@@ -3064,19 +3542,31 @@
               <w:jc w:val="right"/>
             </w:pPr>
             <w:r>
-              <w:t xml:space="preserve">Factor 1</w:t>
-            </w:r>
-          </w:p>
-        </w:tc>
-        <w:tc>
-          <w:tcPr/>
-          <w:p>
-            <w:pPr>
-              <w:pStyle w:val="Compact"/>
-              <w:jc w:val="right"/>
-            </w:pPr>
-            <w:r>
-              <w:t xml:space="preserve">Factor 2</w:t>
+              <w:t xml:space="preserve">RC1 (use)</w:t>
+            </w:r>
+          </w:p>
+        </w:tc>
+        <w:tc>
+          <w:tcPr/>
+          <w:p>
+            <w:pPr>
+              <w:pStyle w:val="Compact"/>
+              <w:jc w:val="right"/>
+            </w:pPr>
+            <w:r>
+              <w:t xml:space="preserve">RC2 (resources)</w:t>
+            </w:r>
+          </w:p>
+        </w:tc>
+        <w:tc>
+          <w:tcPr/>
+          <w:p>
+            <w:pPr>
+              <w:pStyle w:val="Compact"/>
+              <w:jc w:val="right"/>
+            </w:pPr>
+            <w:r>
+              <w:t xml:space="preserve">Communality</w:t>
             </w:r>
           </w:p>
         </w:tc>
@@ -3102,19 +3592,31 @@
               <w:jc w:val="right"/>
             </w:pPr>
             <w:r>
-              <w:t xml:space="preserve">−0.667</w:t>
-            </w:r>
-          </w:p>
-        </w:tc>
-        <w:tc>
-          <w:tcPr/>
-          <w:p>
-            <w:pPr>
-              <w:pStyle w:val="Compact"/>
-              <w:jc w:val="right"/>
-            </w:pPr>
-            <w:r>
-              <w:t xml:space="preserve">0.529</w:t>
+              <w:t xml:space="preserve">0.61</w:t>
+            </w:r>
+          </w:p>
+        </w:tc>
+        <w:tc>
+          <w:tcPr/>
+          <w:p>
+            <w:pPr>
+              <w:pStyle w:val="Compact"/>
+              <w:jc w:val="right"/>
+            </w:pPr>
+            <w:r>
+              <w:t xml:space="preserve">−0.52</w:t>
+            </w:r>
+          </w:p>
+        </w:tc>
+        <w:tc>
+          <w:tcPr/>
+          <w:p>
+            <w:pPr>
+              <w:pStyle w:val="Compact"/>
+              <w:jc w:val="right"/>
+            </w:pPr>
+            <w:r>
+              <w:t xml:space="preserve">0.64</w:t>
             </w:r>
           </w:p>
         </w:tc>
@@ -3140,19 +3642,27 @@
               <w:jc w:val="right"/>
             </w:pPr>
             <w:r>
-              <w:t xml:space="preserve">−0.824</w:t>
-            </w:r>
-          </w:p>
-        </w:tc>
-        <w:tc>
-          <w:tcPr/>
-          <w:p>
-            <w:pPr>
-              <w:pStyle w:val="Compact"/>
-              <w:jc w:val="right"/>
-            </w:pPr>
-            <w:r>
-              <w:t xml:space="preserve">0.292</w:t>
+              <w:t xml:space="preserve">0.84</w:t>
+            </w:r>
+          </w:p>
+        </w:tc>
+        <w:tc>
+          <w:tcPr/>
+          <w:p>
+            <w:pPr>
+              <w:pStyle w:val="Compact"/>
+            </w:pPr>
+          </w:p>
+        </w:tc>
+        <w:tc>
+          <w:tcPr/>
+          <w:p>
+            <w:pPr>
+              <w:pStyle w:val="Compact"/>
+              <w:jc w:val="right"/>
+            </w:pPr>
+            <w:r>
+              <w:t xml:space="preserve">0.82</w:t>
             </w:r>
           </w:p>
         </w:tc>
@@ -3178,19 +3688,27 @@
               <w:jc w:val="right"/>
             </w:pPr>
             <w:r>
-              <w:t xml:space="preserve">−0.859</w:t>
-            </w:r>
-          </w:p>
-        </w:tc>
-        <w:tc>
-          <w:tcPr/>
-          <w:p>
-            <w:pPr>
-              <w:pStyle w:val="Compact"/>
-              <w:jc w:val="right"/>
-            </w:pPr>
-            <w:r>
-              <w:t xml:space="preserve">−0.353</w:t>
+              <w:t xml:space="preserve">0.78</w:t>
+            </w:r>
+          </w:p>
+        </w:tc>
+        <w:tc>
+          <w:tcPr/>
+          <w:p>
+            <w:pPr>
+              <w:pStyle w:val="Compact"/>
+            </w:pPr>
+          </w:p>
+        </w:tc>
+        <w:tc>
+          <w:tcPr/>
+          <w:p>
+            <w:pPr>
+              <w:pStyle w:val="Compact"/>
+              <w:jc w:val="right"/>
+            </w:pPr>
+            <w:r>
+              <w:t xml:space="preserve">0.61</w:t>
             </w:r>
           </w:p>
         </w:tc>
@@ -3213,22 +3731,30 @@
           <w:p>
             <w:pPr>
               <w:pStyle w:val="Compact"/>
-              <w:jc w:val="right"/>
-            </w:pPr>
-            <w:r>
-              <w:t xml:space="preserve">0.217</w:t>
-            </w:r>
-          </w:p>
-        </w:tc>
-        <w:tc>
-          <w:tcPr/>
-          <w:p>
-            <w:pPr>
-              <w:pStyle w:val="Compact"/>
-              <w:jc w:val="right"/>
-            </w:pPr>
-            <w:r>
-              <w:t xml:space="preserve">−0.676</w:t>
+            </w:pPr>
+          </w:p>
+        </w:tc>
+        <w:tc>
+          <w:tcPr/>
+          <w:p>
+            <w:pPr>
+              <w:pStyle w:val="Compact"/>
+              <w:jc w:val="right"/>
+            </w:pPr>
+            <w:r>
+              <w:t xml:space="preserve">0.89</w:t>
+            </w:r>
+          </w:p>
+        </w:tc>
+        <w:tc>
+          <w:tcPr/>
+          <w:p>
+            <w:pPr>
+              <w:pStyle w:val="Compact"/>
+              <w:jc w:val="right"/>
+            </w:pPr>
+            <w:r>
+              <w:t xml:space="preserve">0.80</w:t>
             </w:r>
           </w:p>
         </w:tc>
@@ -3254,19 +3780,27 @@
               <w:jc w:val="right"/>
             </w:pPr>
             <w:r>
-              <w:t xml:space="preserve">−0.791</w:t>
-            </w:r>
-          </w:p>
-        </w:tc>
-        <w:tc>
-          <w:tcPr/>
-          <w:p>
-            <w:pPr>
-              <w:pStyle w:val="Compact"/>
-              <w:jc w:val="right"/>
-            </w:pPr>
-            <w:r>
-              <w:t xml:space="preserve">−0.249</w:t>
+              <w:t xml:space="preserve">0.87</w:t>
+            </w:r>
+          </w:p>
+        </w:tc>
+        <w:tc>
+          <w:tcPr/>
+          <w:p>
+            <w:pPr>
+              <w:pStyle w:val="Compact"/>
+            </w:pPr>
+          </w:p>
+        </w:tc>
+        <w:tc>
+          <w:tcPr/>
+          <w:p>
+            <w:pPr>
+              <w:pStyle w:val="Compact"/>
+              <w:jc w:val="right"/>
+            </w:pPr>
+            <w:r>
+              <w:t xml:space="preserve">0.76</w:t>
             </w:r>
           </w:p>
         </w:tc>
@@ -3280,31 +3814,59 @@
               <w:jc w:val="left"/>
             </w:pPr>
             <w:r>
-              <w:t xml:space="preserve">perCapitaW</w:t>
-            </w:r>
-          </w:p>
-        </w:tc>
-        <w:tc>
-          <w:tcPr/>
-          <w:p>
-            <w:pPr>
-              <w:pStyle w:val="Compact"/>
-              <w:jc w:val="right"/>
-            </w:pPr>
-            <w:r>
-              <w:t xml:space="preserve">−0.909</w:t>
-            </w:r>
-          </w:p>
-        </w:tc>
-        <w:tc>
-          <w:tcPr/>
-          <w:p>
-            <w:pPr>
-              <w:pStyle w:val="Compact"/>
-              <w:jc w:val="right"/>
-            </w:pPr>
-            <w:r>
-              <w:t xml:space="preserve">−0.264</w:t>
+              <w:rPr>
+                <w:bCs/>
+                <w:b/>
+              </w:rPr>
+              <w:t xml:space="preserve">SS loadings (% var)</w:t>
+            </w:r>
+          </w:p>
+        </w:tc>
+        <w:tc>
+          <w:tcPr/>
+          <w:p>
+            <w:pPr>
+              <w:pStyle w:val="Compact"/>
+              <w:jc w:val="right"/>
+            </w:pPr>
+            <w:r>
+              <w:rPr>
+                <w:bCs/>
+                <w:b/>
+              </w:rPr>
+              <w:t xml:space="preserve">49.0</w:t>
+            </w:r>
+          </w:p>
+        </w:tc>
+        <w:tc>
+          <w:tcPr/>
+          <w:p>
+            <w:pPr>
+              <w:pStyle w:val="Compact"/>
+              <w:jc w:val="right"/>
+            </w:pPr>
+            <w:r>
+              <w:rPr>
+                <w:bCs/>
+                <w:b/>
+              </w:rPr>
+              <w:t xml:space="preserve">23.5</w:t>
+            </w:r>
+          </w:p>
+        </w:tc>
+        <w:tc>
+          <w:tcPr/>
+          <w:p>
+            <w:pPr>
+              <w:pStyle w:val="Compact"/>
+              <w:jc w:val="right"/>
+            </w:pPr>
+            <w:r>
+              <w:rPr>
+                <w:bCs/>
+                <w:b/>
+              </w:rPr>
+              <w:t xml:space="preserve">72.6 (cum.)</w:t>
             </w:r>
           </w:p>
         </w:tc>
@@ -3319,7 +3881,7 @@
           <wp:inline>
             <wp:extent cx="5334000" cy="3556000"/>
             <wp:effectExtent b="0" l="0" r="0" t="0"/>
-            <wp:docPr descr="Figure 1. Simultaneous Q/R-mode biplot. Variables (labelled diamonds) and countries (numbered points) share the first two factor axes (Factor 1 = 56%, Factor 2 = 18%). Country 16 = Egypt, 42 = Sudan, 12 = Congo, 14 = DR Congo, 17 = Equatorial Guinea." title="" id="25" name="Picture"/>
+            <wp:docPr descr="Figure 1. Simultaneous Q/R-mode biplot. Variables (labelled diamonds) and countries (numbered points) share the first two factor axes. Country 16 = Egypt, 42 = Sudan, 12 = Congo, 14 = DR Congo, 17 = Equatorial Guinea." title="" id="25" name="Picture"/>
             <a:graphic>
               <a:graphicData uri="http://schemas.openxmlformats.org/drawingml/2006/picture">
                 <pic:pic>
@@ -3362,7 +3924,7 @@
         <w:pStyle w:val="ImageCaption"/>
       </w:pPr>
       <w:r>
-        <w:t xml:space="preserve">Figure 1. Simultaneous Q/R-mode biplot. Variables (labelled diamonds) and countries (numbered points) share the first two factor axes (Factor 1 = 56%, Factor 2 = 18%). Country 16 = Egypt, 42 = Sudan, 12 = Congo, 14 = DR Congo, 17 = Equatorial Guinea.</w:t>
+        <w:t xml:space="preserve">Figure 1. Simultaneous Q/R-mode biplot. Variables (labelled diamonds) and countries (numbered points) share the first two factor axes. Country 16 = Egypt, 42 = Sudan, 12 = Congo, 14 = DR Congo, 17 = Equatorial Guinea.</w:t>
       </w:r>
     </w:p>
     <w:p>
@@ -3374,45 +3936,349 @@
           <w:bCs/>
           <w:b/>
         </w:rPr>
-        <w:t xml:space="preserve">The map-first result.</w:t>
-      </w:r>
-      <w:r>
-        <w:t xml:space="preserve"> </w:t>
-      </w:r>
-      <w:r>
-        <w:t xml:space="preserve">Because the factor indices are written to the attribute</w:t>
-      </w:r>
-      <w:r>
-        <w:t xml:space="preserve"> </w:t>
-      </w:r>
-      <w:r>
-        <w:t xml:space="preserve">table, the ordination becomes a map. Figure 2 maps the Factor 1 index (overall</w:t>
-      </w:r>
-      <w:r>
-        <w:t xml:space="preserve"> </w:t>
-      </w:r>
-      <w:r>
-        <w:t xml:space="preserve">water use): the high-use band across Egypt, Sudan, Libya and the Sahel contrasts</w:t>
-      </w:r>
-      <w:r>
-        <w:t xml:space="preserve"> </w:t>
-      </w:r>
-      <w:r>
-        <w:t xml:space="preserve">with the deep lows of the Congo Basin. Figure 3 maps the Factor 2 index (the</w:t>
-      </w:r>
-      <w:r>
-        <w:t xml:space="preserve"> </w:t>
-      </w:r>
-      <w:r>
-        <w:t xml:space="preserve">resource contrast), a distinct geography. Together they render the paradox</w:t>
-      </w:r>
-      <w:r>
-        <w:t xml:space="preserve"> </w:t>
-      </w:r>
-      <w:r>
-        <w:t xml:space="preserve">spatially: the places using the most water are not the places that have it.</w:t>
-      </w:r>
-    </w:p>
+        <w:t xml:space="preserve">The map-first result and its spatial significance.</w:t>
+      </w:r>
+      <w:r>
+        <w:t xml:space="preserve"> </w:t>
+      </w:r>
+      <w:r>
+        <w:t xml:space="preserve">Because the factor indices</w:t>
+      </w:r>
+      <w:r>
+        <w:t xml:space="preserve"> </w:t>
+      </w:r>
+      <w:r>
+        <w:t xml:space="preserve">are written to the attribute table, the ordination becomes a map. Figure 2 maps the</w:t>
+      </w:r>
+      <w:r>
+        <w:t xml:space="preserve"> </w:t>
+      </w:r>
+      <w:r>
+        <w:t xml:space="preserve">Factor 1 index (overall water use): a high-use band across Egypt, Sudan, Libya and</w:t>
+      </w:r>
+      <w:r>
+        <w:t xml:space="preserve"> </w:t>
+      </w:r>
+      <w:r>
+        <w:t xml:space="preserve">the Sahel contrasts with the deep lows of the Congo Basin. Figure 3 maps the Factor</w:t>
+      </w:r>
+      <w:r>
+        <w:t xml:space="preserve"> </w:t>
+      </w:r>
+      <w:r>
+        <w:t xml:space="preserve">2 index (the resource contrast), a distinct geography. Crucially, these patterns are</w:t>
+      </w:r>
+      <w:r>
+        <w:t xml:space="preserve"> </w:t>
+      </w:r>
+      <w:r>
+        <w:t xml:space="preserve">not artefacts of the eye: global Moran’s I confirms significant positive spatial</w:t>
+      </w:r>
+      <w:r>
+        <w:t xml:space="preserve"> </w:t>
+      </w:r>
+      <w:r>
+        <w:t xml:space="preserve">autocorrelation for both the Factor 1 score (I = 0.354, p = 3.8 × 10⁻⁵) and its</w:t>
+      </w:r>
+      <w:r>
+        <w:t xml:space="preserve"> </w:t>
+      </w:r>
+      <w:r>
+        <w:t xml:space="preserve">index (I = 0.303, p = 0.001), and more weakly for Factor 2 (I = 0.17, p = 0.02)</w:t>
+      </w:r>
+      <w:r>
+        <w:t xml:space="preserve"> </w:t>
+      </w:r>
+      <w:r>
+        <w:t xml:space="preserve">(Table 5). Local indicators of spatial association identify</w:t>
+      </w:r>
+      <w:r>
+        <w:t xml:space="preserve"> </w:t>
+      </w:r>
+      <w:r>
+        <w:rPr>
+          <w:bCs/>
+          <w:b/>
+        </w:rPr>
+        <w:t xml:space="preserve">Egypt</w:t>
+      </w:r>
+      <w:r>
+        <w:t xml:space="preserve"> </w:t>
+      </w:r>
+      <w:r>
+        <w:t xml:space="preserve">as a</w:t>
+      </w:r>
+      <w:r>
+        <w:t xml:space="preserve"> </w:t>
+      </w:r>
+      <w:r>
+        <w:t xml:space="preserve">high–high hotspot (local I = 2.71, p = 0.018) and</w:t>
+      </w:r>
+      <w:r>
+        <w:t xml:space="preserve"> </w:t>
+      </w:r>
+      <w:r>
+        <w:rPr>
+          <w:bCs/>
+          <w:b/>
+        </w:rPr>
+        <w:t xml:space="preserve">Congo</w:t>
+      </w:r>
+      <w:r>
+        <w:t xml:space="preserve"> </w:t>
+      </w:r>
+      <w:r>
+        <w:t xml:space="preserve">as a low–low coldspot</w:t>
+      </w:r>
+      <w:r>
+        <w:t xml:space="preserve"> </w:t>
+      </w:r>
+      <w:r>
+        <w:t xml:space="preserve">(local I = 2.06, p = 0.024), with Algeria, Botswana and the Democratic Republic of</w:t>
+      </w:r>
+      <w:r>
+        <w:t xml:space="preserve"> </w:t>
+      </w:r>
+      <w:r>
+        <w:t xml:space="preserve">the Congo also locally significant; after false-discovery-rate adjustment the Egypt</w:t>
+      </w:r>
+      <w:r>
+        <w:t xml:space="preserve"> </w:t>
+      </w:r>
+      <w:r>
+        <w:t xml:space="preserve">and Congo signals are the most robust. The paradox is therefore not only mapped but</w:t>
+      </w:r>
+      <w:r>
+        <w:t xml:space="preserve"> </w:t>
+      </w:r>
+      <w:r>
+        <w:t xml:space="preserve">statistically spatial: high use in the arid north-east, low use over the wet</w:t>
+      </w:r>
+      <w:r>
+        <w:t xml:space="preserve"> </w:t>
+      </w:r>
+      <w:r>
+        <w:t xml:space="preserve">equatorial core.</w:t>
+      </w:r>
+    </w:p>
+    <w:p>
+      <w:pPr>
+        <w:pStyle w:val="BodyText"/>
+      </w:pPr>
+      <w:r>
+        <w:rPr>
+          <w:iCs/>
+          <w:i/>
+        </w:rPr>
+        <w:t xml:space="preserve">Table 5. Global Moran’s I of the factor indices (queen contiguity, E[I] = −0.022).</w:t>
+      </w:r>
+    </w:p>
+    <w:tbl>
+      <w:tblPr>
+        <w:tblStyle w:val="Table"/>
+        <w:tblW w:type="auto" w:w="0"/>
+        <w:tblLook w:firstRow="1" w:lastRow="0" w:firstColumn="0" w:lastColumn="0" w:noHBand="0" w:noVBand="0" w:val="0020"/>
+        <w:jc w:val="start"/>
+      </w:tblPr>
+      <w:tblGrid>
+        <w:gridCol w:w="2640"/>
+        <w:gridCol w:w="2640"/>
+        <w:gridCol w:w="2640"/>
+      </w:tblGrid>
+      <w:tr>
+        <w:trPr>
+          <w:tblHeader w:val="true"/>
+        </w:trPr>
+        <w:tc>
+          <w:tcPr/>
+          <w:p>
+            <w:pPr>
+              <w:pStyle w:val="Compact"/>
+              <w:jc w:val="left"/>
+            </w:pPr>
+            <w:r>
+              <w:t xml:space="preserve">Layer</w:t>
+            </w:r>
+          </w:p>
+        </w:tc>
+        <w:tc>
+          <w:tcPr/>
+          <w:p>
+            <w:pPr>
+              <w:pStyle w:val="Compact"/>
+              <w:jc w:val="right"/>
+            </w:pPr>
+            <w:r>
+              <w:t xml:space="preserve">Moran’s I</w:t>
+            </w:r>
+          </w:p>
+        </w:tc>
+        <w:tc>
+          <w:tcPr/>
+          <w:p>
+            <w:pPr>
+              <w:pStyle w:val="Compact"/>
+              <w:jc w:val="right"/>
+            </w:pPr>
+            <w:r>
+              <w:t xml:space="preserve">p</w:t>
+            </w:r>
+          </w:p>
+        </w:tc>
+      </w:tr>
+      <w:tr>
+        <w:tc>
+          <w:tcPr/>
+          <w:p>
+            <w:pPr>
+              <w:pStyle w:val="Compact"/>
+              <w:jc w:val="left"/>
+            </w:pPr>
+            <w:r>
+              <w:t xml:space="preserve">Factor 1 score</w:t>
+            </w:r>
+          </w:p>
+        </w:tc>
+        <w:tc>
+          <w:tcPr/>
+          <w:p>
+            <w:pPr>
+              <w:pStyle w:val="Compact"/>
+              <w:jc w:val="right"/>
+            </w:pPr>
+            <w:r>
+              <w:t xml:space="preserve">0.354</w:t>
+            </w:r>
+          </w:p>
+        </w:tc>
+        <w:tc>
+          <w:tcPr/>
+          <w:p>
+            <w:pPr>
+              <w:pStyle w:val="Compact"/>
+              <w:jc w:val="right"/>
+            </w:pPr>
+            <w:r>
+              <w:t xml:space="preserve">3.8 × 10⁻⁵</w:t>
+            </w:r>
+          </w:p>
+        </w:tc>
+      </w:tr>
+      <w:tr>
+        <w:tc>
+          <w:tcPr/>
+          <w:p>
+            <w:pPr>
+              <w:pStyle w:val="Compact"/>
+              <w:jc w:val="left"/>
+            </w:pPr>
+            <w:r>
+              <w:t xml:space="preserve">Factor 1 index</w:t>
+            </w:r>
+          </w:p>
+        </w:tc>
+        <w:tc>
+          <w:tcPr/>
+          <w:p>
+            <w:pPr>
+              <w:pStyle w:val="Compact"/>
+              <w:jc w:val="right"/>
+            </w:pPr>
+            <w:r>
+              <w:t xml:space="preserve">0.303</w:t>
+            </w:r>
+          </w:p>
+        </w:tc>
+        <w:tc>
+          <w:tcPr/>
+          <w:p>
+            <w:pPr>
+              <w:pStyle w:val="Compact"/>
+              <w:jc w:val="right"/>
+            </w:pPr>
+            <w:r>
+              <w:t xml:space="preserve">0.001</w:t>
+            </w:r>
+          </w:p>
+        </w:tc>
+      </w:tr>
+      <w:tr>
+        <w:tc>
+          <w:tcPr/>
+          <w:p>
+            <w:pPr>
+              <w:pStyle w:val="Compact"/>
+              <w:jc w:val="left"/>
+            </w:pPr>
+            <w:r>
+              <w:t xml:space="preserve">Factor 2 score</w:t>
+            </w:r>
+          </w:p>
+        </w:tc>
+        <w:tc>
+          <w:tcPr/>
+          <w:p>
+            <w:pPr>
+              <w:pStyle w:val="Compact"/>
+              <w:jc w:val="right"/>
+            </w:pPr>
+            <w:r>
+              <w:t xml:space="preserve">0.169</w:t>
+            </w:r>
+          </w:p>
+        </w:tc>
+        <w:tc>
+          <w:tcPr/>
+          <w:p>
+            <w:pPr>
+              <w:pStyle w:val="Compact"/>
+              <w:jc w:val="right"/>
+            </w:pPr>
+            <w:r>
+              <w:t xml:space="preserve">0.022</w:t>
+            </w:r>
+          </w:p>
+        </w:tc>
+      </w:tr>
+      <w:tr>
+        <w:tc>
+          <w:tcPr/>
+          <w:p>
+            <w:pPr>
+              <w:pStyle w:val="Compact"/>
+              <w:jc w:val="left"/>
+            </w:pPr>
+            <w:r>
+              <w:t xml:space="preserve">Factor 2 index</w:t>
+            </w:r>
+          </w:p>
+        </w:tc>
+        <w:tc>
+          <w:tcPr/>
+          <w:p>
+            <w:pPr>
+              <w:pStyle w:val="Compact"/>
+              <w:jc w:val="right"/>
+            </w:pPr>
+            <w:r>
+              <w:t xml:space="preserve">0.167</w:t>
+            </w:r>
+          </w:p>
+        </w:tc>
+        <w:tc>
+          <w:tcPr/>
+          <w:p>
+            <w:pPr>
+              <w:pStyle w:val="Compact"/>
+              <w:jc w:val="right"/>
+            </w:pPr>
+            <w:r>
+              <w:t xml:space="preserve">0.036</w:t>
+            </w:r>
+          </w:p>
+        </w:tc>
+      </w:tr>
+    </w:tbl>
     <w:p>
       <w:pPr>
         <w:pStyle w:val="CaptionedFigure"/>
@@ -3422,7 +4288,7 @@
           <wp:inline>
             <wp:extent cx="5334000" cy="3556000"/>
             <wp:effectExtent b="0" l="0" r="0" t="0"/>
-            <wp:docPr descr="Figure 2. Factor 1 index (overall, agriculture-driven water use) mapped across Africa. Warmer colours denote higher use; the Congo Basin (dark) is lowest." title="" id="28" name="Picture"/>
+            <wp:docPr descr="Figure 2. Factor 1 index (overall, agriculture-driven water use) across Africa (Moran’s I = 0.35, p &lt; 10⁻⁴). Warmer colours denote higher use; the Congo Basin is lowest." title="" id="28" name="Picture"/>
             <a:graphic>
               <a:graphicData uri="http://schemas.openxmlformats.org/drawingml/2006/picture">
                 <pic:pic>
@@ -3465,7 +4331,7 @@
         <w:pStyle w:val="ImageCaption"/>
       </w:pPr>
       <w:r>
-        <w:t xml:space="preserve">Figure 2. Factor 1 index (overall, agriculture-driven water use) mapped across Africa. Warmer colours denote higher use; the Congo Basin (dark) is lowest.</w:t>
+        <w:t xml:space="preserve">Figure 2. Factor 1 index (overall, agriculture-driven water use) across Africa (Moran’s I = 0.35, p &lt; 10⁻⁴). Warmer colours denote higher use; the Congo Basin is lowest.</w:t>
       </w:r>
     </w:p>
     <w:p>
@@ -3477,7 +4343,7 @@
           <wp:inline>
             <wp:extent cx="5334000" cy="3556000"/>
             <wp:effectExtent b="0" l="0" r="0" t="0"/>
-            <wp:docPr descr="Figure 3. Factor 2 index (the resource-versus-use contrast) mapped across Africa, showing a geography distinct from Figure 2." title="" id="31" name="Picture"/>
+            <wp:docPr descr="Figure 3. Factor 2 index (the resource-versus-use contrast), a geography distinct from Figure 2." title="" id="31" name="Picture"/>
             <a:graphic>
               <a:graphicData uri="http://schemas.openxmlformats.org/drawingml/2006/picture">
                 <pic:pic>
@@ -3520,7 +4386,7 @@
         <w:pStyle w:val="ImageCaption"/>
       </w:pPr>
       <w:r>
-        <w:t xml:space="preserve">Figure 3. Factor 2 index (the resource-versus-use contrast) mapped across Africa, showing a geography distinct from Figure 2.</w:t>
+        <w:t xml:space="preserve">Figure 3. Factor 2 index (the resource-versus-use contrast), a geography distinct from Figure 2.</w:t>
       </w:r>
     </w:p>
     <w:p>
@@ -3538,34 +4404,87 @@
         <w:t xml:space="preserve"> </w:t>
       </w:r>
       <w:r>
-        <w:rPr>
-          <w:rStyle w:val="VerbatimChar"/>
-        </w:rPr>
-        <w:t xml:space="preserve">kmeans</w:t>
-      </w:r>
-      <w:r>
-        <w:t xml:space="preserve"> </w:t>
-      </w:r>
-      <w:r>
-        <w:t xml:space="preserve">on the scores yields two robust groups whose mean</w:t>
-      </w:r>
-      <w:r>
-        <w:t xml:space="preserve"> </w:t>
-      </w:r>
-      <w:r>
-        <w:t xml:space="preserve">profiles name them (Table 5). Cluster B — the heavy users (Egypt, Sudan, Libya,</w:t>
-      </w:r>
-      <w:r>
-        <w:t xml:space="preserve"> </w:t>
-      </w:r>
-      <w:r>
-        <w:t xml:space="preserve">Mali, South Africa, Morocco and similar) — withdraws roughly eight times more</w:t>
-      </w:r>
-      <w:r>
-        <w:t xml:space="preserve"> </w:t>
-      </w:r>
-      <w:r>
-        <w:t xml:space="preserve">agricultural water per country than Cluster A, yet sits on</w:t>
+        <w:t xml:space="preserve">Average silhouette widths over k = 2…6 (0.52, 0.49, 0.54,</w:t>
+      </w:r>
+      <w:r>
+        <w:t xml:space="preserve"> </w:t>
+      </w:r>
+      <w:r>
+        <w:t xml:space="preserve">0.55, 0.52) indicate soft but real structure with no dominant optimum; k = 5 is</w:t>
+      </w:r>
+      <w:r>
+        <w:t xml:space="preserve"> </w:t>
+      </w:r>
+      <w:r>
+        <w:t xml:space="preserve">marginally best and k = 2 close behind. For interpretability we present the</w:t>
+      </w:r>
+      <w:r>
+        <w:t xml:space="preserve"> </w:t>
+      </w:r>
+      <w:r>
+        <w:t xml:space="preserve">parsimonious two-group solution, which multiscale bootstrap resampling supports as</w:t>
+      </w:r>
+      <w:r>
+        <w:t xml:space="preserve"> </w:t>
+      </w:r>
+      <w:r>
+        <w:t xml:space="preserve">stable, while noting that finer partitions fit marginally better. The two groups</w:t>
+      </w:r>
+      <w:r>
+        <w:t xml:space="preserve"> </w:t>
+      </w:r>
+      <w:r>
+        <w:t xml:space="preserve">are a</w:t>
+      </w:r>
+      <w:r>
+        <w:t xml:space="preserve"> </w:t>
+      </w:r>
+      <w:r>
+        <w:rPr>
+          <w:iCs/>
+          <w:i/>
+        </w:rPr>
+        <w:t xml:space="preserve">heavy-user</w:t>
+      </w:r>
+      <w:r>
+        <w:t xml:space="preserve"> </w:t>
+      </w:r>
+      <w:r>
+        <w:t xml:space="preserve">cluster (Egypt, Sudan, Libya, Mali, South Africa, Morocco and</w:t>
+      </w:r>
+      <w:r>
+        <w:t xml:space="preserve"> </w:t>
+      </w:r>
+      <w:r>
+        <w:t xml:space="preserve">similar) and a</w:t>
+      </w:r>
+      <w:r>
+        <w:t xml:space="preserve"> </w:t>
+      </w:r>
+      <w:r>
+        <w:rPr>
+          <w:iCs/>
+          <w:i/>
+        </w:rPr>
+        <w:t xml:space="preserve">light-user</w:t>
+      </w:r>
+      <w:r>
+        <w:t xml:space="preserve"> </w:t>
+      </w:r>
+      <w:r>
+        <w:t xml:space="preserve">cluster (the water-rich majority, including the Congo</w:t>
+      </w:r>
+      <w:r>
+        <w:t xml:space="preserve"> </w:t>
+      </w:r>
+      <w:r>
+        <w:t xml:space="preserve">Basin). Their mean profiles (Table 6) show the heavy users withdrawing several</w:t>
+      </w:r>
+      <w:r>
+        <w:t xml:space="preserve"> </w:t>
+      </w:r>
+      <w:r>
+        <w:t xml:space="preserve">times more across every use variable, yet sitting on roughly</w:t>
       </w:r>
       <w:r>
         <w:t xml:space="preserve"> </w:t>
@@ -3575,19 +4494,19 @@
           <w:bCs/>
           <w:b/>
         </w:rPr>
-        <w:t xml:space="preserve">less than half</w:t>
-      </w:r>
-      <w:r>
-        <w:t xml:space="preserve"> </w:t>
-      </w:r>
-      <w:r>
-        <w:t xml:space="preserve">the</w:t>
-      </w:r>
-      <w:r>
-        <w:t xml:space="preserve"> </w:t>
-      </w:r>
-      <w:r>
-        <w:t xml:space="preserve">renewable resource (59 versus 128). One-way ANOVA confirms that every</w:t>
+        <w:t xml:space="preserve">half</w:t>
+      </w:r>
+      <w:r>
+        <w:t xml:space="preserve"> </w:t>
+      </w:r>
+      <w:r>
+        <w:t xml:space="preserve">the renewable</w:t>
+      </w:r>
+      <w:r>
+        <w:t xml:space="preserve"> </w:t>
+      </w:r>
+      <w:r>
+        <w:t xml:space="preserve">resource. One-way ANOVA confirms that every</w:t>
       </w:r>
       <w:r>
         <w:t xml:space="preserve"> </w:t>
@@ -3603,7 +4522,13 @@
         <w:t xml:space="preserve"> </w:t>
       </w:r>
       <w:r>
-        <w:t xml:space="preserve">variable separates the clusters at p &lt; 0.001, whereas</w:t>
+        <w:t xml:space="preserve">variable separates the clusters at</w:t>
+      </w:r>
+      <w:r>
+        <w:t xml:space="preserve"> </w:t>
+      </w:r>
+      <w:r>
+        <w:t xml:space="preserve">p &lt; 0.001, whereas</w:t>
       </w:r>
       <w:r>
         <w:t xml:space="preserve"> </w:t>
@@ -3618,25 +4543,25 @@
         <w:t xml:space="preserve"> </w:t>
       </w:r>
       <w:r>
-        <w:t xml:space="preserve">does not</w:t>
-      </w:r>
-      <w:r>
-        <w:t xml:space="preserve"> </w:t>
-      </w:r>
-      <w:r>
-        <w:t xml:space="preserve">(F = 0.90, p = 0.35): the split is defined by consumption, not endowment, exactly</w:t>
-      </w:r>
-      <w:r>
-        <w:t xml:space="preserve"> </w:t>
-      </w:r>
-      <w:r>
-        <w:t xml:space="preserve">as Factor 1 implied. Kruskal–Wallis tests agree. The clustering is visualised in</w:t>
-      </w:r>
-      <w:r>
-        <w:t xml:space="preserve"> </w:t>
-      </w:r>
-      <w:r>
-        <w:t xml:space="preserve">Figure 4.</w:t>
+        <w:t xml:space="preserve">does not (F = 0.90, p = 0.35): the split is defined</w:t>
+      </w:r>
+      <w:r>
+        <w:t xml:space="preserve"> </w:t>
+      </w:r>
+      <w:r>
+        <w:t xml:space="preserve">by consumption, not endowment — exactly as Factor 1 implied — though, as noted, this</w:t>
+      </w:r>
+      <w:r>
+        <w:t xml:space="preserve"> </w:t>
+      </w:r>
+      <w:r>
+        <w:t xml:space="preserve">test is partly circular and the bootstrap stability is the stronger evidence. The</w:t>
+      </w:r>
+      <w:r>
+        <w:t xml:space="preserve"> </w:t>
+      </w:r>
+      <w:r>
+        <w:t xml:space="preserve">clustering is visualised in Figure 4.</w:t>
       </w:r>
     </w:p>
     <w:p>
@@ -3648,7 +4573,7 @@
           <w:iCs/>
           <w:i/>
         </w:rPr>
-        <w:t xml:space="preserve">Table 5. Cluster mean profiles and one-way ANOVA of group separation.</w:t>
+        <w:t xml:space="preserve">Table 6. Cluster mean profiles and one-way ANOVA of group separation (indicative; finalised on the refreshed extract).</w:t>
       </w:r>
     </w:p>
     <w:tbl>
@@ -3689,31 +4614,31 @@
               <w:jc w:val="right"/>
             </w:pPr>
             <w:r>
-              <w:t xml:space="preserve">Cluster A (light)</w:t>
-            </w:r>
-          </w:p>
-        </w:tc>
-        <w:tc>
-          <w:tcPr/>
-          <w:p>
-            <w:pPr>
-              <w:pStyle w:val="Compact"/>
-              <w:jc w:val="right"/>
-            </w:pPr>
-            <w:r>
-              <w:t xml:space="preserve">Cluster B (heavy)</w:t>
-            </w:r>
-          </w:p>
-        </w:tc>
-        <w:tc>
-          <w:tcPr/>
-          <w:p>
-            <w:pPr>
-              <w:pStyle w:val="Compact"/>
-              <w:jc w:val="right"/>
-            </w:pPr>
-            <w:r>
-              <w:t xml:space="preserve">F (1,48)</w:t>
+              <w:t xml:space="preserve">Light users</w:t>
+            </w:r>
+          </w:p>
+        </w:tc>
+        <w:tc>
+          <w:tcPr/>
+          <w:p>
+            <w:pPr>
+              <w:pStyle w:val="Compact"/>
+              <w:jc w:val="right"/>
+            </w:pPr>
+            <w:r>
+              <w:t xml:space="preserve">Heavy users</w:t>
+            </w:r>
+          </w:p>
+        </w:tc>
+        <w:tc>
+          <w:tcPr/>
+          <w:p>
+            <w:pPr>
+              <w:pStyle w:val="Compact"/>
+              <w:jc w:val="right"/>
+            </w:pPr>
+            <w:r>
+              <w:t xml:space="preserve">F(1,48)</w:t>
             </w:r>
           </w:p>
         </w:tc>
@@ -3787,7 +4712,7 @@
               <w:jc w:val="right"/>
             </w:pPr>
             <w:r>
-              <w:t xml:space="preserve">7.8×10⁻⁹</w:t>
+              <w:t xml:space="preserve">7.8 × 10⁻⁹</w:t>
             </w:r>
           </w:p>
         </w:tc>
@@ -3849,7 +4774,7 @@
               <w:jc w:val="right"/>
             </w:pPr>
             <w:r>
-              <w:t xml:space="preserve">2.4×10⁻⁸</w:t>
+              <w:t xml:space="preserve">2.4 × 10⁻⁸</w:t>
             </w:r>
           </w:p>
         </w:tc>
@@ -3911,7 +4836,7 @@
               <w:jc w:val="right"/>
             </w:pPr>
             <w:r>
-              <w:t xml:space="preserve">2.7×10⁻¹⁰</w:t>
+              <w:t xml:space="preserve">2.7 × 10⁻¹⁰</w:t>
             </w:r>
           </w:p>
         </w:tc>
@@ -3973,69 +4898,7 @@
               <w:jc w:val="right"/>
             </w:pPr>
             <w:r>
-              <w:t xml:space="preserve">1.7×10⁻⁴</w:t>
-            </w:r>
-          </w:p>
-        </w:tc>
-      </w:tr>
-      <w:tr>
-        <w:tc>
-          <w:tcPr/>
-          <w:p>
-            <w:pPr>
-              <w:pStyle w:val="Compact"/>
-              <w:jc w:val="left"/>
-            </w:pPr>
-            <w:r>
-              <w:t xml:space="preserve">perCapitaW</w:t>
-            </w:r>
-          </w:p>
-        </w:tc>
-        <w:tc>
-          <w:tcPr/>
-          <w:p>
-            <w:pPr>
-              <w:pStyle w:val="Compact"/>
-              <w:jc w:val="right"/>
-            </w:pPr>
-            <w:r>
-              <w:t xml:space="preserve">70</w:t>
-            </w:r>
-          </w:p>
-        </w:tc>
-        <w:tc>
-          <w:tcPr/>
-          <w:p>
-            <w:pPr>
-              <w:pStyle w:val="Compact"/>
-              <w:jc w:val="right"/>
-            </w:pPr>
-            <w:r>
-              <w:t xml:space="preserve">519</w:t>
-            </w:r>
-          </w:p>
-        </w:tc>
-        <w:tc>
-          <w:tcPr/>
-          <w:p>
-            <w:pPr>
-              <w:pStyle w:val="Compact"/>
-              <w:jc w:val="right"/>
-            </w:pPr>
-            <w:r>
-              <w:t xml:space="preserve">91.52</w:t>
-            </w:r>
-          </w:p>
-        </w:tc>
-        <w:tc>
-          <w:tcPr/>
-          <w:p>
-            <w:pPr>
-              <w:pStyle w:val="Compact"/>
-              <w:jc w:val="right"/>
-            </w:pPr>
-            <w:r>
-              <w:t xml:space="preserve">1.1×10⁻¹²</w:t>
+              <w:t xml:space="preserve">1.7 × 10⁻⁴</w:t>
             </w:r>
           </w:p>
         </w:tc>
@@ -4189,25 +5052,220 @@
           <w:bCs/>
           <w:b/>
         </w:rPr>
-        <w:t xml:space="preserve">The paradox, measured.</w:t>
-      </w:r>
-      <w:r>
-        <w:t xml:space="preserve"> </w:t>
-      </w:r>
-      <w:r>
-        <w:t xml:space="preserve">The analysis converts a rhetorical claim into a</w:t>
-      </w:r>
-      <w:r>
-        <w:t xml:space="preserve"> </w:t>
-      </w:r>
-      <w:r>
-        <w:t xml:space="preserve">measurement. Water use in Africa is a single dominant axis (56% of the variance),</w:t>
-      </w:r>
-      <w:r>
-        <w:t xml:space="preserve"> </w:t>
-      </w:r>
-      <w:r>
-        <w:t xml:space="preserve">driven overwhelmingly by agriculture; water</w:t>
+        <w:t xml:space="preserve">The paradox, measured (RQ1–RQ2).</w:t>
+      </w:r>
+      <w:r>
+        <w:t xml:space="preserve"> </w:t>
+      </w:r>
+      <w:r>
+        <w:t xml:space="preserve">The analysis converts a rhetorical claim into</w:t>
+      </w:r>
+      <w:r>
+        <w:t xml:space="preserve"> </w:t>
+      </w:r>
+      <w:r>
+        <w:t xml:space="preserve">a measurement. Water use in Africa is dominated by a single axis (52% of the</w:t>
+      </w:r>
+      <w:r>
+        <w:t xml:space="preserve"> </w:t>
+      </w:r>
+      <w:r>
+        <w:t xml:space="preserve">variance), driven by agriculture and shared by domestic, industrial and total</w:t>
+      </w:r>
+      <w:r>
+        <w:t xml:space="preserve"> </w:t>
+      </w:r>
+      <w:r>
+        <w:t xml:space="preserve">withdrawal; renewable availability is a distinct dimension that loads almost alone</w:t>
+      </w:r>
+      <w:r>
+        <w:t xml:space="preserve"> </w:t>
+      </w:r>
+      <w:r>
+        <w:t xml:space="preserve">on the second, weaker factor (Table 4). Above all, use and availability are</w:t>
+      </w:r>
+      <w:r>
+        <w:t xml:space="preserve"> </w:t>
+      </w:r>
+      <w:r>
+        <w:t xml:space="preserve">statistically decoupled:</w:t>
+      </w:r>
+      <w:r>
+        <w:t xml:space="preserve"> </w:t>
+      </w:r>
+      <w:r>
+        <w:rPr>
+          <w:rStyle w:val="VerbatimChar"/>
+        </w:rPr>
+        <w:t xml:space="preserve">Resources</w:t>
+      </w:r>
+      <w:r>
+        <w:t xml:space="preserve"> </w:t>
+      </w:r>
+      <w:r>
+        <w:t xml:space="preserve">is uncorrelated with every use variable</w:t>
+      </w:r>
+      <w:r>
+        <w:t xml:space="preserve"> </w:t>
+      </w:r>
+      <w:r>
+        <w:t xml:space="preserve">(Table 2), so having water and using water are, at the continental scale, different</w:t>
+      </w:r>
+      <w:r>
+        <w:t xml:space="preserve"> </w:t>
+      </w:r>
+      <w:r>
+        <w:t xml:space="preserve">things. The clustering sharpens the point — the countries drawing the most water</w:t>
+      </w:r>
+      <w:r>
+        <w:t xml:space="preserve"> </w:t>
+      </w:r>
+      <w:r>
+        <w:t xml:space="preserve">hold on average about half the renewable resource of the light users (Table 6).</w:t>
+      </w:r>
+      <w:r>
+        <w:t xml:space="preserve"> </w:t>
+      </w:r>
+      <w:r>
+        <w:t xml:space="preserve">Egypt, Sudan, Libya and Mali abstract heavily against limited renewable supply,</w:t>
+      </w:r>
+      <w:r>
+        <w:t xml:space="preserve"> </w:t>
+      </w:r>
+      <w:r>
+        <w:t xml:space="preserve">while Congo and the Democratic Republic of the Congo hold abundant water they</w:t>
+      </w:r>
+      <w:r>
+        <w:t xml:space="preserve"> </w:t>
+      </w:r>
+      <w:r>
+        <w:t xml:space="preserve">scarcely use. For the water paradox, both halves are true — of different countries.</w:t>
+      </w:r>
+    </w:p>
+    <w:p>
+      <w:pPr>
+        <w:pStyle w:val="BodyText"/>
+      </w:pPr>
+      <w:r>
+        <w:rPr>
+          <w:bCs/>
+          <w:b/>
+        </w:rPr>
+        <w:t xml:space="preserve">A spatial paradox (RQ3).</w:t>
+      </w:r>
+      <w:r>
+        <w:t xml:space="preserve"> </w:t>
+      </w:r>
+      <w:r>
+        <w:t xml:space="preserve">The decoupling is not spatially random. The overall-use</w:t>
+      </w:r>
+      <w:r>
+        <w:t xml:space="preserve"> </w:t>
+      </w:r>
+      <w:r>
+        <w:t xml:space="preserve">factor is significantly positively autocorrelated (Moran’s I = 0.35, p &lt; 10⁻⁴;</w:t>
+      </w:r>
+      <w:r>
+        <w:t xml:space="preserve"> </w:t>
+      </w:r>
+      <w:r>
+        <w:t xml:space="preserve">Table 5), and LISA localises the structure to an Egyptian high–high hotspot and a</w:t>
+      </w:r>
+      <w:r>
+        <w:t xml:space="preserve"> </w:t>
+      </w:r>
+      <w:r>
+        <w:t xml:space="preserve">Congo-Basin low–low coldspot. Water intensity in Africa is therefore regionally</w:t>
+      </w:r>
+      <w:r>
+        <w:t xml:space="preserve"> </w:t>
+      </w:r>
+      <w:r>
+        <w:t xml:space="preserve">organised: an arid, high-abstraction north-east against a humid, low-abstraction</w:t>
+      </w:r>
+      <w:r>
+        <w:t xml:space="preserve"> </w:t>
+      </w:r>
+      <w:r>
+        <w:t xml:space="preserve">equatorial core. This is the added value of the map-first approach — the pattern is</w:t>
+      </w:r>
+      <w:r>
+        <w:t xml:space="preserve"> </w:t>
+      </w:r>
+      <w:r>
+        <w:t xml:space="preserve">not merely displayed (Figures 2–3) but tested, converting a visual impression into</w:t>
+      </w:r>
+      <w:r>
+        <w:t xml:space="preserve"> </w:t>
+      </w:r>
+      <w:r>
+        <w:t xml:space="preserve">a defensible spatial-statistical claim.</w:t>
+      </w:r>
+    </w:p>
+    <w:p>
+      <w:pPr>
+        <w:pStyle w:val="BodyText"/>
+      </w:pPr>
+      <w:r>
+        <w:rPr>
+          <w:bCs/>
+          <w:b/>
+        </w:rPr>
+        <w:t xml:space="preserve">Relation to established water-stress classifications.</w:t>
+      </w:r>
+      <w:r>
+        <w:t xml:space="preserve"> </w:t>
+      </w:r>
+      <w:r>
+        <w:t xml:space="preserve">Our empirical grouping can</w:t>
+      </w:r>
+      <w:r>
+        <w:t xml:space="preserve"> </w:t>
+      </w:r>
+      <w:r>
+        <w:t xml:space="preserve">be read against the standard scarcity metrics. The Falkenmark per-capita indicator</w:t>
+      </w:r>
+      <w:r>
+        <w:t xml:space="preserve"> </w:t>
+      </w:r>
+      <w:r>
+        <w:t xml:space="preserve">(Falkenmark et al., 1989) and the demand-based baseline water stress of SDG 6.4.2</w:t>
+      </w:r>
+      <w:r>
+        <w:t xml:space="preserve"> </w:t>
+      </w:r>
+      <w:r>
+        <w:t xml:space="preserve">and WRI Aqueduct (Hofste et al., 2019) would place Egypt, Libya and the North</w:t>
+      </w:r>
+      <w:r>
+        <w:t xml:space="preserve"> </w:t>
+      </w:r>
+      <w:r>
+        <w:t xml:space="preserve">African/Sahelian belt in the most-stressed classes and the Congo Basin among the</w:t>
+      </w:r>
+      <w:r>
+        <w:t xml:space="preserve"> </w:t>
+      </w:r>
+      <w:r>
+        <w:t xml:space="preserve">least stressed — broadly consistent with our heavy- and light-user clusters and the</w:t>
+      </w:r>
+      <w:r>
+        <w:t xml:space="preserve"> </w:t>
+      </w:r>
+      <w:r>
+        <w:t xml:space="preserve">Moran hotspot/coldspot. The contribution here is complementary rather than</w:t>
+      </w:r>
+      <w:r>
+        <w:t xml:space="preserve"> </w:t>
+      </w:r>
+      <w:r>
+        <w:t xml:space="preserve">competing: where Falkenmark reduces scarcity to a single per-capita ratio and</w:t>
+      </w:r>
+      <w:r>
+        <w:t xml:space="preserve"> </w:t>
+      </w:r>
+      <w:r>
+        <w:t xml:space="preserve">Aqueduct to a withdrawal-to-supply ratio, the Q/R-mode analysis derives the</w:t>
       </w:r>
       <w:r>
         <w:t xml:space="preserve"> </w:t>
@@ -4217,49 +5275,37 @@
           <w:iCs/>
           <w:i/>
         </w:rPr>
-        <w:t xml:space="preserve">availability</w:t>
-      </w:r>
-      <w:r>
-        <w:t xml:space="preserve"> </w:t>
-      </w:r>
-      <w:r>
-        <w:t xml:space="preserve">is a nearly independent</w:t>
-      </w:r>
-      <w:r>
-        <w:t xml:space="preserve"> </w:t>
-      </w:r>
-      <w:r>
-        <w:t xml:space="preserve">second axis (18%); and the two are statistically decoupled (Table 2). The clustering</w:t>
-      </w:r>
-      <w:r>
-        <w:t xml:space="preserve"> </w:t>
-      </w:r>
-      <w:r>
-        <w:t xml:space="preserve">sharpens the point: the countries drawing the most water are, on average, the least</w:t>
-      </w:r>
-      <w:r>
-        <w:t xml:space="preserve"> </w:t>
-      </w:r>
-      <w:r>
-        <w:t xml:space="preserve">resource-endowed (Table 5, Figures 2–3). Egypt, Sudan, Libya and Mali abstract</w:t>
-      </w:r>
-      <w:r>
-        <w:t xml:space="preserve"> </w:t>
-      </w:r>
-      <w:r>
-        <w:t xml:space="preserve">heavily against limited renewable supply, while Congo and the DRC hold abundant</w:t>
-      </w:r>
-      <w:r>
-        <w:t xml:space="preserve"> </w:t>
-      </w:r>
-      <w:r>
-        <w:t xml:space="preserve">water they scarcely use. For the water paradox, both halves are true — of different</w:t>
-      </w:r>
-      <w:r>
-        <w:t xml:space="preserve"> </w:t>
-      </w:r>
-      <w:r>
-        <w:t xml:space="preserve">countries.</w:t>
+        <w:t xml:space="preserve">structure</w:t>
+      </w:r>
+      <w:r>
+        <w:t xml:space="preserve"> </w:t>
+      </w:r>
+      <w:r>
+        <w:t xml:space="preserve">of use from the data — separating the agricultural-scale factor from the</w:t>
+      </w:r>
+      <w:r>
+        <w:t xml:space="preserve"> </w:t>
+      </w:r>
+      <w:r>
+        <w:t xml:space="preserve">resource factor — and tests its spatial organisation, revealing that stress is</w:t>
+      </w:r>
+      <w:r>
+        <w:t xml:space="preserve"> </w:t>
+      </w:r>
+      <w:r>
+        <w:t xml:space="preserve">driven by consumption structure, not endowment. Where our clusters and the</w:t>
+      </w:r>
+      <w:r>
+        <w:t xml:space="preserve"> </w:t>
+      </w:r>
+      <w:r>
+        <w:t xml:space="preserve">established indices disagree (e.g. resource-rich but abstraction-heavy cases) would</w:t>
+      </w:r>
+      <w:r>
+        <w:t xml:space="preserve"> </w:t>
+      </w:r>
+      <w:r>
+        <w:t xml:space="preserve">be a productive focus for confirmatory work on the refreshed data.</w:t>
       </w:r>
     </w:p>
     <w:p>
@@ -4271,91 +5317,224 @@
           <w:bCs/>
           <w:b/>
         </w:rPr>
-        <w:t xml:space="preserve">Policy reading.</w:t>
-      </w:r>
-      <w:r>
-        <w:t xml:space="preserve"> </w:t>
-      </w:r>
-      <w:r>
-        <w:t xml:space="preserve">The decoupling implies that continental averages mislead:</w:t>
-      </w:r>
-      <w:r>
-        <w:t xml:space="preserve"> </w:t>
-      </w:r>
-      <w:r>
-        <w:t xml:space="preserve">“</w:t>
-      </w:r>
-      <w:r>
-        <w:t xml:space="preserve">Africa has enough water</w:t>
-      </w:r>
-      <w:r>
-        <w:t xml:space="preserve">”</w:t>
-      </w:r>
-      <w:r>
-        <w:t xml:space="preserve"> </w:t>
-      </w:r>
-      <w:r>
-        <w:t xml:space="preserve">is a statement about endowment (Cluster A, the Congo</w:t>
-      </w:r>
-      <w:r>
-        <w:t xml:space="preserve"> </w:t>
-      </w:r>
-      <w:r>
-        <w:t xml:space="preserve">Basin) that says nothing about the stressed heavy users (Cluster B). Interventions —</w:t>
-      </w:r>
-      <w:r>
-        <w:t xml:space="preserve"> </w:t>
-      </w:r>
-      <w:r>
-        <w:t xml:space="preserve">irrigation efficiency, transfer infrastructure, demand management — should be</w:t>
-      </w:r>
-      <w:r>
-        <w:t xml:space="preserve"> </w:t>
-      </w:r>
-      <w:r>
-        <w:t xml:space="preserve">targeted to the Factor 1 high-use, low-resource band that Figures 2–3 delineate,</w:t>
-      </w:r>
-      <w:r>
-        <w:t xml:space="preserve"> </w:t>
-      </w:r>
-      <w:r>
-        <w:t xml:space="preserve">not applied at a continental scale. The map-first output is directly usable for such</w:t>
-      </w:r>
-      <w:r>
-        <w:t xml:space="preserve"> </w:t>
-      </w:r>
-      <w:r>
-        <w:t xml:space="preserve">targeting.</w:t>
-      </w:r>
-    </w:p>
-    <w:p>
-      <w:pPr>
-        <w:pStyle w:val="BodyText"/>
-      </w:pPr>
+        <w:t xml:space="preserve">Candidate mechanisms.</w:t>
+      </w:r>
+      <w:r>
+        <w:t xml:space="preserve"> </w:t>
+      </w:r>
+      <w:r>
+        <w:t xml:space="preserve">Three plausible drivers of the decoupling merit</w:t>
+      </w:r>
+      <w:r>
+        <w:t xml:space="preserve"> </w:t>
+      </w:r>
+      <w:r>
+        <w:t xml:space="preserve">domain-expert scrutiny rather than assertion here. First,</w:t>
+      </w:r>
+      <w:r>
+        <w:t xml:space="preserve"> </w:t>
+      </w:r>
       <w:r>
         <w:rPr>
           <w:bCs/>
           <w:b/>
         </w:rPr>
-        <w:t xml:space="preserve">Methodological position.</w:t>
-      </w:r>
-      <w:r>
-        <w:t xml:space="preserve"> </w:t>
-      </w:r>
-      <w:r>
-        <w:t xml:space="preserve">We deliberately do not claim a new estimator. Linking</w:t>
-      </w:r>
-      <w:r>
-        <w:t xml:space="preserve"> </w:t>
-      </w:r>
-      <w:r>
-        <w:t xml:space="preserve">multivariate structure to spatial pattern dates to Wartenberg (1985) and is well</w:t>
-      </w:r>
-      <w:r>
-        <w:t xml:space="preserve"> </w:t>
-      </w:r>
-      <w:r>
-        <w:t xml:space="preserve">served by</w:t>
+        <w:t xml:space="preserve">aridity and</w:t>
+      </w:r>
+      <w:r>
+        <w:rPr>
+          <w:bCs/>
+          <w:b/>
+        </w:rPr>
+        <w:t xml:space="preserve"> </w:t>
+      </w:r>
+      <w:r>
+        <w:rPr>
+          <w:bCs/>
+          <w:b/>
+        </w:rPr>
+        <w:t xml:space="preserve">agriculture</w:t>
+      </w:r>
+      <w:r>
+        <w:t xml:space="preserve">: the heavy-user north and Sahel depend on irrigation in low-rainfall</w:t>
+      </w:r>
+      <w:r>
+        <w:t xml:space="preserve"> </w:t>
+      </w:r>
+      <w:r>
+        <w:t xml:space="preserve">settings, so high abstraction coincides with low local renewable supply. Second,</w:t>
+      </w:r>
+      <w:r>
+        <w:t xml:space="preserve"> </w:t>
+      </w:r>
+      <w:r>
+        <w:rPr>
+          <w:bCs/>
+          <w:b/>
+        </w:rPr>
+        <w:t xml:space="preserve">transboundary dependence</w:t>
+      </w:r>
+      <w:r>
+        <w:t xml:space="preserve">: Egypt’s abstraction rests on the Nile, an exogenous</w:t>
+      </w:r>
+      <w:r>
+        <w:t xml:space="preserve"> </w:t>
+      </w:r>
+      <w:r>
+        <w:t xml:space="preserve">resource, decoupling national use from national endowment — a structural feature the</w:t>
+      </w:r>
+      <w:r>
+        <w:t xml:space="preserve"> </w:t>
+      </w:r>
+      <w:r>
+        <w:t xml:space="preserve">Falkenmark national ratio obscures. Third,</w:t>
+      </w:r>
+      <w:r>
+        <w:t xml:space="preserve"> </w:t>
+      </w:r>
+      <w:r>
+        <w:rPr>
+          <w:bCs/>
+          <w:b/>
+        </w:rPr>
+        <w:t xml:space="preserve">economic and infrastructural</w:t>
+      </w:r>
+      <w:r>
+        <w:rPr>
+          <w:bCs/>
+          <w:b/>
+        </w:rPr>
+        <w:t xml:space="preserve"> </w:t>
+      </w:r>
+      <w:r>
+        <w:rPr>
+          <w:bCs/>
+          <w:b/>
+        </w:rPr>
+        <w:t xml:space="preserve">capacity</w:t>
+      </w:r>
+      <w:r>
+        <w:t xml:space="preserve">: abstraction requires storage, conveyance and demand, which the</w:t>
+      </w:r>
+      <w:r>
+        <w:t xml:space="preserve"> </w:t>
+      </w:r>
+      <w:r>
+        <w:t xml:space="preserve">low-use equatorial economies have developed little, leaving abundant water</w:t>
+      </w:r>
+      <w:r>
+        <w:t xml:space="preserve"> </w:t>
+      </w:r>
+      <w:r>
+        <w:t xml:space="preserve">untouched. These mechanisms are hypotheses the ordination makes visible; testing</w:t>
+      </w:r>
+      <w:r>
+        <w:t xml:space="preserve"> </w:t>
+      </w:r>
+      <w:r>
+        <w:t xml:space="preserve">them requires data the factor model does not contain.</w:t>
+      </w:r>
+    </w:p>
+    <w:p>
+      <w:pPr>
+        <w:pStyle w:val="BodyText"/>
+      </w:pPr>
+      <w:r>
+        <w:rPr>
+          <w:bCs/>
+          <w:b/>
+        </w:rPr>
+        <w:t xml:space="preserve">Policy implications.</w:t>
+      </w:r>
+      <w:r>
+        <w:t xml:space="preserve"> </w:t>
+      </w:r>
+      <w:r>
+        <w:t xml:space="preserve">The decoupling implies that continental averages mislead:</w:t>
+      </w:r>
+      <w:r>
+        <w:t xml:space="preserve"> </w:t>
+      </w:r>
+      <w:r>
+        <w:t xml:space="preserve">“</w:t>
+      </w:r>
+      <w:r>
+        <w:t xml:space="preserve">Africa has enough water</w:t>
+      </w:r>
+      <w:r>
+        <w:t xml:space="preserve">”</w:t>
+      </w:r>
+      <w:r>
+        <w:t xml:space="preserve"> </w:t>
+      </w:r>
+      <w:r>
+        <w:t xml:space="preserve">is a statement about endowment (the light-user Congo</w:t>
+      </w:r>
+      <w:r>
+        <w:t xml:space="preserve"> </w:t>
+      </w:r>
+      <w:r>
+        <w:t xml:space="preserve">Basin) that says nothing about the stressed heavy users. Interventions — irrigation</w:t>
+      </w:r>
+      <w:r>
+        <w:t xml:space="preserve"> </w:t>
+      </w:r>
+      <w:r>
+        <w:t xml:space="preserve">efficiency, storage and transfer infrastructure, demand management, transboundary</w:t>
+      </w:r>
+      <w:r>
+        <w:t xml:space="preserve"> </w:t>
+      </w:r>
+      <w:r>
+        <w:t xml:space="preserve">governance — should be targeted to the Factor 1 high-use, low-resource band that the</w:t>
+      </w:r>
+      <w:r>
+        <w:t xml:space="preserve"> </w:t>
+      </w:r>
+      <w:r>
+        <w:t xml:space="preserve">Moran hotspot and Figures 2–3 delineate, not applied at a continental scale. Because</w:t>
+      </w:r>
+      <w:r>
+        <w:t xml:space="preserve"> </w:t>
+      </w:r>
+      <w:r>
+        <w:t xml:space="preserve">the workflow writes factor scores and cluster labels back to the map, that targeting</w:t>
+      </w:r>
+      <w:r>
+        <w:t xml:space="preserve"> </w:t>
+      </w:r>
+      <w:r>
+        <w:t xml:space="preserve">is a direct, reproducible output rather than a separate exercise.</w:t>
+      </w:r>
+    </w:p>
+    <w:p>
+      <w:pPr>
+        <w:pStyle w:val="BodyText"/>
+      </w:pPr>
+      <w:r>
+        <w:rPr>
+          <w:bCs/>
+          <w:b/>
+        </w:rPr>
+        <w:t xml:space="preserve">Methodological positioning.</w:t>
+      </w:r>
+      <w:r>
+        <w:t xml:space="preserve"> </w:t>
+      </w:r>
+      <w:r>
+        <w:t xml:space="preserve">We reiterate that the contribution is workflow</w:t>
+      </w:r>
+      <w:r>
+        <w:t xml:space="preserve"> </w:t>
+      </w:r>
+      <w:r>
+        <w:t xml:space="preserve">integration, not a new estimator. Spatial-multivariate methods already exist and are</w:t>
+      </w:r>
+      <w:r>
+        <w:t xml:space="preserve"> </w:t>
+      </w:r>
+      <w:r>
+        <w:t xml:space="preserve">more sophisticated in specific respects:</w:t>
       </w:r>
       <w:r>
         <w:t xml:space="preserve"> </w:t>
@@ -4370,13 +5549,40 @@
         <w:t xml:space="preserve"> </w:t>
       </w:r>
       <w:r>
-        <w:t xml:space="preserve">and its descendants (Dray et al., 2008). The contribution</w:t>
-      </w:r>
-      <w:r>
-        <w:t xml:space="preserve"> </w:t>
-      </w:r>
-      <w:r>
-        <w:t xml:space="preserve">here is</w:t>
+        <w:t xml:space="preserve">(Dray et al., 2008; Dray &amp;</w:t>
+      </w:r>
+      <w:r>
+        <w:t xml:space="preserve"> </w:t>
+      </w:r>
+      <w:r>
+        <w:t xml:space="preserve">Jombart, 2011) optimises a variance–autocorrelation compromise directly, and</w:t>
+      </w:r>
+      <w:r>
+        <w:t xml:space="preserve"> </w:t>
+      </w:r>
+      <w:r>
+        <w:t xml:space="preserve">geographically weighted PCA (Harris et al., 2011; Gollini et al., 2015) lets loadings</w:t>
+      </w:r>
+      <w:r>
+        <w:t xml:space="preserve"> </w:t>
+      </w:r>
+      <w:r>
+        <w:t xml:space="preserve">vary across space. What</w:t>
+      </w:r>
+      <w:r>
+        <w:t xml:space="preserve"> </w:t>
+      </w:r>
+      <w:r>
+        <w:rPr>
+          <w:rStyle w:val="VerbatimChar"/>
+        </w:rPr>
+        <w:t xml:space="preserve">qrfactor</w:t>
+      </w:r>
+      <w:r>
+        <w:t xml:space="preserve"> </w:t>
+      </w:r>
+      <w:r>
+        <w:t xml:space="preserve">offers the applied user is the</w:t>
       </w:r>
       <w:r>
         <w:t xml:space="preserve"> </w:t>
@@ -4386,28 +5592,64 @@
           <w:iCs/>
           <w:i/>
         </w:rPr>
-        <w:t xml:space="preserve">workflow</w:t>
-      </w:r>
-      <w:r>
-        <w:t xml:space="preserve">: simultaneous Q- and R-mode analysis, indices, clustering,</w:t>
-      </w:r>
-      <w:r>
-        <w:t xml:space="preserve"> </w:t>
-      </w:r>
-      <w:r>
-        <w:t xml:space="preserve">cluster testing and choropleth mapping from one reproducible call, with results</w:t>
-      </w:r>
-      <w:r>
-        <w:t xml:space="preserve"> </w:t>
-      </w:r>
-      <w:r>
-        <w:t xml:space="preserve">written back to the geography (Table 1). For the applied water scientist that</w:t>
-      </w:r>
-      <w:r>
-        <w:t xml:space="preserve"> </w:t>
-      </w:r>
-      <w:r>
-        <w:t xml:space="preserve">integration — not a new algorithm — is the practical advance.</w:t>
+        <w:t xml:space="preserve">combination</w:t>
+      </w:r>
+      <w:r>
+        <w:t xml:space="preserve"> </w:t>
+      </w:r>
+      <w:r>
+        <w:t xml:space="preserve">—</w:t>
+      </w:r>
+      <w:r>
+        <w:t xml:space="preserve"> </w:t>
+      </w:r>
+      <w:r>
+        <w:t xml:space="preserve">simultaneous Q- and R-mode analysis, rotation, indices, clustering, cluster testing,</w:t>
+      </w:r>
+      <w:r>
+        <w:t xml:space="preserve"> </w:t>
+      </w:r>
+      <w:r>
+        <w:t xml:space="preserve">autocorrelation testing and choropleth mapping from one reproducible call, with every</w:t>
+      </w:r>
+      <w:r>
+        <w:t xml:space="preserve"> </w:t>
+      </w:r>
+      <w:r>
+        <w:t xml:space="preserve">quantity written back to the geography. For routine applied water assessment that</w:t>
+      </w:r>
+      <w:r>
+        <w:t xml:space="preserve"> </w:t>
+      </w:r>
+      <w:r>
+        <w:t xml:space="preserve">integration, not algorithmic novelty, is the practical advance; for confirmatory</w:t>
+      </w:r>
+      <w:r>
+        <w:t xml:space="preserve"> </w:t>
+      </w:r>
+      <w:r>
+        <w:t xml:space="preserve">spatial-structure work, coupling the same data to</w:t>
+      </w:r>
+      <w:r>
+        <w:t xml:space="preserve"> </w:t>
+      </w:r>
+      <w:r>
+        <w:rPr>
+          <w:rStyle w:val="VerbatimChar"/>
+        </w:rPr>
+        <w:t xml:space="preserve">multispati</w:t>
+      </w:r>
+      <w:r>
+        <w:t xml:space="preserve"> </w:t>
+      </w:r>
+      <w:r>
+        <w:t xml:space="preserve">or GWPCA is the</w:t>
+      </w:r>
+      <w:r>
+        <w:t xml:space="preserve"> </w:t>
+      </w:r>
+      <w:r>
+        <w:t xml:space="preserve">natural next step.</w:t>
       </w:r>
     </w:p>
     <w:p>
@@ -4425,7 +5667,7 @@
         <w:t xml:space="preserve"> </w:t>
       </w:r>
       <w:r>
-        <w:t xml:space="preserve">Four are material. (i)</w:t>
+        <w:t xml:space="preserve">Five are material. (i)</w:t>
       </w:r>
       <w:r>
         <w:t xml:space="preserve"> </w:t>
@@ -4447,19 +5689,19 @@
         <w:t xml:space="preserve"> </w:t>
       </w:r>
       <w:r>
-        <w:t xml:space="preserve">here is a circa-2000 AQUASTAT compilation; the substantive numbers must be</w:t>
-      </w:r>
-      <w:r>
-        <w:t xml:space="preserve"> </w:t>
-      </w:r>
-      <w:r>
-        <w:t xml:space="preserve">re-confirmed on the current AQUASTAT extract, obtained reproducibly by the script in</w:t>
-      </w:r>
-      <w:r>
-        <w:t xml:space="preserve"> </w:t>
-      </w:r>
-      <w:r>
-        <w:t xml:space="preserve">Appendix A, before any policy weight is placed on specific countries. (ii)</w:t>
+        <w:t xml:space="preserve">here is a circa-2000 AQUASTAT compilation; the numbers must be re-confirmed on the</w:t>
+      </w:r>
+      <w:r>
+        <w:t xml:space="preserve"> </w:t>
+      </w:r>
+      <w:r>
+        <w:t xml:space="preserve">current AQUASTAT extract (Appendix A) before country-specific claims carry policy</w:t>
+      </w:r>
+      <w:r>
+        <w:t xml:space="preserve"> </w:t>
+      </w:r>
+      <w:r>
+        <w:t xml:space="preserve">weight. (ii)</w:t>
       </w:r>
       <w:r>
         <w:t xml:space="preserve"> </w:t>
@@ -4469,49 +5711,31 @@
           <w:iCs/>
           <w:i/>
         </w:rPr>
-        <w:t xml:space="preserve">Collinearity.</w:t>
-      </w:r>
-      <w:r>
-        <w:t xml:space="preserve"> </w:t>
-      </w:r>
-      <w:r>
-        <w:rPr>
-          <w:rStyle w:val="VerbatimChar"/>
-        </w:rPr>
-        <w:t xml:space="preserve">Agricultur</w:t>
-      </w:r>
-      <w:r>
-        <w:t xml:space="preserve"> </w:t>
-      </w:r>
-      <w:r>
-        <w:t xml:space="preserve">and</w:t>
-      </w:r>
-      <w:r>
-        <w:t xml:space="preserve"> </w:t>
-      </w:r>
-      <w:r>
-        <w:rPr>
-          <w:rStyle w:val="VerbatimChar"/>
-        </w:rPr>
-        <w:t xml:space="preserve">perCapitaW</w:t>
-      </w:r>
-      <w:r>
-        <w:t xml:space="preserve"> </w:t>
-      </w:r>
-      <w:r>
-        <w:t xml:space="preserve">are near-duplicates (r = 0.99),</w:t>
-      </w:r>
-      <w:r>
-        <w:t xml:space="preserve"> </w:t>
-      </w:r>
-      <w:r>
-        <w:t xml:space="preserve">inflating agriculture’s role and collapsing the final factor; one of the pair should</w:t>
-      </w:r>
-      <w:r>
-        <w:t xml:space="preserve"> </w:t>
-      </w:r>
-      <w:r>
-        <w:t xml:space="preserve">be dropped in confirmatory work. (iii)</w:t>
+        <w:t xml:space="preserve">Modest sampling adequacy.</w:t>
+      </w:r>
+      <w:r>
+        <w:t xml:space="preserve"> </w:t>
+      </w:r>
+      <w:r>
+        <w:t xml:space="preserve">KMO = 0.56 places the data at the lower</w:t>
+      </w:r>
+      <w:r>
+        <w:t xml:space="preserve"> </w:t>
+      </w:r>
+      <w:r>
+        <w:t xml:space="preserve">edge of factorability, and parallel analysis retains only one component; the second</w:t>
+      </w:r>
+      <w:r>
+        <w:t xml:space="preserve"> </w:t>
+      </w:r>
+      <w:r>
+        <w:t xml:space="preserve">(resource) factor is real in the correlation structure but statistically marginal,</w:t>
+      </w:r>
+      <w:r>
+        <w:t xml:space="preserve"> </w:t>
+      </w:r>
+      <w:r>
+        <w:t xml:space="preserve">so the resource contrast should be read as a robust</w:t>
       </w:r>
       <w:r>
         <w:t xml:space="preserve"> </w:t>
@@ -4521,31 +5745,13 @@
           <w:iCs/>
           <w:i/>
         </w:rPr>
-        <w:t xml:space="preserve">Cross-sectional inference.</w:t>
-      </w:r>
-      <w:r>
-        <w:t xml:space="preserve"> </w:t>
-      </w:r>
-      <w:r>
-        <w:t xml:space="preserve">These are</w:t>
-      </w:r>
-      <w:r>
-        <w:t xml:space="preserve"> </w:t>
-      </w:r>
-      <w:r>
-        <w:t xml:space="preserve">associations in a single snapshot of 50 countries, not causal claims; the drivers of</w:t>
-      </w:r>
-      <w:r>
-        <w:t xml:space="preserve"> </w:t>
-      </w:r>
-      <w:r>
-        <w:t xml:space="preserve">the decoupling (climate, economy, irrigation policy, data year) are for domain</w:t>
-      </w:r>
-      <w:r>
-        <w:t xml:space="preserve"> </w:t>
-      </w:r>
-      <w:r>
-        <w:t xml:space="preserve">analysis, not the factor model. (iv)</w:t>
+        <w:t xml:space="preserve">decoupling</w:t>
+      </w:r>
+      <w:r>
+        <w:t xml:space="preserve"> </w:t>
+      </w:r>
+      <w:r>
+        <w:t xml:space="preserve">rather than a strong</w:t>
       </w:r>
       <w:r>
         <w:t xml:space="preserve"> </w:t>
@@ -4555,25 +5761,88 @@
           <w:iCs/>
           <w:i/>
         </w:rPr>
-        <w:t xml:space="preserve">Spatial autocorrelation not yet tested.</w:t>
-      </w:r>
-      <w:r>
-        <w:t xml:space="preserve"> </w:t>
-      </w:r>
-      <w:r>
-        <w:t xml:space="preserve">The</w:t>
-      </w:r>
-      <w:r>
-        <w:t xml:space="preserve"> </w:t>
-      </w:r>
-      <w:r>
-        <w:t xml:space="preserve">maps display clear regional pattern, but we have not formally tested whether the</w:t>
-      </w:r>
-      <w:r>
-        <w:t xml:space="preserve"> </w:t>
-      </w:r>
-      <w:r>
-        <w:t xml:space="preserve">factor indices are spatially clustered.</w:t>
+        <w:t xml:space="preserve">dimension</w:t>
+      </w:r>
+      <w:r>
+        <w:t xml:space="preserve">. (iii)</w:t>
+      </w:r>
+      <w:r>
+        <w:t xml:space="preserve"> </w:t>
+      </w:r>
+      <w:r>
+        <w:rPr>
+          <w:iCs/>
+          <w:i/>
+        </w:rPr>
+        <w:t xml:space="preserve">Ecological inference.</w:t>
+      </w:r>
+      <w:r>
+        <w:t xml:space="preserve"> </w:t>
+      </w:r>
+      <w:r>
+        <w:t xml:space="preserve">These are country-level associations in a</w:t>
+      </w:r>
+      <w:r>
+        <w:t xml:space="preserve"> </w:t>
+      </w:r>
+      <w:r>
+        <w:t xml:space="preserve">single snapshot; within-country heterogeneity is invisible, and the ecological</w:t>
+      </w:r>
+      <w:r>
+        <w:t xml:space="preserve"> </w:t>
+      </w:r>
+      <w:r>
+        <w:t xml:space="preserve">fallacy forbids inferring sub-national behaviour. (iv)</w:t>
+      </w:r>
+      <w:r>
+        <w:t xml:space="preserve"> </w:t>
+      </w:r>
+      <w:r>
+        <w:rPr>
+          <w:iCs/>
+          <w:i/>
+        </w:rPr>
+        <w:t xml:space="preserve">Cross-sectional design.</w:t>
+      </w:r>
+      <w:r>
+        <w:t xml:space="preserve"> </w:t>
+      </w:r>
+      <w:r>
+        <w:t xml:space="preserve">No</w:t>
+      </w:r>
+      <w:r>
+        <w:t xml:space="preserve"> </w:t>
+      </w:r>
+      <w:r>
+        <w:t xml:space="preserve">causal claim is made; the mechanisms above are hypotheses. (v)</w:t>
+      </w:r>
+      <w:r>
+        <w:t xml:space="preserve"> </w:t>
+      </w:r>
+      <w:r>
+        <w:rPr>
+          <w:iCs/>
+          <w:i/>
+        </w:rPr>
+        <w:t xml:space="preserve">Island weighting.</w:t>
+      </w:r>
+      <w:r>
+        <w:t xml:space="preserve"> </w:t>
+      </w:r>
+      <w:r>
+        <w:t xml:space="preserve">Three island states lack contiguity neighbours and are effectively excluded from the</w:t>
+      </w:r>
+      <w:r>
+        <w:t xml:space="preserve"> </w:t>
+      </w:r>
+      <w:r>
+        <w:t xml:space="preserve">Moran tests; k-nearest weights would retain them and should be reported in</w:t>
+      </w:r>
+      <w:r>
+        <w:t xml:space="preserve"> </w:t>
+      </w:r>
+      <w:r>
+        <w:t xml:space="preserve">confirmatory work.</w:t>
       </w:r>
     </w:p>
     <w:p>
@@ -4591,40 +5860,52 @@
         <w:t xml:space="preserve"> </w:t>
       </w:r>
       <w:r>
-        <w:t xml:space="preserve">The natural next step is a global Moran’s I and local (LISA) test of</w:t>
-      </w:r>
-      <w:r>
-        <w:t xml:space="preserve"> </w:t>
-      </w:r>
-      <w:r>
-        <w:t xml:space="preserve">the factor indices, built from the country adjacency graph (</w:t>
+        <w:t xml:space="preserve">The immediate step is to re-run the entire pipeline on a refreshed,</w:t>
+      </w:r>
+      <w:r>
+        <w:t xml:space="preserve"> </w:t>
+      </w:r>
+      <w:r>
+        <w:t xml:space="preserve">multi-year AQUASTAT extract, which would also permit testing whether the</w:t>
+      </w:r>
+      <w:r>
+        <w:t xml:space="preserve"> </w:t>
+      </w:r>
+      <w:r>
+        <w:t xml:space="preserve">use–availability decoupling is widening over time. Coupling the data to</w:t>
+      </w:r>
+      <w:r>
+        <w:t xml:space="preserve"> </w:t>
       </w:r>
       <w:r>
         <w:rPr>
           <w:rStyle w:val="VerbatimChar"/>
         </w:rPr>
-        <w:t xml:space="preserve">spdep</w:t>
-      </w:r>
-      <w:r>
-        <w:t xml:space="preserve">), to establish</w:t>
-      </w:r>
-      <w:r>
-        <w:t xml:space="preserve"> </w:t>
-      </w:r>
-      <w:r>
-        <w:t xml:space="preserve">spatial-clustering significance and identify hot- and cold-spots — a capability</w:t>
-      </w:r>
-      <w:r>
-        <w:t xml:space="preserve"> </w:t>
-      </w:r>
-      <w:r>
-        <w:t xml:space="preserve">planned for the workflow. A refreshed, multi-year AQUASTAT extract would also permit</w:t>
-      </w:r>
-      <w:r>
-        <w:t xml:space="preserve"> </w:t>
-      </w:r>
-      <w:r>
-        <w:t xml:space="preserve">tracking whether the use–availability decoupling is widening.</w:t>
+        <w:t xml:space="preserve">multispati</w:t>
+      </w:r>
+      <w:r>
+        <w:t xml:space="preserve"> </w:t>
+      </w:r>
+      <w:r>
+        <w:t xml:space="preserve">and GWPCA would test whether a spatially constrained ordination or spatially varying</w:t>
+      </w:r>
+      <w:r>
+        <w:t xml:space="preserve"> </w:t>
+      </w:r>
+      <w:r>
+        <w:t xml:space="preserve">loadings alter the structure. Finally, disaggregating from countries to river basins</w:t>
+      </w:r>
+      <w:r>
+        <w:t xml:space="preserve"> </w:t>
+      </w:r>
+      <w:r>
+        <w:t xml:space="preserve">would attack the ecological-inference limit directly and align the analysis with the</w:t>
+      </w:r>
+      <w:r>
+        <w:t xml:space="preserve"> </w:t>
+      </w:r>
+      <w:r>
+        <w:t xml:space="preserve">catchment scale at which water is actually managed.</w:t>
       </w:r>
     </w:p>
     <w:bookmarkEnd w:id="37"/>
@@ -4642,73 +5923,113 @@
         <w:pStyle w:val="FirstParagraph"/>
       </w:pPr>
       <w:r>
-        <w:t xml:space="preserve">This study set out to test the African water paradox and to demonstrate a</w:t>
-      </w:r>
-      <w:r>
-        <w:t xml:space="preserve"> </w:t>
-      </w:r>
-      <w:r>
-        <w:t xml:space="preserve">reproducible, map-first workflow for doing so. Simultaneous Q- and R-mode factor</w:t>
-      </w:r>
-      <w:r>
-        <w:t xml:space="preserve"> </w:t>
-      </w:r>
-      <w:r>
-        <w:t xml:space="preserve">analysis of six water-use indicators across 50 countries reduces to two</w:t>
-      </w:r>
-      <w:r>
-        <w:t xml:space="preserve"> </w:t>
-      </w:r>
-      <w:r>
-        <w:t xml:space="preserve">interpretable axes — an agriculture-driven scale of use (56%) and a</w:t>
-      </w:r>
-      <w:r>
-        <w:t xml:space="preserve"> </w:t>
-      </w:r>
-      <w:r>
-        <w:t xml:space="preserve">resource-versus-use contrast (18%) — that are statistically decoupled, and to two</w:t>
-      </w:r>
-      <w:r>
-        <w:t xml:space="preserve"> </w:t>
-      </w:r>
-      <w:r>
-        <w:t xml:space="preserve">country profiles whose heavy users hold less than half the renewable resource of</w:t>
-      </w:r>
-      <w:r>
-        <w:t xml:space="preserve"> </w:t>
-      </w:r>
-      <w:r>
-        <w:t xml:space="preserve">the light users. The paradox is therefore real, and geographic: abundance and</w:t>
-      </w:r>
-      <w:r>
-        <w:t xml:space="preserve"> </w:t>
-      </w:r>
-      <w:r>
-        <w:t xml:space="preserve">stress describe different countries, mapped in Figures 2 and 3. Methodologically,</w:t>
-      </w:r>
-      <w:r>
-        <w:t xml:space="preserve"> </w:t>
-      </w:r>
-      <w:r>
-        <w:t xml:space="preserve">the value is integration: one call moved the analysis from table to map, with every</w:t>
-      </w:r>
-      <w:r>
-        <w:t xml:space="preserve"> </w:t>
-      </w:r>
-      <w:r>
-        <w:t xml:space="preserve">quantity written back to the geography and the whole pipeline reproducible from</w:t>
-      </w:r>
-      <w:r>
-        <w:t xml:space="preserve"> </w:t>
-      </w:r>
-      <w:r>
-        <w:t xml:space="preserve">public data. As African water planning grows more data-driven, workflows that reach</w:t>
-      </w:r>
-      <w:r>
-        <w:t xml:space="preserve"> </w:t>
-      </w:r>
-      <w:r>
-        <w:t xml:space="preserve">a map — not just a table — will make the difference between analysis and action.</w:t>
+        <w:t xml:space="preserve">This study set out to characterise the structure of water use across African</w:t>
+      </w:r>
+      <w:r>
+        <w:t xml:space="preserve"> </w:t>
+      </w:r>
+      <w:r>
+        <w:t xml:space="preserve">countries, to test whether use is decoupled from availability, and to establish</w:t>
+      </w:r>
+      <w:r>
+        <w:t xml:space="preserve"> </w:t>
+      </w:r>
+      <w:r>
+        <w:t xml:space="preserve">whether that structure is spatially organised — all within a single reproducible,</w:t>
+      </w:r>
+      <w:r>
+        <w:t xml:space="preserve"> </w:t>
+      </w:r>
+      <w:r>
+        <w:t xml:space="preserve">map-first workflow. Simultaneous Q- and R-mode factor analysis of five water-use</w:t>
+      </w:r>
+      <w:r>
+        <w:t xml:space="preserve"> </w:t>
+      </w:r>
+      <w:r>
+        <w:t xml:space="preserve">indicators for 50 countries reduces to two interpretable axes: a dominant,</w:t>
+      </w:r>
+      <w:r>
+        <w:t xml:space="preserve"> </w:t>
+      </w:r>
+      <w:r>
+        <w:t xml:space="preserve">agriculture-driven scale of use (52%) and a weaker resource contrast (20%). Use and</w:t>
+      </w:r>
+      <w:r>
+        <w:t xml:space="preserve"> </w:t>
+      </w:r>
+      <w:r>
+        <w:t xml:space="preserve">availability are statistically decoupled, and the use factor is significantly</w:t>
+      </w:r>
+      <w:r>
+        <w:t xml:space="preserve"> </w:t>
+      </w:r>
+      <w:r>
+        <w:t xml:space="preserve">spatially clustered (Moran’s I = 0.35, p &lt; 10⁻⁴), with Egypt a hotspot and the Congo</w:t>
+      </w:r>
+      <w:r>
+        <w:t xml:space="preserve"> </w:t>
+      </w:r>
+      <w:r>
+        <w:t xml:space="preserve">Basin a coldspot. The continent’s paradox is therefore real and geographic:</w:t>
+      </w:r>
+      <w:r>
+        <w:t xml:space="preserve"> </w:t>
+      </w:r>
+      <w:r>
+        <w:t xml:space="preserve">abundance and stress describe different, spatially coherent groups of countries.</w:t>
+      </w:r>
+      <w:r>
+        <w:t xml:space="preserve"> </w:t>
+      </w:r>
+      <w:r>
+        <w:t xml:space="preserve">Methodologically, the value is integration — one call moved the analysis from table</w:t>
+      </w:r>
+      <w:r>
+        <w:t xml:space="preserve"> </w:t>
+      </w:r>
+      <w:r>
+        <w:t xml:space="preserve">to</w:t>
+      </w:r>
+      <w:r>
+        <w:t xml:space="preserve"> </w:t>
+      </w:r>
+      <w:r>
+        <w:rPr>
+          <w:iCs/>
+          <w:i/>
+        </w:rPr>
+        <w:t xml:space="preserve">tested</w:t>
+      </w:r>
+      <w:r>
+        <w:t xml:space="preserve"> </w:t>
+      </w:r>
+      <w:r>
+        <w:t xml:space="preserve">map, with every quantity written back to the geography and the whole</w:t>
+      </w:r>
+      <w:r>
+        <w:t xml:space="preserve"> </w:t>
+      </w:r>
+      <w:r>
+        <w:t xml:space="preserve">pipeline reproducible from public data. As African water planning grows more</w:t>
+      </w:r>
+      <w:r>
+        <w:t xml:space="preserve"> </w:t>
+      </w:r>
+      <w:r>
+        <w:t xml:space="preserve">data-driven, workflows that reach a tested map, not just a table, will help turn</w:t>
+      </w:r>
+      <w:r>
+        <w:t xml:space="preserve"> </w:t>
+      </w:r>
+      <w:r>
+        <w:t xml:space="preserve">analysis into action. The findings are offered as an exploratory, reproducible</w:t>
+      </w:r>
+      <w:r>
+        <w:t xml:space="preserve"> </w:t>
+      </w:r>
+      <w:r>
+        <w:t xml:space="preserve">baseline to be confirmed on current data.</w:t>
       </w:r>
     </w:p>
     <w:bookmarkEnd w:id="38"/>
@@ -4732,7 +6053,7 @@
         <w:t xml:space="preserve"> </w:t>
       </w:r>
       <w:r>
-        <w:t xml:space="preserve">and the R spatial community for the</w:t>
+        <w:t xml:space="preserve">and the R spatial and psychometric communities for the</w:t>
       </w:r>
       <w:r>
         <w:t xml:space="preserve"> </w:t>
@@ -4765,9 +6086,33 @@
         <w:rPr>
           <w:rStyle w:val="VerbatimChar"/>
         </w:rPr>
+        <w:t xml:space="preserve">spdep</w:t>
+      </w:r>
+      <w:r>
+        <w:t xml:space="preserve">,</w:t>
+      </w:r>
+      <w:r>
+        <w:t xml:space="preserve"> </w:t>
+      </w:r>
+      <w:r>
+        <w:rPr>
+          <w:rStyle w:val="VerbatimChar"/>
+        </w:rPr>
         <w:t xml:space="preserve">cluster</w:t>
       </w:r>
       <w:r>
+        <w:t xml:space="preserve">,</w:t>
+      </w:r>
+      <w:r>
+        <w:t xml:space="preserve"> </w:t>
+      </w:r>
+      <w:r>
+        <w:rPr>
+          <w:rStyle w:val="VerbatimChar"/>
+        </w:rPr>
+        <w:t xml:space="preserve">pvclust</w:t>
+      </w:r>
+      <w:r>
         <w:t xml:space="preserve"> </w:t>
       </w:r>
       <w:r>
@@ -4780,19 +6125,13 @@
         <w:rPr>
           <w:rStyle w:val="VerbatimChar"/>
         </w:rPr>
-        <w:t xml:space="preserve">pvclust</w:t>
-      </w:r>
-      <w:r>
-        <w:t xml:space="preserve"> </w:t>
-      </w:r>
-      <w:r>
-        <w:t xml:space="preserve">packages on</w:t>
-      </w:r>
-      <w:r>
-        <w:t xml:space="preserve"> </w:t>
-      </w:r>
-      <w:r>
-        <w:t xml:space="preserve">which the workflow builds. The</w:t>
+        <w:t xml:space="preserve">psych</w:t>
+      </w:r>
+      <w:r>
+        <w:t xml:space="preserve"> </w:t>
+      </w:r>
+      <w:r>
+        <w:t xml:space="preserve">packages on which the workflow builds. The</w:t>
       </w:r>
       <w:r>
         <w:t xml:space="preserve"> </w:t>
@@ -4807,19 +6146,13 @@
         <w:t xml:space="preserve"> </w:t>
       </w:r>
       <w:r>
-        <w:t xml:space="preserve">package and the scripts reproducing every</w:t>
-      </w:r>
-      <w:r>
-        <w:t xml:space="preserve"> </w:t>
-      </w:r>
-      <w:r>
-        <w:t xml:space="preserve">table and figure in this paper are openly available (Appendix A). The author declares</w:t>
-      </w:r>
-      <w:r>
-        <w:t xml:space="preserve"> </w:t>
-      </w:r>
-      <w:r>
-        <w:t xml:space="preserve">no conflict of interest.</w:t>
+        <w:t xml:space="preserve">package and the scripts reproducing every table and figure are openly</w:t>
+      </w:r>
+      <w:r>
+        <w:t xml:space="preserve"> </w:t>
+      </w:r>
+      <w:r>
+        <w:t xml:space="preserve">available (Appendix A). The author declares no conflict of interest.</w:t>
       </w:r>
       <w:r>
         <w:t xml:space="preserve"> </w:t>
@@ -4829,7 +6162,21 @@
           <w:iCs/>
           <w:i/>
         </w:rPr>
-        <w:t xml:space="preserve">[Add funding/grant details if applicable.]</w:t>
+        <w:t xml:space="preserve">[Add</w:t>
+      </w:r>
+      <w:r>
+        <w:rPr>
+          <w:iCs/>
+          <w:i/>
+        </w:rPr>
+        <w:t xml:space="preserve"> </w:t>
+      </w:r>
+      <w:r>
+        <w:rPr>
+          <w:iCs/>
+          <w:i/>
+        </w:rPr>
+        <w:t xml:space="preserve">funding/grant details if applicable.]</w:t>
       </w:r>
     </w:p>
     <w:bookmarkEnd w:id="39"/>
@@ -4851,7 +6198,7 @@
           <w:iCs/>
           <w:i/>
         </w:rPr>
-        <w:t xml:space="preserve">[The list below is a real, curated starting bibliography. Verify each against the</w:t>
+        <w:t xml:space="preserve">[Real, curated list. Confirm author strings marked</w:t>
       </w:r>
       <w:r>
         <w:rPr>
@@ -4865,21 +6212,21 @@
           <w:iCs/>
           <w:i/>
         </w:rPr>
-        <w:t xml:space="preserve">target journal’s style, and expand to the journal’s expected 30–80 entries — in</w:t>
+        <w:t xml:space="preserve">“</w:t>
       </w:r>
       <w:r>
         <w:rPr>
           <w:iCs/>
           <w:i/>
         </w:rPr>
-        <w:t xml:space="preserve"> </w:t>
+        <w:t xml:space="preserve">[confirm]</w:t>
       </w:r>
       <w:r>
         <w:rPr>
           <w:iCs/>
           <w:i/>
         </w:rPr>
-        <w:t xml:space="preserve">particular, add the applied Q/R-mode hydrochemistry studies (e.g. northern Volta</w:t>
+        <w:t xml:space="preserve">”</w:t>
       </w:r>
       <w:r>
         <w:rPr>
@@ -4893,7 +6240,7 @@
           <w:iCs/>
           <w:i/>
         </w:rPr>
-        <w:t xml:space="preserve">region, Ghana; Nethravathi catchment, India; Cariri Valley, Brazil), whose exact</w:t>
+        <w:t xml:space="preserve">against the article,</w:t>
       </w:r>
       <w:r>
         <w:rPr>
@@ -4907,7 +6254,21 @@
           <w:iCs/>
           <w:i/>
         </w:rPr>
-        <w:t xml:space="preserve">bibliographic details should be confirmed.]</w:t>
+        <w:t xml:space="preserve">match the target journal’s style, and expand toward the journal’s expected range by</w:t>
+      </w:r>
+      <w:r>
+        <w:rPr>
+          <w:iCs/>
+          <w:i/>
+        </w:rPr>
+        <w:t xml:space="preserve"> </w:t>
+      </w:r>
+      <w:r>
+        <w:rPr>
+          <w:iCs/>
+          <w:i/>
+        </w:rPr>
+        <w:t xml:space="preserve">adding further applied Q/R-mode and African-water citations.]</w:t>
       </w:r>
     </w:p>
     <w:p>
@@ -4919,7 +6280,7 @@
         <w:pStyle w:val="Compact"/>
       </w:pPr>
       <w:r>
-        <w:t xml:space="preserve">Bivand, R. S., Pebesma, E. J., &amp; Gómez-Rubio, V. (2013).</w:t>
+        <w:t xml:space="preserve">Anselin, L. (1995). Local indicators of spatial association—LISA.</w:t>
       </w:r>
       <w:r>
         <w:t xml:space="preserve"> </w:t>
@@ -4929,13 +6290,10 @@
           <w:iCs/>
           <w:i/>
         </w:rPr>
-        <w:t xml:space="preserve">Applied Spatial Data Analysis with R</w:t>
-      </w:r>
-      <w:r>
-        <w:t xml:space="preserve"> </w:t>
-      </w:r>
-      <w:r>
-        <w:t xml:space="preserve">(2nd ed.). Springer.</w:t>
+        <w:t xml:space="preserve">Geographical Analysis</w:t>
+      </w:r>
+      <w:r>
+        <w:t xml:space="preserve">, 27(2), 93–115.</w:t>
       </w:r>
     </w:p>
     <w:p>
@@ -4947,7 +6305,7 @@
         <w:pStyle w:val="Compact"/>
       </w:pPr>
       <w:r>
-        <w:t xml:space="preserve">Cattell, R. B. (1966). The scree test for the number of factors.</w:t>
+        <w:t xml:space="preserve">Bivand, R. S., Pebesma, E. J., &amp; Gómez-Rubio, V. (2013).</w:t>
       </w:r>
       <w:r>
         <w:t xml:space="preserve"> </w:t>
@@ -4957,10 +6315,13 @@
           <w:iCs/>
           <w:i/>
         </w:rPr>
-        <w:t xml:space="preserve">Multivariate Behavioral Research</w:t>
-      </w:r>
-      <w:r>
-        <w:t xml:space="preserve">, 1(2), 245–276.</w:t>
+        <w:t xml:space="preserve">Applied Spatial Data Analysis with R</w:t>
+      </w:r>
+      <w:r>
+        <w:t xml:space="preserve"> </w:t>
+      </w:r>
+      <w:r>
+        <w:t xml:space="preserve">(2nd ed.). Springer.</w:t>
       </w:r>
     </w:p>
     <w:p>
@@ -4972,7 +6333,7 @@
         <w:pStyle w:val="Compact"/>
       </w:pPr>
       <w:r>
-        <w:t xml:space="preserve">Davis, J. C. (2002).</w:t>
+        <w:t xml:space="preserve">Cattell, R. B. (1966). The scree test for the number of factors.</w:t>
       </w:r>
       <w:r>
         <w:t xml:space="preserve"> </w:t>
@@ -4982,13 +6343,10 @@
           <w:iCs/>
           <w:i/>
         </w:rPr>
-        <w:t xml:space="preserve">Statistics and Data Analysis in Geology</w:t>
-      </w:r>
-      <w:r>
-        <w:t xml:space="preserve"> </w:t>
-      </w:r>
-      <w:r>
-        <w:t xml:space="preserve">(3rd ed.). Wiley.</w:t>
+        <w:t xml:space="preserve">Multivariate Behavioral Research</w:t>
+      </w:r>
+      <w:r>
+        <w:t xml:space="preserve">, 1(2), 245–276.</w:t>
       </w:r>
     </w:p>
     <w:p>
@@ -5000,7 +6358,7 @@
         <w:pStyle w:val="Compact"/>
       </w:pPr>
       <w:r>
-        <w:t xml:space="preserve">Dray, S., Saïd, S., &amp; Débias, F. (2008). Spatial ordination of vegetation data using a generalization of Wartenberg’s multivariate spatial correlation.</w:t>
+        <w:t xml:space="preserve">Damkjaer, S., &amp; Taylor, R. (2017). The measurement of water scarcity: Defining a meaningful indicator.</w:t>
       </w:r>
       <w:r>
         <w:t xml:space="preserve"> </w:t>
@@ -5010,10 +6368,10 @@
           <w:iCs/>
           <w:i/>
         </w:rPr>
-        <w:t xml:space="preserve">Journal of Vegetation Science</w:t>
-      </w:r>
-      <w:r>
-        <w:t xml:space="preserve">, 19(1), 45–56.</w:t>
+        <w:t xml:space="preserve">Ambio</w:t>
+      </w:r>
+      <w:r>
+        <w:t xml:space="preserve">, 46(5), 513–531.</w:t>
       </w:r>
     </w:p>
     <w:p>
@@ -5025,7 +6383,7 @@
         <w:pStyle w:val="Compact"/>
       </w:pPr>
       <w:r>
-        <w:t xml:space="preserve">FAO (2026).</w:t>
+        <w:t xml:space="preserve">Davis, J. C. (2002).</w:t>
       </w:r>
       <w:r>
         <w:t xml:space="preserve"> </w:t>
@@ -5035,13 +6393,13 @@
           <w:iCs/>
           <w:i/>
         </w:rPr>
-        <w:t xml:space="preserve">AQUASTAT — FAO’s Global Information System on Water and Agriculture: Water withdrawal by sector.</w:t>
-      </w:r>
-      <w:r>
-        <w:t xml:space="preserve"> </w:t>
-      </w:r>
-      <w:r>
-        <w:t xml:space="preserve">Rome: Food and Agriculture Organization of the United Nations. https://data.apps.fao.org/aquastat/</w:t>
+        <w:t xml:space="preserve">Statistics and Data Analysis in Geology</w:t>
+      </w:r>
+      <w:r>
+        <w:t xml:space="preserve"> </w:t>
+      </w:r>
+      <w:r>
+        <w:t xml:space="preserve">(3rd ed.). Wiley.</w:t>
       </w:r>
     </w:p>
     <w:p>
@@ -5053,7 +6411,7 @@
         <w:pStyle w:val="Compact"/>
       </w:pPr>
       <w:r>
-        <w:t xml:space="preserve">Filzmoser, P., Garrett, R. G., &amp; Reimann, C. (2005). Multivariate outlier detection in exploration geochemistry.</w:t>
+        <w:t xml:space="preserve">Dray, S., &amp; Jombart, T. (2011). Revisiting Guerry’s data: Introducing spatial constraints in multivariate analysis.</w:t>
       </w:r>
       <w:r>
         <w:t xml:space="preserve"> </w:t>
@@ -5063,10 +6421,10 @@
           <w:iCs/>
           <w:i/>
         </w:rPr>
-        <w:t xml:space="preserve">Computers &amp; Geosciences</w:t>
-      </w:r>
-      <w:r>
-        <w:t xml:space="preserve">, 31(5), 579–587.</w:t>
+        <w:t xml:space="preserve">Annals of Applied Statistics</w:t>
+      </w:r>
+      <w:r>
+        <w:t xml:space="preserve">, 5(4), 2278–2299.</w:t>
       </w:r>
     </w:p>
     <w:p>
@@ -5078,7 +6436,7 @@
         <w:pStyle w:val="Compact"/>
       </w:pPr>
       <w:r>
-        <w:t xml:space="preserve">Kaiser, H. F. (1960). The application of electronic computers to factor analysis.</w:t>
+        <w:t xml:space="preserve">Dray, S., Saïd, S., &amp; Débias, F. (2008). Spatial ordination of vegetation data using a generalization of Wartenberg’s multivariate spatial correlation.</w:t>
       </w:r>
       <w:r>
         <w:t xml:space="preserve"> </w:t>
@@ -5088,10 +6446,10 @@
           <w:iCs/>
           <w:i/>
         </w:rPr>
-        <w:t xml:space="preserve">Educational and Psychological Measurement</w:t>
-      </w:r>
-      <w:r>
-        <w:t xml:space="preserve">, 20(1), 141–151.</w:t>
+        <w:t xml:space="preserve">Journal of Vegetation Science</w:t>
+      </w:r>
+      <w:r>
+        <w:t xml:space="preserve">, 19(1), 45–56.</w:t>
       </w:r>
     </w:p>
     <w:p>
@@ -5103,7 +6461,7 @@
         <w:pStyle w:val="Compact"/>
       </w:pPr>
       <w:r>
-        <w:t xml:space="preserve">Owusu, G. (2026).</w:t>
+        <w:t xml:space="preserve">Falkenmark, M., Lundqvist, J., &amp; Widstrand, C. (1989). Macro-scale water scarcity requires micro-scale approaches.</w:t>
       </w:r>
       <w:r>
         <w:t xml:space="preserve"> </w:t>
@@ -5113,13 +6471,10 @@
           <w:iCs/>
           <w:i/>
         </w:rPr>
-        <w:t xml:space="preserve">qrfactor: Simultaneous Q-mode and R-mode factor analysis for spatial data.</w:t>
-      </w:r>
-      <w:r>
-        <w:t xml:space="preserve"> </w:t>
-      </w:r>
-      <w:r>
-        <w:t xml:space="preserve">R package version 1.5. https://github.com/gowusu/qrfactor</w:t>
+        <w:t xml:space="preserve">Natural Resources Forum</w:t>
+      </w:r>
+      <w:r>
+        <w:t xml:space="preserve">, 13(4), 258–267.</w:t>
       </w:r>
     </w:p>
     <w:p>
@@ -5131,7 +6486,7 @@
         <w:pStyle w:val="Compact"/>
       </w:pPr>
       <w:r>
-        <w:t xml:space="preserve">Pebesma, E. (2018). Simple Features for R: Standardized support for spatial vector data.</w:t>
+        <w:t xml:space="preserve">FAO (2026).</w:t>
       </w:r>
       <w:r>
         <w:t xml:space="preserve"> </w:t>
@@ -5141,10 +6496,13 @@
           <w:iCs/>
           <w:i/>
         </w:rPr>
-        <w:t xml:space="preserve">The R Journal</w:t>
-      </w:r>
-      <w:r>
-        <w:t xml:space="preserve">, 10(1), 439–446.</w:t>
+        <w:t xml:space="preserve">AQUASTAT — FAO’s Global Information System on Water and Agriculture: Water withdrawal by sector.</w:t>
+      </w:r>
+      <w:r>
+        <w:t xml:space="preserve"> </w:t>
+      </w:r>
+      <w:r>
+        <w:t xml:space="preserve">Rome: FAO. https://data.apps.fao.org/aquastat/</w:t>
       </w:r>
     </w:p>
     <w:p>
@@ -5156,7 +6514,7 @@
         <w:pStyle w:val="Compact"/>
       </w:pPr>
       <w:r>
-        <w:t xml:space="preserve">Pebesma, E. J., &amp; Bivand, R. S. (2005). Classes and methods for spatial data in R.</w:t>
+        <w:t xml:space="preserve">Filzmoser, P., Garrett, R. G., &amp; Reimann, C. (2005). Multivariate outlier detection in exploration geochemistry.</w:t>
       </w:r>
       <w:r>
         <w:t xml:space="preserve"> </w:t>
@@ -5166,10 +6524,10 @@
           <w:iCs/>
           <w:i/>
         </w:rPr>
-        <w:t xml:space="preserve">R News</w:t>
-      </w:r>
-      <w:r>
-        <w:t xml:space="preserve">, 5(2), 9–13.</w:t>
+        <w:t xml:space="preserve">Computers &amp; Geosciences</w:t>
+      </w:r>
+      <w:r>
+        <w:t xml:space="preserve">, 31(5), 579–587.</w:t>
       </w:r>
     </w:p>
     <w:p>
@@ -5181,7 +6539,7 @@
         <w:pStyle w:val="Compact"/>
       </w:pPr>
       <w:r>
-        <w:t xml:space="preserve">R Core Team (2026).</w:t>
+        <w:t xml:space="preserve">Gollini, I., Lu, B., Charlton, M., Brunsdon, C., &amp; Harris, P. (2015). GWmodel: An R package for exploring spatial heterogeneity using geographically weighted models.</w:t>
       </w:r>
       <w:r>
         <w:t xml:space="preserve"> </w:t>
@@ -5191,13 +6549,10 @@
           <w:iCs/>
           <w:i/>
         </w:rPr>
-        <w:t xml:space="preserve">R: A Language and Environment for Statistical Computing.</w:t>
-      </w:r>
-      <w:r>
-        <w:t xml:space="preserve"> </w:t>
-      </w:r>
-      <w:r>
-        <w:t xml:space="preserve">Vienna: R Foundation for Statistical Computing.</w:t>
+        <w:t xml:space="preserve">Journal of Statistical Software</w:t>
+      </w:r>
+      <w:r>
+        <w:t xml:space="preserve">, 63(17), 1–50.</w:t>
       </w:r>
     </w:p>
     <w:p>
@@ -5209,7 +6564,7 @@
         <w:pStyle w:val="Compact"/>
       </w:pPr>
       <w:r>
-        <w:t xml:space="preserve">Rencher, A. C. (2002).</w:t>
+        <w:t xml:space="preserve">Harris, P., Brunsdon, C., &amp; Charlton, M. (2011). Geographically weighted principal components analysis.</w:t>
       </w:r>
       <w:r>
         <w:t xml:space="preserve"> </w:t>
@@ -5219,13 +6574,10 @@
           <w:iCs/>
           <w:i/>
         </w:rPr>
-        <w:t xml:space="preserve">Methods of Multivariate Analysis</w:t>
-      </w:r>
-      <w:r>
-        <w:t xml:space="preserve"> </w:t>
-      </w:r>
-      <w:r>
-        <w:t xml:space="preserve">(2nd ed.). Wiley.</w:t>
+        <w:t xml:space="preserve">International Journal of Geographical Information Science</w:t>
+      </w:r>
+      <w:r>
+        <w:t xml:space="preserve">, 25(10), 1717–1736.</w:t>
       </w:r>
     </w:p>
     <w:p>
@@ -5237,7 +6589,7 @@
         <w:pStyle w:val="Compact"/>
       </w:pPr>
       <w:r>
-        <w:t xml:space="preserve">Reyment, R. A., &amp; Jöreskog, K. G. (1993).</w:t>
+        <w:t xml:space="preserve">Hofste, R. W., et al. (2019).</w:t>
       </w:r>
       <w:r>
         <w:t xml:space="preserve"> </w:t>
@@ -5247,13 +6599,13 @@
           <w:iCs/>
           <w:i/>
         </w:rPr>
-        <w:t xml:space="preserve">Applied Factor Analysis in the Natural Sciences.</w:t>
-      </w:r>
-      <w:r>
-        <w:t xml:space="preserve"> </w:t>
-      </w:r>
-      <w:r>
-        <w:t xml:space="preserve">Cambridge University Press.</w:t>
+        <w:t xml:space="preserve">Aqueduct 3.0: Updated decision-relevant global water risk indicators.</w:t>
+      </w:r>
+      <w:r>
+        <w:t xml:space="preserve"> </w:t>
+      </w:r>
+      <w:r>
+        <w:t xml:space="preserve">WRI Technical Note. Washington, DC: World Resources Institute.</w:t>
       </w:r>
     </w:p>
     <w:p>
@@ -5265,7 +6617,7 @@
         <w:pStyle w:val="Compact"/>
       </w:pPr>
       <w:r>
-        <w:t xml:space="preserve">Suzuki, R., &amp; Shimodaira, H. (2006). Pvclust: an R package for assessing the uncertainty in hierarchical clustering.</w:t>
+        <w:t xml:space="preserve">Horn, J. L. (1965). A rationale and test for the number of factors in factor analysis.</w:t>
       </w:r>
       <w:r>
         <w:t xml:space="preserve"> </w:t>
@@ -5275,10 +6627,10 @@
           <w:iCs/>
           <w:i/>
         </w:rPr>
-        <w:t xml:space="preserve">Bioinformatics</w:t>
-      </w:r>
-      <w:r>
-        <w:t xml:space="preserve">, 22(12), 1540–1542.</w:t>
+        <w:t xml:space="preserve">Psychometrika</w:t>
+      </w:r>
+      <w:r>
+        <w:t xml:space="preserve">, 30(2), 179–185.</w:t>
       </w:r>
     </w:p>
     <w:p>
@@ -5290,7 +6642,7 @@
         <w:pStyle w:val="Compact"/>
       </w:pPr>
       <w:r>
-        <w:t xml:space="preserve">Wartenberg, D. (1985). Multivariate spatial correlation: A method for exploratory geographical analysis.</w:t>
+        <w:t xml:space="preserve">Kaiser, H. F. (1960). The application of electronic computers to factor analysis.</w:t>
       </w:r>
       <w:r>
         <w:t xml:space="preserve"> </w:t>
@@ -5300,10 +6652,375 @@
           <w:iCs/>
           <w:i/>
         </w:rPr>
+        <w:t xml:space="preserve">Educational and Psychological Measurement</w:t>
+      </w:r>
+      <w:r>
+        <w:t xml:space="preserve">, 20(1), 141–151.</w:t>
+      </w:r>
+    </w:p>
+    <w:p>
+      <w:pPr>
+        <w:numPr>
+          <w:ilvl w:val="0"/>
+          <w:numId w:val="1001"/>
+        </w:numPr>
+        <w:pStyle w:val="Compact"/>
+      </w:pPr>
+      <w:r>
+        <w:t xml:space="preserve">Kaiser, H. F. (1974). An index of factorial simplicity.</w:t>
+      </w:r>
+      <w:r>
+        <w:t xml:space="preserve"> </w:t>
+      </w:r>
+      <w:r>
+        <w:rPr>
+          <w:iCs/>
+          <w:i/>
+        </w:rPr>
+        <w:t xml:space="preserve">Psychometrika</w:t>
+      </w:r>
+      <w:r>
+        <w:t xml:space="preserve">, 39(1), 31–36.</w:t>
+      </w:r>
+    </w:p>
+    <w:p>
+      <w:pPr>
+        <w:numPr>
+          <w:ilvl w:val="0"/>
+          <w:numId w:val="1001"/>
+        </w:numPr>
+        <w:pStyle w:val="Compact"/>
+      </w:pPr>
+      <w:r>
+        <w:t xml:space="preserve">Moran, P. A. P. (1950). Notes on continuous stochastic phenomena.</w:t>
+      </w:r>
+      <w:r>
+        <w:t xml:space="preserve"> </w:t>
+      </w:r>
+      <w:r>
+        <w:rPr>
+          <w:iCs/>
+          <w:i/>
+        </w:rPr>
+        <w:t xml:space="preserve">Biometrika</w:t>
+      </w:r>
+      <w:r>
+        <w:t xml:space="preserve">, 37(1–2), 17–23.</w:t>
+      </w:r>
+    </w:p>
+    <w:p>
+      <w:pPr>
+        <w:numPr>
+          <w:ilvl w:val="0"/>
+          <w:numId w:val="1001"/>
+        </w:numPr>
+        <w:pStyle w:val="Compact"/>
+      </w:pPr>
+      <w:r>
+        <w:t xml:space="preserve">Owusu, G. (2026).</w:t>
+      </w:r>
+      <w:r>
+        <w:t xml:space="preserve"> </w:t>
+      </w:r>
+      <w:r>
+        <w:rPr>
+          <w:iCs/>
+          <w:i/>
+        </w:rPr>
+        <w:t xml:space="preserve">qrfactor: Simultaneous Q-mode and R-mode factor analysis for spatial data.</w:t>
+      </w:r>
+      <w:r>
+        <w:t xml:space="preserve"> </w:t>
+      </w:r>
+      <w:r>
+        <w:t xml:space="preserve">R package version 1.5. https://github.com/gowusu/qrfactor</w:t>
+      </w:r>
+    </w:p>
+    <w:p>
+      <w:pPr>
+        <w:numPr>
+          <w:ilvl w:val="0"/>
+          <w:numId w:val="1001"/>
+        </w:numPr>
+        <w:pStyle w:val="Compact"/>
+      </w:pPr>
+      <w:r>
+        <w:t xml:space="preserve">Pebesma, E. (2018). Simple Features for R: Standardized support for spatial vector data.</w:t>
+      </w:r>
+      <w:r>
+        <w:t xml:space="preserve"> </w:t>
+      </w:r>
+      <w:r>
+        <w:rPr>
+          <w:iCs/>
+          <w:i/>
+        </w:rPr>
+        <w:t xml:space="preserve">The R Journal</w:t>
+      </w:r>
+      <w:r>
+        <w:t xml:space="preserve">, 10(1), 439–446.</w:t>
+      </w:r>
+    </w:p>
+    <w:p>
+      <w:pPr>
+        <w:numPr>
+          <w:ilvl w:val="0"/>
+          <w:numId w:val="1001"/>
+        </w:numPr>
+        <w:pStyle w:val="Compact"/>
+      </w:pPr>
+      <w:r>
+        <w:t xml:space="preserve">Pebesma, E. J., &amp; Bivand, R. S. (2005). Classes and methods for spatial data in R.</w:t>
+      </w:r>
+      <w:r>
+        <w:t xml:space="preserve"> </w:t>
+      </w:r>
+      <w:r>
+        <w:rPr>
+          <w:iCs/>
+          <w:i/>
+        </w:rPr>
+        <w:t xml:space="preserve">R News</w:t>
+      </w:r>
+      <w:r>
+        <w:t xml:space="preserve">, 5(2), 9–13.</w:t>
+      </w:r>
+    </w:p>
+    <w:p>
+      <w:pPr>
+        <w:numPr>
+          <w:ilvl w:val="0"/>
+          <w:numId w:val="1001"/>
+        </w:numPr>
+        <w:pStyle w:val="Compact"/>
+      </w:pPr>
+      <w:r>
+        <w:t xml:space="preserve">R Core Team (2026).</w:t>
+      </w:r>
+      <w:r>
+        <w:t xml:space="preserve"> </w:t>
+      </w:r>
+      <w:r>
+        <w:rPr>
+          <w:iCs/>
+          <w:i/>
+        </w:rPr>
+        <w:t xml:space="preserve">R: A Language and Environment for Statistical Computing.</w:t>
+      </w:r>
+      <w:r>
+        <w:t xml:space="preserve"> </w:t>
+      </w:r>
+      <w:r>
+        <w:t xml:space="preserve">Vienna: R Foundation for Statistical Computing.</w:t>
+      </w:r>
+    </w:p>
+    <w:p>
+      <w:pPr>
+        <w:numPr>
+          <w:ilvl w:val="0"/>
+          <w:numId w:val="1001"/>
+        </w:numPr>
+        <w:pStyle w:val="Compact"/>
+      </w:pPr>
+      <w:r>
+        <w:t xml:space="preserve">Rencher, A. C. (2002).</w:t>
+      </w:r>
+      <w:r>
+        <w:t xml:space="preserve"> </w:t>
+      </w:r>
+      <w:r>
+        <w:rPr>
+          <w:iCs/>
+          <w:i/>
+        </w:rPr>
+        <w:t xml:space="preserve">Methods of Multivariate Analysis</w:t>
+      </w:r>
+      <w:r>
+        <w:t xml:space="preserve"> </w:t>
+      </w:r>
+      <w:r>
+        <w:t xml:space="preserve">(2nd ed.). Wiley.</w:t>
+      </w:r>
+    </w:p>
+    <w:p>
+      <w:pPr>
+        <w:numPr>
+          <w:ilvl w:val="0"/>
+          <w:numId w:val="1001"/>
+        </w:numPr>
+        <w:pStyle w:val="Compact"/>
+      </w:pPr>
+      <w:r>
+        <w:t xml:space="preserve">Revelle, W. (2024).</w:t>
+      </w:r>
+      <w:r>
+        <w:t xml:space="preserve"> </w:t>
+      </w:r>
+      <w:r>
+        <w:rPr>
+          <w:iCs/>
+          <w:i/>
+        </w:rPr>
+        <w:t xml:space="preserve">psych: Procedures for Psychological, Psychometric, and Personality Research.</w:t>
+      </w:r>
+      <w:r>
+        <w:t xml:space="preserve"> </w:t>
+      </w:r>
+      <w:r>
+        <w:t xml:space="preserve">R package. Northwestern University.</w:t>
+      </w:r>
+    </w:p>
+    <w:p>
+      <w:pPr>
+        <w:numPr>
+          <w:ilvl w:val="0"/>
+          <w:numId w:val="1001"/>
+        </w:numPr>
+        <w:pStyle w:val="Compact"/>
+      </w:pPr>
+      <w:r>
+        <w:t xml:space="preserve">Reyment, R. A., &amp; Jöreskog, K. G. (1993).</w:t>
+      </w:r>
+      <w:r>
+        <w:t xml:space="preserve"> </w:t>
+      </w:r>
+      <w:r>
+        <w:rPr>
+          <w:iCs/>
+          <w:i/>
+        </w:rPr>
+        <w:t xml:space="preserve">Applied Factor Analysis in the Natural Sciences.</w:t>
+      </w:r>
+      <w:r>
+        <w:t xml:space="preserve"> </w:t>
+      </w:r>
+      <w:r>
+        <w:t xml:space="preserve">Cambridge University Press.</w:t>
+      </w:r>
+    </w:p>
+    <w:p>
+      <w:pPr>
+        <w:numPr>
+          <w:ilvl w:val="0"/>
+          <w:numId w:val="1001"/>
+        </w:numPr>
+        <w:pStyle w:val="Compact"/>
+      </w:pPr>
+      <w:r>
+        <w:t xml:space="preserve">Rousseeuw, P. J. (1987). Silhouettes: A graphical aid to the interpretation and validation of cluster analysis.</w:t>
+      </w:r>
+      <w:r>
+        <w:t xml:space="preserve"> </w:t>
+      </w:r>
+      <w:r>
+        <w:rPr>
+          <w:iCs/>
+          <w:i/>
+        </w:rPr>
+        <w:t xml:space="preserve">Journal of Computational and Applied Mathematics</w:t>
+      </w:r>
+      <w:r>
+        <w:t xml:space="preserve">, 20, 53–65.</w:t>
+      </w:r>
+    </w:p>
+    <w:p>
+      <w:pPr>
+        <w:numPr>
+          <w:ilvl w:val="0"/>
+          <w:numId w:val="1001"/>
+        </w:numPr>
+        <w:pStyle w:val="Compact"/>
+      </w:pPr>
+      <w:r>
+        <w:t xml:space="preserve">Suzuki, R., &amp; Shimodaira, H. (2006). Pvclust: An R package for assessing the uncertainty in hierarchical clustering.</w:t>
+      </w:r>
+      <w:r>
+        <w:t xml:space="preserve"> </w:t>
+      </w:r>
+      <w:r>
+        <w:rPr>
+          <w:iCs/>
+          <w:i/>
+        </w:rPr>
+        <w:t xml:space="preserve">Bioinformatics</w:t>
+      </w:r>
+      <w:r>
+        <w:t xml:space="preserve">, 22(12), 1540–1542.</w:t>
+      </w:r>
+    </w:p>
+    <w:p>
+      <w:pPr>
+        <w:numPr>
+          <w:ilvl w:val="0"/>
+          <w:numId w:val="1001"/>
+        </w:numPr>
+        <w:pStyle w:val="Compact"/>
+      </w:pPr>
+      <w:r>
+        <w:t xml:space="preserve">Wartenberg, D. (1985). Multivariate spatial correlation: A method for exploratory geographical analysis.</w:t>
+      </w:r>
+      <w:r>
+        <w:t xml:space="preserve"> </w:t>
+      </w:r>
+      <w:r>
+        <w:rPr>
+          <w:iCs/>
+          <w:i/>
+        </w:rPr>
         <w:t xml:space="preserve">Geographical Analysis</w:t>
       </w:r>
       <w:r>
         <w:t xml:space="preserve">, 17(4), 263–283.</w:t>
+      </w:r>
+    </w:p>
+    <w:p>
+      <w:pPr>
+        <w:numPr>
+          <w:ilvl w:val="0"/>
+          <w:numId w:val="1001"/>
+        </w:numPr>
+        <w:pStyle w:val="Compact"/>
+      </w:pPr>
+      <w:r>
+        <w:t xml:space="preserve">Yidana, S. M., et al. [confirm] (2009). Hydrochemical analysis of groundwater using multivariate statistical methods — the Volta region, Ghana.</w:t>
+      </w:r>
+      <w:r>
+        <w:t xml:space="preserve"> </w:t>
+      </w:r>
+      <w:r>
+        <w:rPr>
+          <w:iCs/>
+          <w:i/>
+        </w:rPr>
+        <w:t xml:space="preserve">KSCE Journal of Civil Engineering</w:t>
+      </w:r>
+      <w:r>
+        <w:t xml:space="preserve">, 13(1). [confirm volume/pages/authors]</w:t>
+      </w:r>
+    </w:p>
+    <w:p>
+      <w:pPr>
+        <w:numPr>
+          <w:ilvl w:val="0"/>
+          <w:numId w:val="1001"/>
+        </w:numPr>
+        <w:pStyle w:val="Compact"/>
+      </w:pPr>
+      <w:r>
+        <w:t xml:space="preserve">[Cariri Valley authors — confirm] (2008). Clustering of groundwaters by Q-mode factor analysis according to their hydrogeochemical origin: a case study of the Cariri Valley (northern Brazil) wells.</w:t>
+      </w:r>
+      <w:r>
+        <w:t xml:space="preserve"> </w:t>
+      </w:r>
+      <w:r>
+        <w:rPr>
+          <w:iCs/>
+          <w:i/>
+        </w:rPr>
+        <w:t xml:space="preserve">Water SA</w:t>
+      </w:r>
+      <w:r>
+        <w:t xml:space="preserve">, 34(5). [confirm authors/pages]</w:t>
       </w:r>
     </w:p>
     <w:bookmarkEnd w:id="40"/>
@@ -5321,7 +7038,13 @@
         <w:pStyle w:val="FirstParagraph"/>
       </w:pPr>
       <w:r>
-        <w:t xml:space="preserve">The complete analysis reproduces from public data. The refreshed dataset is built by</w:t>
+        <w:t xml:space="preserve">Every table and figure reproduces from public data via two scripts. The refreshed</w:t>
+      </w:r>
+      <w:r>
+        <w:t xml:space="preserve"> </w:t>
+      </w:r>
+      <w:r>
+        <w:t xml:space="preserve">dataset is built by</w:t>
       </w:r>
       <w:r>
         <w:t xml:space="preserve"> </w:t>
@@ -5333,13 +7056,37 @@
         <w:t xml:space="preserve">paper/build_paper3_data.R</w:t>
       </w:r>
       <w:r>
-        <w:t xml:space="preserve">, which downloads the current AQUASTAT withdrawal series</w:t>
-      </w:r>
-      <w:r>
-        <w:t xml:space="preserve"> </w:t>
-      </w:r>
-      <w:r>
-        <w:t xml:space="preserve">and assembles the analysis table; the analysis itself is a single call:</w:t>
+        <w:t xml:space="preserve">, which downloads the current</w:t>
+      </w:r>
+      <w:r>
+        <w:t xml:space="preserve"> </w:t>
+      </w:r>
+      <w:r>
+        <w:t xml:space="preserve">AQUASTAT withdrawal series and assembles the analysis table; the diagnostics of</w:t>
+      </w:r>
+      <w:r>
+        <w:t xml:space="preserve"> </w:t>
+      </w:r>
+      <w:r>
+        <w:t xml:space="preserve">Section 4 (KMO, Bartlett, parallel analysis, varimax, silhouette, Moran’s I / LISA)</w:t>
+      </w:r>
+      <w:r>
+        <w:t xml:space="preserve"> </w:t>
+      </w:r>
+      <w:r>
+        <w:t xml:space="preserve">are produced by</w:t>
+      </w:r>
+      <w:r>
+        <w:t xml:space="preserve"> </w:t>
+      </w:r>
+      <w:r>
+        <w:rPr>
+          <w:rStyle w:val="VerbatimChar"/>
+        </w:rPr>
+        <w:t xml:space="preserve">paper/paper3_diagnostics.R</w:t>
+      </w:r>
+      <w:r>
+        <w:t xml:space="preserve">. The core analysis is one call:</w:t>
       </w:r>
     </w:p>
     <w:p>
@@ -5363,18 +7110,153 @@
       </w:r>
       <w:r>
         <w:rPr>
+          <w:rStyle w:val="NormalTok"/>
+        </w:rPr>
+        <w:t xml:space="preserve">v </w:t>
+      </w:r>
+      <w:r>
+        <w:rPr>
+          <w:rStyle w:val="OtherTok"/>
+        </w:rPr>
+        <w:t xml:space="preserve">&lt;-</w:t>
+      </w:r>
+      <w:r>
+        <w:rPr>
+          <w:rStyle w:val="NormalTok"/>
+        </w:rPr>
+        <w:t xml:space="preserve"> </w:t>
+      </w:r>
+      <w:r>
+        <w:rPr>
+          <w:rStyle w:val="FunctionTok"/>
+        </w:rPr>
+        <w:t xml:space="preserve">c</w:t>
+      </w:r>
+      <w:r>
+        <w:rPr>
+          <w:rStyle w:val="NormalTok"/>
+        </w:rPr>
+        <w:t xml:space="preserve">(</w:t>
+      </w:r>
+      <w:r>
+        <w:rPr>
+          <w:rStyle w:val="StringTok"/>
+        </w:rPr>
+        <w:t xml:space="preserve">"Domestic"</w:t>
+      </w:r>
+      <w:r>
+        <w:rPr>
+          <w:rStyle w:val="NormalTok"/>
+        </w:rPr>
+        <w:t xml:space="preserve">,</w:t>
+      </w:r>
+      <w:r>
+        <w:rPr>
+          <w:rStyle w:val="StringTok"/>
+        </w:rPr>
+        <w:t xml:space="preserve">"Industry"</w:t>
+      </w:r>
+      <w:r>
+        <w:rPr>
+          <w:rStyle w:val="NormalTok"/>
+        </w:rPr>
+        <w:t xml:space="preserve">,</w:t>
+      </w:r>
+      <w:r>
+        <w:rPr>
+          <w:rStyle w:val="StringTok"/>
+        </w:rPr>
+        <w:t xml:space="preserve">"Agricultur"</w:t>
+      </w:r>
+      <w:r>
+        <w:rPr>
+          <w:rStyle w:val="NormalTok"/>
+        </w:rPr>
+        <w:t xml:space="preserve">,</w:t>
+      </w:r>
+      <w:r>
+        <w:rPr>
+          <w:rStyle w:val="StringTok"/>
+        </w:rPr>
+        <w:t xml:space="preserve">"Resources"</w:t>
+      </w:r>
+      <w:r>
+        <w:rPr>
+          <w:rStyle w:val="NormalTok"/>
+        </w:rPr>
+        <w:t xml:space="preserve">,</w:t>
+      </w:r>
+      <w:r>
+        <w:rPr>
+          <w:rStyle w:val="StringTok"/>
+        </w:rPr>
+        <w:t xml:space="preserve">"withdrawal"</w:t>
+      </w:r>
+      <w:r>
+        <w:rPr>
+          <w:rStyle w:val="NormalTok"/>
+        </w:rPr>
+        <w:t xml:space="preserve">)   </w:t>
+      </w:r>
+      <w:r>
+        <w:rPr>
           <w:rStyle w:val="CommentTok"/>
         </w:rPr>
-        <w:t xml:space="preserve"># `dat` = the AQUASTAT table (columns: Domestic, Industry, Agricultur,</w:t>
+        <w:t xml:space="preserve"># cleaned set</w:t>
       </w:r>
       <w:r>
         <w:br/>
       </w:r>
       <w:r>
         <w:rPr>
+          <w:rStyle w:val="NormalTok"/>
+        </w:rPr>
+        <w:t xml:space="preserve">m  </w:t>
+      </w:r>
+      <w:r>
+        <w:rPr>
+          <w:rStyle w:val="OtherTok"/>
+        </w:rPr>
+        <w:t xml:space="preserve">&lt;-</w:t>
+      </w:r>
+      <w:r>
+        <w:rPr>
+          <w:rStyle w:val="NormalTok"/>
+        </w:rPr>
+        <w:t xml:space="preserve"> </w:t>
+      </w:r>
+      <w:r>
+        <w:rPr>
+          <w:rStyle w:val="FunctionTok"/>
+        </w:rPr>
+        <w:t xml:space="preserve">qrfactor</w:t>
+      </w:r>
+      <w:r>
+        <w:rPr>
+          <w:rStyle w:val="NormalTok"/>
+        </w:rPr>
+        <w:t xml:space="preserve">(dat[v])</w:t>
+      </w:r>
+      <w:r>
+        <w:br/>
+      </w:r>
+      <w:r>
+        <w:rPr>
+          <w:rStyle w:val="FunctionTok"/>
+        </w:rPr>
+        <w:t xml:space="preserve">summary</w:t>
+      </w:r>
+      <w:r>
+        <w:rPr>
+          <w:rStyle w:val="NormalTok"/>
+        </w:rPr>
+        <w:t xml:space="preserve">(m)                       </w:t>
+      </w:r>
+      <w:r>
+        <w:rPr>
           <w:rStyle w:val="CommentTok"/>
         </w:rPr>
-        <w:t xml:space="preserve">#          Resources, withdrawal, perCapitaW) for the 50 countries</w:t>
+        <w:t xml:space="preserve"># Table 3 (eigenvalues/variance)</w:t>
       </w:r>
       <w:r>
         <w:br/>
@@ -5383,7 +7265,91 @@
         <w:rPr>
           <w:rStyle w:val="NormalTok"/>
         </w:rPr>
-        <w:t xml:space="preserve">m </w:t>
+        <w:t xml:space="preserve">m</w:t>
+      </w:r>
+      <w:r>
+        <w:rPr>
+          <w:rStyle w:val="SpecialCharTok"/>
+        </w:rPr>
+        <w:t xml:space="preserve">$</w:t>
+      </w:r>
+      <w:r>
+        <w:rPr>
+          <w:rStyle w:val="NormalTok"/>
+        </w:rPr>
+        <w:t xml:space="preserve">correlation                    </w:t>
+      </w:r>
+      <w:r>
+        <w:rPr>
+          <w:rStyle w:val="CommentTok"/>
+        </w:rPr>
+        <w:t xml:space="preserve"># Table 2</w:t>
+      </w:r>
+      <w:r>
+        <w:br/>
+      </w:r>
+      <w:r>
+        <w:rPr>
+          <w:rStyle w:val="FunctionTok"/>
+        </w:rPr>
+        <w:t xml:space="preserve">plot</w:t>
+      </w:r>
+      <w:r>
+        <w:rPr>
+          <w:rStyle w:val="NormalTok"/>
+        </w:rPr>
+        <w:t xml:space="preserve">(m, </w:t>
+      </w:r>
+      <w:r>
+        <w:rPr>
+          <w:rStyle w:val="AttributeTok"/>
+        </w:rPr>
+        <w:t xml:space="preserve">rowname =</w:t>
+      </w:r>
+      <w:r>
+        <w:rPr>
+          <w:rStyle w:val="NormalTok"/>
+        </w:rPr>
+        <w:t xml:space="preserve"> </w:t>
+      </w:r>
+      <w:r>
+        <w:rPr>
+          <w:rStyle w:val="StringTok"/>
+        </w:rPr>
+        <w:t xml:space="preserve">"COUNTRY"</w:t>
+      </w:r>
+      <w:r>
+        <w:rPr>
+          <w:rStyle w:val="NormalTok"/>
+        </w:rPr>
+        <w:t xml:space="preserve">)     </w:t>
+      </w:r>
+      <w:r>
+        <w:rPr>
+          <w:rStyle w:val="CommentTok"/>
+        </w:rPr>
+        <w:t xml:space="preserve"># Figure 1 (biplot)</w:t>
+      </w:r>
+      <w:r>
+        <w:br/>
+      </w:r>
+      <w:r>
+        <w:br/>
+      </w:r>
+      <w:r>
+        <w:rPr>
+          <w:rStyle w:val="CommentTok"/>
+        </w:rPr>
+        <w:t xml:space="preserve"># spatial: scores/indices/clusters written back to the map</w:t>
+      </w:r>
+      <w:r>
+        <w:br/>
+      </w:r>
+      <w:r>
+        <w:rPr>
+          <w:rStyle w:val="NormalTok"/>
+        </w:rPr>
+        <w:t xml:space="preserve">sm </w:t>
       </w:r>
       <w:r>
         <w:rPr>
@@ -5407,466 +7373,142 @@
         <w:rPr>
           <w:rStyle w:val="NormalTok"/>
         </w:rPr>
-        <w:t xml:space="preserve">(dat[</w:t>
+        <w:t xml:space="preserve">(shapefile_dir, </w:t>
+      </w:r>
+      <w:r>
+        <w:rPr>
+          <w:rStyle w:val="AttributeTok"/>
+        </w:rPr>
+        <w:t xml:space="preserve">layer =</w:t>
+      </w:r>
+      <w:r>
+        <w:rPr>
+          <w:rStyle w:val="NormalTok"/>
+        </w:rPr>
+        <w:t xml:space="preserve"> </w:t>
+      </w:r>
+      <w:r>
+        <w:rPr>
+          <w:rStyle w:val="StringTok"/>
+        </w:rPr>
+        <w:t xml:space="preserve">"Africanfreshwater"</w:t>
+      </w:r>
+      <w:r>
+        <w:rPr>
+          <w:rStyle w:val="NormalTok"/>
+        </w:rPr>
+        <w:t xml:space="preserve">, </w:t>
+      </w:r>
+      <w:r>
+        <w:rPr>
+          <w:rStyle w:val="AttributeTok"/>
+        </w:rPr>
+        <w:t xml:space="preserve">var =</w:t>
+      </w:r>
+      <w:r>
+        <w:rPr>
+          <w:rStyle w:val="NormalTok"/>
+        </w:rPr>
+        <w:t xml:space="preserve"> v)</w:t>
+      </w:r>
+      <w:r>
+        <w:br/>
       </w:r>
       <w:r>
         <w:rPr>
           <w:rStyle w:val="FunctionTok"/>
         </w:rPr>
-        <w:t xml:space="preserve">c</w:t>
+        <w:t xml:space="preserve">plot</w:t>
       </w:r>
       <w:r>
         <w:rPr>
           <w:rStyle w:val="NormalTok"/>
         </w:rPr>
-        <w:t xml:space="preserve">(</w:t>
+        <w:t xml:space="preserve">(sm, </w:t>
+      </w:r>
+      <w:r>
+        <w:rPr>
+          <w:rStyle w:val="AttributeTok"/>
+        </w:rPr>
+        <w:t xml:space="preserve">plot =</w:t>
+      </w:r>
+      <w:r>
+        <w:rPr>
+          <w:rStyle w:val="NormalTok"/>
+        </w:rPr>
+        <w:t xml:space="preserve"> </w:t>
       </w:r>
       <w:r>
         <w:rPr>
           <w:rStyle w:val="StringTok"/>
         </w:rPr>
-        <w:t xml:space="preserve">"Domestic"</w:t>
+        <w:t xml:space="preserve">"map"</w:t>
       </w:r>
       <w:r>
         <w:rPr>
           <w:rStyle w:val="NormalTok"/>
         </w:rPr>
-        <w:t xml:space="preserve">,</w:t>
+        <w:t xml:space="preserve">)           </w:t>
+      </w:r>
+      <w:r>
+        <w:rPr>
+          <w:rStyle w:val="CommentTok"/>
+        </w:rPr>
+        <w:t xml:space="preserve"># Figures 2-3 (factor-index choropleths)</w:t>
+      </w:r>
+      <w:r>
+        <w:br/>
+      </w:r>
+      <w:r>
+        <w:rPr>
+          <w:rStyle w:val="FunctionTok"/>
+        </w:rPr>
+        <w:t xml:space="preserve">plot</w:t>
+      </w:r>
+      <w:r>
+        <w:rPr>
+          <w:rStyle w:val="NormalTok"/>
+        </w:rPr>
+        <w:t xml:space="preserve">(sm, </w:t>
+      </w:r>
+      <w:r>
+        <w:rPr>
+          <w:rStyle w:val="AttributeTok"/>
+        </w:rPr>
+        <w:t xml:space="preserve">plot =</w:t>
+      </w:r>
+      <w:r>
+        <w:rPr>
+          <w:rStyle w:val="NormalTok"/>
+        </w:rPr>
+        <w:t xml:space="preserve"> </w:t>
       </w:r>
       <w:r>
         <w:rPr>
           <w:rStyle w:val="StringTok"/>
         </w:rPr>
-        <w:t xml:space="preserve">"Industry"</w:t>
+        <w:t xml:space="preserve">"cluster"</w:t>
       </w:r>
       <w:r>
         <w:rPr>
           <w:rStyle w:val="NormalTok"/>
         </w:rPr>
-        <w:t xml:space="preserve">,</w:t>
-      </w:r>
-      <w:r>
-        <w:rPr>
-          <w:rStyle w:val="StringTok"/>
-        </w:rPr>
-        <w:t xml:space="preserve">"Agricultur"</w:t>
-      </w:r>
-      <w:r>
-        <w:rPr>
-          <w:rStyle w:val="NormalTok"/>
-        </w:rPr>
-        <w:t xml:space="preserve">,</w:t>
+        <w:t xml:space="preserve">)       </w:t>
+      </w:r>
+      <w:r>
+        <w:rPr>
+          <w:rStyle w:val="CommentTok"/>
+        </w:rPr>
+        <w:t xml:space="preserve"># Figure 4 (clusplot) + Table 6 (ANOVA)</w:t>
       </w:r>
       <w:r>
         <w:br/>
       </w:r>
       <w:r>
         <w:rPr>
-          <w:rStyle w:val="NormalTok"/>
-        </w:rPr>
-        <w:t xml:space="preserve">                    </w:t>
-      </w:r>
-      <w:r>
-        <w:rPr>
-          <w:rStyle w:val="StringTok"/>
-        </w:rPr>
-        <w:t xml:space="preserve">"Resources"</w:t>
-      </w:r>
-      <w:r>
-        <w:rPr>
-          <w:rStyle w:val="NormalTok"/>
-        </w:rPr>
-        <w:t xml:space="preserve">,</w:t>
-      </w:r>
-      <w:r>
-        <w:rPr>
-          <w:rStyle w:val="StringTok"/>
-        </w:rPr>
-        <w:t xml:space="preserve">"withdrawal"</w:t>
-      </w:r>
-      <w:r>
-        <w:rPr>
-          <w:rStyle w:val="NormalTok"/>
-        </w:rPr>
-        <w:t xml:space="preserve">,</w:t>
-      </w:r>
-      <w:r>
-        <w:rPr>
-          <w:rStyle w:val="StringTok"/>
-        </w:rPr>
-        <w:t xml:space="preserve">"perCapitaW"</w:t>
-      </w:r>
-      <w:r>
-        <w:rPr>
-          <w:rStyle w:val="NormalTok"/>
-        </w:rPr>
-        <w:t xml:space="preserve">)])</w:t>
-      </w:r>
-      <w:r>
-        <w:br/>
-      </w:r>
-      <w:r>
-        <w:rPr>
-          <w:rStyle w:val="FunctionTok"/>
-        </w:rPr>
-        <w:t xml:space="preserve">summary</w:t>
-      </w:r>
-      <w:r>
-        <w:rPr>
-          <w:rStyle w:val="NormalTok"/>
-        </w:rPr>
-        <w:t xml:space="preserve">(m)                     </w:t>
-      </w:r>
-      <w:r>
-        <w:rPr>
           <w:rStyle w:val="CommentTok"/>
         </w:rPr>
-        <w:t xml:space="preserve"># Tables 3 and 4</w:t>
-      </w:r>
-      <w:r>
-        <w:br/>
-      </w:r>
-      <w:r>
-        <w:rPr>
-          <w:rStyle w:val="NormalTok"/>
-        </w:rPr>
-        <w:t xml:space="preserve">m</w:t>
-      </w:r>
-      <w:r>
-        <w:rPr>
-          <w:rStyle w:val="SpecialCharTok"/>
-        </w:rPr>
-        <w:t xml:space="preserve">$</w:t>
-      </w:r>
-      <w:r>
-        <w:rPr>
-          <w:rStyle w:val="NormalTok"/>
-        </w:rPr>
-        <w:t xml:space="preserve">correlation                  </w:t>
-      </w:r>
-      <w:r>
-        <w:rPr>
-          <w:rStyle w:val="CommentTok"/>
-        </w:rPr>
-        <w:t xml:space="preserve"># Table 2</w:t>
-      </w:r>
-      <w:r>
-        <w:br/>
-      </w:r>
-      <w:r>
-        <w:rPr>
-          <w:rStyle w:val="FunctionTok"/>
-        </w:rPr>
-        <w:t xml:space="preserve">plot</w:t>
-      </w:r>
-      <w:r>
-        <w:rPr>
-          <w:rStyle w:val="NormalTok"/>
-        </w:rPr>
-        <w:t xml:space="preserve">(m, </w:t>
-      </w:r>
-      <w:r>
-        <w:rPr>
-          <w:rStyle w:val="AttributeTok"/>
-        </w:rPr>
-        <w:t xml:space="preserve">rowname =</w:t>
-      </w:r>
-      <w:r>
-        <w:rPr>
-          <w:rStyle w:val="NormalTok"/>
-        </w:rPr>
-        <w:t xml:space="preserve"> </w:t>
-      </w:r>
-      <w:r>
-        <w:rPr>
-          <w:rStyle w:val="StringTok"/>
-        </w:rPr>
-        <w:t xml:space="preserve">"COUNTRY"</w:t>
-      </w:r>
-      <w:r>
-        <w:rPr>
-          <w:rStyle w:val="NormalTok"/>
-        </w:rPr>
-        <w:t xml:space="preserve">)   </w:t>
-      </w:r>
-      <w:r>
-        <w:rPr>
-          <w:rStyle w:val="CommentTok"/>
-        </w:rPr>
-        <w:t xml:space="preserve"># Figure 1 (biplot)</w:t>
-      </w:r>
-      <w:r>
-        <w:br/>
-      </w:r>
-      <w:r>
-        <w:br/>
-      </w:r>
-      <w:r>
-        <w:rPr>
-          <w:rStyle w:val="CommentTok"/>
-        </w:rPr>
-        <w:t xml:space="preserve"># spatial version: scores/indices/clusters written back to the map</w:t>
-      </w:r>
-      <w:r>
-        <w:br/>
-      </w:r>
-      <w:r>
-        <w:rPr>
-          <w:rStyle w:val="NormalTok"/>
-        </w:rPr>
-        <w:t xml:space="preserve">sm </w:t>
-      </w:r>
-      <w:r>
-        <w:rPr>
-          <w:rStyle w:val="OtherTok"/>
-        </w:rPr>
-        <w:t xml:space="preserve">&lt;-</w:t>
-      </w:r>
-      <w:r>
-        <w:rPr>
-          <w:rStyle w:val="NormalTok"/>
-        </w:rPr>
-        <w:t xml:space="preserve"> </w:t>
-      </w:r>
-      <w:r>
-        <w:rPr>
-          <w:rStyle w:val="FunctionTok"/>
-        </w:rPr>
-        <w:t xml:space="preserve">qrfactor</w:t>
-      </w:r>
-      <w:r>
-        <w:rPr>
-          <w:rStyle w:val="NormalTok"/>
-        </w:rPr>
-        <w:t xml:space="preserve">(shapefile_dir, </w:t>
-      </w:r>
-      <w:r>
-        <w:rPr>
-          <w:rStyle w:val="AttributeTok"/>
-        </w:rPr>
-        <w:t xml:space="preserve">layer =</w:t>
-      </w:r>
-      <w:r>
-        <w:rPr>
-          <w:rStyle w:val="NormalTok"/>
-        </w:rPr>
-        <w:t xml:space="preserve"> </w:t>
-      </w:r>
-      <w:r>
-        <w:rPr>
-          <w:rStyle w:val="StringTok"/>
-        </w:rPr>
-        <w:t xml:space="preserve">"Africanfreshwater"</w:t>
-      </w:r>
-      <w:r>
-        <w:rPr>
-          <w:rStyle w:val="NormalTok"/>
-        </w:rPr>
-        <w:t xml:space="preserve">,</w:t>
-      </w:r>
-      <w:r>
-        <w:br/>
-      </w:r>
-      <w:r>
-        <w:rPr>
-          <w:rStyle w:val="NormalTok"/>
-        </w:rPr>
-        <w:t xml:space="preserve">               </w:t>
-      </w:r>
-      <w:r>
-        <w:rPr>
-          <w:rStyle w:val="AttributeTok"/>
-        </w:rPr>
-        <w:t xml:space="preserve">var =</w:t>
-      </w:r>
-      <w:r>
-        <w:rPr>
-          <w:rStyle w:val="NormalTok"/>
-        </w:rPr>
-        <w:t xml:space="preserve"> </w:t>
-      </w:r>
-      <w:r>
-        <w:rPr>
-          <w:rStyle w:val="FunctionTok"/>
-        </w:rPr>
-        <w:t xml:space="preserve">c</w:t>
-      </w:r>
-      <w:r>
-        <w:rPr>
-          <w:rStyle w:val="NormalTok"/>
-        </w:rPr>
-        <w:t xml:space="preserve">(</w:t>
-      </w:r>
-      <w:r>
-        <w:rPr>
-          <w:rStyle w:val="StringTok"/>
-        </w:rPr>
-        <w:t xml:space="preserve">"Domestic"</w:t>
-      </w:r>
-      <w:r>
-        <w:rPr>
-          <w:rStyle w:val="NormalTok"/>
-        </w:rPr>
-        <w:t xml:space="preserve">,</w:t>
-      </w:r>
-      <w:r>
-        <w:rPr>
-          <w:rStyle w:val="StringTok"/>
-        </w:rPr>
-        <w:t xml:space="preserve">"Industry"</w:t>
-      </w:r>
-      <w:r>
-        <w:rPr>
-          <w:rStyle w:val="NormalTok"/>
-        </w:rPr>
-        <w:t xml:space="preserve">,</w:t>
-      </w:r>
-      <w:r>
-        <w:rPr>
-          <w:rStyle w:val="StringTok"/>
-        </w:rPr>
-        <w:t xml:space="preserve">"Agricultur"</w:t>
-      </w:r>
-      <w:r>
-        <w:rPr>
-          <w:rStyle w:val="NormalTok"/>
-        </w:rPr>
-        <w:t xml:space="preserve">,</w:t>
-      </w:r>
-      <w:r>
-        <w:br/>
-      </w:r>
-      <w:r>
-        <w:rPr>
-          <w:rStyle w:val="NormalTok"/>
-        </w:rPr>
-        <w:t xml:space="preserve">                       </w:t>
-      </w:r>
-      <w:r>
-        <w:rPr>
-          <w:rStyle w:val="StringTok"/>
-        </w:rPr>
-        <w:t xml:space="preserve">"Resources"</w:t>
-      </w:r>
-      <w:r>
-        <w:rPr>
-          <w:rStyle w:val="NormalTok"/>
-        </w:rPr>
-        <w:t xml:space="preserve">,</w:t>
-      </w:r>
-      <w:r>
-        <w:rPr>
-          <w:rStyle w:val="StringTok"/>
-        </w:rPr>
-        <w:t xml:space="preserve">"withdrawal"</w:t>
-      </w:r>
-      <w:r>
-        <w:rPr>
-          <w:rStyle w:val="NormalTok"/>
-        </w:rPr>
-        <w:t xml:space="preserve">,</w:t>
-      </w:r>
-      <w:r>
-        <w:rPr>
-          <w:rStyle w:val="StringTok"/>
-        </w:rPr>
-        <w:t xml:space="preserve">"perCapitaW"</w:t>
-      </w:r>
-      <w:r>
-        <w:rPr>
-          <w:rStyle w:val="NormalTok"/>
-        </w:rPr>
-        <w:t xml:space="preserve">))</w:t>
-      </w:r>
-      <w:r>
-        <w:br/>
-      </w:r>
-      <w:r>
-        <w:rPr>
-          <w:rStyle w:val="FunctionTok"/>
-        </w:rPr>
-        <w:t xml:space="preserve">plot</w:t>
-      </w:r>
-      <w:r>
-        <w:rPr>
-          <w:rStyle w:val="NormalTok"/>
-        </w:rPr>
-        <w:t xml:space="preserve">(sm, </w:t>
-      </w:r>
-      <w:r>
-        <w:rPr>
-          <w:rStyle w:val="AttributeTok"/>
-        </w:rPr>
-        <w:t xml:space="preserve">plot =</w:t>
-      </w:r>
-      <w:r>
-        <w:rPr>
-          <w:rStyle w:val="NormalTok"/>
-        </w:rPr>
-        <w:t xml:space="preserve"> </w:t>
-      </w:r>
-      <w:r>
-        <w:rPr>
-          <w:rStyle w:val="StringTok"/>
-        </w:rPr>
-        <w:t xml:space="preserve">"map"</w:t>
-      </w:r>
-      <w:r>
-        <w:rPr>
-          <w:rStyle w:val="NormalTok"/>
-        </w:rPr>
-        <w:t xml:space="preserve">)         </w:t>
-      </w:r>
-      <w:r>
-        <w:rPr>
-          <w:rStyle w:val="CommentTok"/>
-        </w:rPr>
-        <w:t xml:space="preserve"># Figures 2-3 (factor-index choropleths)</w:t>
-      </w:r>
-      <w:r>
-        <w:br/>
-      </w:r>
-      <w:r>
-        <w:rPr>
-          <w:rStyle w:val="FunctionTok"/>
-        </w:rPr>
-        <w:t xml:space="preserve">plot</w:t>
-      </w:r>
-      <w:r>
-        <w:rPr>
-          <w:rStyle w:val="NormalTok"/>
-        </w:rPr>
-        <w:t xml:space="preserve">(sm, </w:t>
-      </w:r>
-      <w:r>
-        <w:rPr>
-          <w:rStyle w:val="AttributeTok"/>
-        </w:rPr>
-        <w:t xml:space="preserve">plot =</w:t>
-      </w:r>
-      <w:r>
-        <w:rPr>
-          <w:rStyle w:val="NormalTok"/>
-        </w:rPr>
-        <w:t xml:space="preserve"> </w:t>
-      </w:r>
-      <w:r>
-        <w:rPr>
-          <w:rStyle w:val="StringTok"/>
-        </w:rPr>
-        <w:t xml:space="preserve">"cluster"</w:t>
-      </w:r>
-      <w:r>
-        <w:rPr>
-          <w:rStyle w:val="NormalTok"/>
-        </w:rPr>
-        <w:t xml:space="preserve">)     </w:t>
-      </w:r>
-      <w:r>
-        <w:rPr>
-          <w:rStyle w:val="CommentTok"/>
-        </w:rPr>
-        <w:t xml:space="preserve"># Figure 4 (clusplot) + Table 5 (ANOVA)</w:t>
+        <w:t xml:space="preserve"># KMO/Bartlett/rotation/parallel analysis/silhouette/Moran's I: see paper3_diagnostics.R</w:t>
       </w:r>
     </w:p>
     <w:bookmarkEnd w:id="41"/>

--- a/paper/qrfactor_paper3.docx
+++ b/paper/qrfactor_paper3.docx
@@ -938,37 +938,97 @@
         <w:t xml:space="preserve"> </w:t>
       </w:r>
       <w:r>
-        <w:t xml:space="preserve">disentangle the processes that control water composition and to classify samples</w:t>
-      </w:r>
-      <w:r>
-        <w:t xml:space="preserve"> </w:t>
-      </w:r>
-      <w:r>
-        <w:t xml:space="preserve">of common origin. In Ghana, multivariate statistical methods including R-mode</w:t>
-      </w:r>
-      <w:r>
-        <w:t xml:space="preserve"> </w:t>
-      </w:r>
-      <w:r>
-        <w:t xml:space="preserve">factor analysis with varimax rotation and the Kaiser criterion have been applied</w:t>
-      </w:r>
-      <w:r>
-        <w:t xml:space="preserve"> </w:t>
-      </w:r>
-      <w:r>
-        <w:t xml:space="preserve">to groundwater in the Volta region to identify the controls on hydrochemistry and</w:t>
-      </w:r>
-      <w:r>
-        <w:t xml:space="preserve"> </w:t>
-      </w:r>
-      <w:r>
-        <w:t xml:space="preserve">their spatial variation across geological terrains (Hydrochemical analysis of</w:t>
-      </w:r>
-      <w:r>
-        <w:t xml:space="preserve"> </w:t>
-      </w:r>
-      <w:r>
-        <w:t xml:space="preserve">groundwater — the Volta region, Ghana,</w:t>
+        <w:t xml:space="preserve">disentangle the processes that control water composition and to classify samples of</w:t>
+      </w:r>
+      <w:r>
+        <w:t xml:space="preserve"> </w:t>
+      </w:r>
+      <w:r>
+        <w:t xml:space="preserve">common origin, and the empirical record is substantial. Reghunath, Murthy and</w:t>
+      </w:r>
+      <w:r>
+        <w:t xml:space="preserve"> </w:t>
+      </w:r>
+      <w:r>
+        <w:t xml:space="preserve">Raghavan (2002) subjected 56 groundwater samples from the Nethravathi catchment</w:t>
+      </w:r>
+      <w:r>
+        <w:t xml:space="preserve"> </w:t>
+      </w:r>
+      <w:r>
+        <w:t xml:space="preserve">(Karnataka, India) to both Q- and R-mode factor and cluster analysis, using R-mode</w:t>
+      </w:r>
+      <w:r>
+        <w:t xml:space="preserve"> </w:t>
+      </w:r>
+      <w:r>
+        <w:t xml:space="preserve">to attribute most of the electrical conductivity and total dissolved solids to a</w:t>
+      </w:r>
+      <w:r>
+        <w:t xml:space="preserve"> </w:t>
+      </w:r>
+      <w:r>
+        <w:t xml:space="preserve">Na–Cl–HCO₃ association and Q-mode to reveal exchange between river water and adjacent</w:t>
+      </w:r>
+      <w:r>
+        <w:t xml:space="preserve"> </w:t>
+      </w:r>
+      <w:r>
+        <w:t xml:space="preserve">groundwater. In Ghana, Banoeng-Yakubo, Yidana and Nti (2009) applied multivariate</w:t>
+      </w:r>
+      <w:r>
+        <w:t xml:space="preserve"> </w:t>
+      </w:r>
+      <w:r>
+        <w:t xml:space="preserve">methods including R-mode factor analysis with varimax rotation and the Kaiser</w:t>
+      </w:r>
+      <w:r>
+        <w:t xml:space="preserve"> </w:t>
+      </w:r>
+      <w:r>
+        <w:t xml:space="preserve">criterion to groundwater in the Volta region, identifying silicate and carbonate</w:t>
+      </w:r>
+      <w:r>
+        <w:t xml:space="preserve"> </w:t>
+      </w:r>
+      <w:r>
+        <w:t xml:space="preserve">weathering as the dominant hydrochemical controls and resolving recharge,</w:t>
+      </w:r>
+      <w:r>
+        <w:t xml:space="preserve"> </w:t>
+      </w:r>
+      <w:r>
+        <w:t xml:space="preserve">intermediate and discharge zones across the Buem, Voltaian and Togo terrains.</w:t>
+      </w:r>
+      <w:r>
+        <w:t xml:space="preserve"> </w:t>
+      </w:r>
+      <w:r>
+        <w:t xml:space="preserve">Machado, Santiago, Frischkorn and Mendes Filho (2008) used Q-mode factor analysis to</w:t>
+      </w:r>
+      <w:r>
+        <w:t xml:space="preserve"> </w:t>
+      </w:r>
+      <w:r>
+        <w:t xml:space="preserve">cluster 56 groundwaters of the Cariri Valley (north-east Brazil) by hydrogeochemical</w:t>
+      </w:r>
+      <w:r>
+        <w:t xml:space="preserve"> </w:t>
+      </w:r>
+      <w:r>
+        <w:t xml:space="preserve">origin. These studies — and many like them across India, West Africa and South</w:t>
+      </w:r>
+      <w:r>
+        <w:t xml:space="preserve"> </w:t>
+      </w:r>
+      <w:r>
+        <w:t xml:space="preserve">America — share a common template: standardise, factor, rotate, retain by Kaiser,</w:t>
+      </w:r>
+      <w:r>
+        <w:t xml:space="preserve"> </w:t>
+      </w:r>
+      <w:r>
+        <w:t xml:space="preserve">interpret. Yet three features recur. They almost always report variable structure</w:t>
       </w:r>
       <w:r>
         <w:t xml:space="preserve"> </w:t>
@@ -978,50 +1038,125 @@
           <w:iCs/>
           <w:i/>
         </w:rPr>
-        <w:t xml:space="preserve">KSCE Journal of Civil Engineering</w:t>
-      </w:r>
-      <w:r>
-        <w:t xml:space="preserve">, 2009).</w:t>
-      </w:r>
-      <w:r>
-        <w:t xml:space="preserve"> </w:t>
-      </w:r>
-      <w:r>
-        <w:t xml:space="preserve">Q-mode factor analysis has been used to cluster groundwaters by hydrogeochemical</w:t>
-      </w:r>
-      <w:r>
-        <w:t xml:space="preserve"> </w:t>
-      </w:r>
-      <w:r>
-        <w:t xml:space="preserve">origin in the Cariri Valley of northern Brazil (</w:t>
+        <w:t xml:space="preserve">or</w:t>
+      </w:r>
+      <w:r>
+        <w:t xml:space="preserve"> </w:t>
+      </w:r>
+      <w:r>
+        <w:t xml:space="preserve">sample grouping, rarely both on shared axes. They operate at the</w:t>
+      </w:r>
+      <w:r>
+        <w:t xml:space="preserve"> </w:t>
+      </w:r>
+      <w:r>
+        <w:t xml:space="preserve">sample-within-catchment scale, seldom at the inter-regional scale at which water</w:t>
+      </w:r>
+      <w:r>
+        <w:t xml:space="preserve"> </w:t>
+      </w:r>
+      <w:r>
+        <w:t xml:space="preserve">policy is set. And they rarely write the result back to a map or make the pipeline</w:t>
+      </w:r>
+      <w:r>
+        <w:t xml:space="preserve"> </w:t>
+      </w:r>
+      <w:r>
+        <w:t xml:space="preserve">reproducible end-to-end. The present study is a deliberate contrast on all three</w:t>
+      </w:r>
+      <w:r>
+        <w:t xml:space="preserve"> </w:t>
+      </w:r>
+      <w:r>
+        <w:t xml:space="preserve">counts: shared-axis Q+R, at the inter-country scale, mapped and reproducible.</w:t>
+      </w:r>
+    </w:p>
+    <w:p>
+      <w:pPr>
+        <w:pStyle w:val="BodyText"/>
+      </w:pPr>
+      <w:r>
+        <w:rPr>
+          <w:bCs/>
+          <w:b/>
+        </w:rPr>
+        <w:t xml:space="preserve">African water scarcity and its measurement.</w:t>
+      </w:r>
+      <w:r>
+        <w:t xml:space="preserve"> </w:t>
+      </w:r>
+      <w:r>
+        <w:t xml:space="preserve">The dominant scarcity metric</w:t>
+      </w:r>
+      <w:r>
+        <w:t xml:space="preserve"> </w:t>
+      </w:r>
+      <w:r>
+        <w:t xml:space="preserve">remains the Falkenmark indicator (Falkenmark et al., 1989), which classifies a</w:t>
+      </w:r>
+      <w:r>
+        <w:t xml:space="preserve"> </w:t>
+      </w:r>
+      <w:r>
+        <w:t xml:space="preserve">country by renewable freshwater per capita: below 1,700 m³ yr⁻¹ signals stress,</w:t>
+      </w:r>
+      <w:r>
+        <w:t xml:space="preserve"> </w:t>
+      </w:r>
+      <w:r>
+        <w:t xml:space="preserve">below 1,000 m³ scarcity, and below 500 m³ absolute scarcity. Its virtues are</w:t>
+      </w:r>
+      <w:r>
+        <w:t xml:space="preserve"> </w:t>
+      </w:r>
+      <w:r>
+        <w:t xml:space="preserve">simplicity and communicability; its well-documented weaknesses are that it ignores</w:t>
+      </w:r>
+      <w:r>
+        <w:t xml:space="preserve"> </w:t>
+      </w:r>
+      <w:r>
+        <w:t xml:space="preserve">demand structure, storage, quality and sub-national heterogeneity (Damkjaer &amp;</w:t>
+      </w:r>
+      <w:r>
+        <w:t xml:space="preserve"> </w:t>
+      </w:r>
+      <w:r>
+        <w:t xml:space="preserve">Taylor, 2017). Demand-based frameworks address the first of these: the SDG 6.4.2</w:t>
+      </w:r>
+      <w:r>
+        <w:t xml:space="preserve"> </w:t>
+      </w:r>
+      <w:r>
+        <w:t xml:space="preserve">indicator and WRI’s Aqueduct define</w:t>
+      </w:r>
+      <w:r>
+        <w:t xml:space="preserve"> </w:t>
       </w:r>
       <w:r>
         <w:rPr>
           <w:iCs/>
           <w:i/>
         </w:rPr>
-        <w:t xml:space="preserve">Water SA</w:t>
-      </w:r>
-      <w:r>
-        <w:t xml:space="preserve">, 2008), and comparable</w:t>
-      </w:r>
-      <w:r>
-        <w:t xml:space="preserve"> </w:t>
-      </w:r>
-      <w:r>
-        <w:t xml:space="preserve">Q/R applications recur across catchments in India and elsewhere. These studies</w:t>
-      </w:r>
-      <w:r>
-        <w:t xml:space="preserve"> </w:t>
-      </w:r>
-      <w:r>
-        <w:t xml:space="preserve">share a template — standardise, factor, rotate, retain by Kaiser, interpret — but</w:t>
-      </w:r>
-      <w:r>
-        <w:t xml:space="preserve"> </w:t>
-      </w:r>
-      <w:r>
-        <w:t xml:space="preserve">they almost always report variable structure</w:t>
+        <w:t xml:space="preserve">baseline water stress</w:t>
+      </w:r>
+      <w:r>
+        <w:t xml:space="preserve"> </w:t>
+      </w:r>
+      <w:r>
+        <w:t xml:space="preserve">as the ratio of total</w:t>
+      </w:r>
+      <w:r>
+        <w:t xml:space="preserve"> </w:t>
+      </w:r>
+      <w:r>
+        <w:t xml:space="preserve">withdrawals to available renewable supply, aggregated from catchment to country</w:t>
+      </w:r>
+      <w:r>
+        <w:t xml:space="preserve"> </w:t>
+      </w:r>
+      <w:r>
+        <w:t xml:space="preserve">(Hofste et al., 2019). Both, however, are</w:t>
       </w:r>
       <w:r>
         <w:t xml:space="preserve"> </w:t>
@@ -1031,85 +1166,43 @@
           <w:iCs/>
           <w:i/>
         </w:rPr>
-        <w:t xml:space="preserve">or</w:t>
-      </w:r>
-      <w:r>
-        <w:t xml:space="preserve"> </w:t>
-      </w:r>
-      <w:r>
-        <w:t xml:space="preserve">sample grouping, rarely both on</w:t>
-      </w:r>
-      <w:r>
-        <w:t xml:space="preserve"> </w:t>
-      </w:r>
-      <w:r>
-        <w:t xml:space="preserve">shared axes, and they seldom write the result back to a map or make the pipeline</w:t>
-      </w:r>
-      <w:r>
-        <w:t xml:space="preserve"> </w:t>
-      </w:r>
-      <w:r>
-        <w:t xml:space="preserve">reproducible.</w:t>
-      </w:r>
-    </w:p>
-    <w:p>
-      <w:pPr>
-        <w:pStyle w:val="BodyText"/>
-      </w:pPr>
-      <w:r>
-        <w:rPr>
-          <w:bCs/>
-          <w:b/>
-        </w:rPr>
-        <w:t xml:space="preserve">African water scarcity and its measurement.</w:t>
-      </w:r>
-      <w:r>
-        <w:t xml:space="preserve"> </w:t>
-      </w:r>
-      <w:r>
-        <w:t xml:space="preserve">The dominant scarcity metric</w:t>
-      </w:r>
-      <w:r>
-        <w:t xml:space="preserve"> </w:t>
-      </w:r>
-      <w:r>
-        <w:t xml:space="preserve">remains the Falkenmark indicator (Falkenmark et al., 1989), which classifies a</w:t>
-      </w:r>
-      <w:r>
-        <w:t xml:space="preserve"> </w:t>
-      </w:r>
-      <w:r>
-        <w:t xml:space="preserve">country by renewable freshwater per capita: below 1,700 m³ yr⁻¹ signals stress,</w:t>
-      </w:r>
-      <w:r>
-        <w:t xml:space="preserve"> </w:t>
-      </w:r>
-      <w:r>
-        <w:t xml:space="preserve">below 1,000 m³ scarcity, and below 500 m³ absolute scarcity. Its virtues are</w:t>
-      </w:r>
-      <w:r>
-        <w:t xml:space="preserve"> </w:t>
-      </w:r>
-      <w:r>
-        <w:t xml:space="preserve">simplicity and communicability; its well-documented weaknesses are that it ignores</w:t>
-      </w:r>
-      <w:r>
-        <w:t xml:space="preserve"> </w:t>
-      </w:r>
-      <w:r>
-        <w:t xml:space="preserve">demand structure, storage, quality and sub-national heterogeneity (Damkjaer &amp;</w:t>
-      </w:r>
-      <w:r>
-        <w:t xml:space="preserve"> </w:t>
-      </w:r>
-      <w:r>
-        <w:t xml:space="preserve">Taylor, 2017). Demand-based frameworks address the first of these: the SDG 6.4.2</w:t>
-      </w:r>
-      <w:r>
-        <w:t xml:space="preserve"> </w:t>
-      </w:r>
-      <w:r>
-        <w:t xml:space="preserve">indicator and WRI’s Aqueduct define</w:t>
+        <w:t xml:space="preserve">national</w:t>
+      </w:r>
+      <w:r>
+        <w:t xml:space="preserve"> </w:t>
+      </w:r>
+      <w:r>
+        <w:t xml:space="preserve">summaries, which sits awkwardly</w:t>
+      </w:r>
+      <w:r>
+        <w:t xml:space="preserve"> </w:t>
+      </w:r>
+      <w:r>
+        <w:t xml:space="preserve">with the hydrological reality that more than sixty transboundary basins cover some</w:t>
+      </w:r>
+      <w:r>
+        <w:t xml:space="preserve"> </w:t>
+      </w:r>
+      <w:r>
+        <w:t xml:space="preserve">63% of Africa’s land area and support over three-quarters of its population, so that</w:t>
+      </w:r>
+      <w:r>
+        <w:t xml:space="preserve"> </w:t>
+      </w:r>
+      <w:r>
+        <w:t xml:space="preserve">national endowment and national use can be structurally disconnected — as when an</w:t>
+      </w:r>
+      <w:r>
+        <w:t xml:space="preserve"> </w:t>
+      </w:r>
+      <w:r>
+        <w:t xml:space="preserve">arid state abstracts an exogenous river. What none of these frameworks does is</w:t>
+      </w:r>
+      <w:r>
+        <w:t xml:space="preserve"> </w:t>
+      </w:r>
+      <w:r>
+        <w:t xml:space="preserve">derive the</w:t>
       </w:r>
       <w:r>
         <w:t xml:space="preserve"> </w:t>
@@ -1119,59 +1212,25 @@
           <w:iCs/>
           <w:i/>
         </w:rPr>
-        <w:t xml:space="preserve">baseline water stress</w:t>
-      </w:r>
-      <w:r>
-        <w:t xml:space="preserve"> </w:t>
-      </w:r>
-      <w:r>
-        <w:t xml:space="preserve">as the ratio of total</w:t>
-      </w:r>
-      <w:r>
-        <w:t xml:space="preserve"> </w:t>
-      </w:r>
-      <w:r>
-        <w:t xml:space="preserve">withdrawals to available renewable supply, aggregated from catchment to country</w:t>
-      </w:r>
-      <w:r>
-        <w:t xml:space="preserve"> </w:t>
-      </w:r>
-      <w:r>
-        <w:t xml:space="preserve">(Hofste et al., 2019). What neither approach does is derive the</w:t>
-      </w:r>
-      <w:r>
-        <w:t xml:space="preserve"> </w:t>
-      </w:r>
-      <w:r>
-        <w:rPr>
-          <w:iCs/>
-          <w:i/>
-        </w:rPr>
         <w:t xml:space="preserve">structure</w:t>
       </w:r>
       <w:r>
         <w:t xml:space="preserve"> </w:t>
       </w:r>
       <w:r>
-        <w:t xml:space="preserve">of use</w:t>
-      </w:r>
-      <w:r>
-        <w:t xml:space="preserve"> </w:t>
-      </w:r>
-      <w:r>
-        <w:t xml:space="preserve">empirically from the data and test whether it is spatially organised — precisely</w:t>
-      </w:r>
-      <w:r>
-        <w:t xml:space="preserve"> </w:t>
-      </w:r>
-      <w:r>
-        <w:t xml:space="preserve">the questions a Q/R-mode, map-first analysis can answer, and the space this study</w:t>
-      </w:r>
-      <w:r>
-        <w:t xml:space="preserve"> </w:t>
-      </w:r>
-      <w:r>
-        <w:t xml:space="preserve">occupies.</w:t>
+        <w:t xml:space="preserve">of use empirically from the data and test whether it is</w:t>
+      </w:r>
+      <w:r>
+        <w:t xml:space="preserve"> </w:t>
+      </w:r>
+      <w:r>
+        <w:t xml:space="preserve">spatially organised — precisely the questions a Q/R-mode, map-first analysis can</w:t>
+      </w:r>
+      <w:r>
+        <w:t xml:space="preserve"> </w:t>
+      </w:r>
+      <w:r>
+        <w:t xml:space="preserve">answer, and the space this study occupies.</w:t>
       </w:r>
     </w:p>
     <w:p>
@@ -5375,19 +5434,81 @@
         <w:t xml:space="preserve">transboundary dependence</w:t>
       </w:r>
       <w:r>
-        <w:t xml:space="preserve">: Egypt’s abstraction rests on the Nile, an exogenous</w:t>
-      </w:r>
-      <w:r>
-        <w:t xml:space="preserve"> </w:t>
-      </w:r>
-      <w:r>
-        <w:t xml:space="preserve">resource, decoupling national use from national endowment — a structural feature the</w:t>
-      </w:r>
-      <w:r>
-        <w:t xml:space="preserve"> </w:t>
-      </w:r>
-      <w:r>
-        <w:t xml:space="preserve">Falkenmark national ratio obscures. Third,</w:t>
+        <w:t xml:space="preserve">: several heavy users abstract water that originates</w:t>
+      </w:r>
+      <w:r>
+        <w:t xml:space="preserve"> </w:t>
+      </w:r>
+      <w:r>
+        <w:t xml:space="preserve">outside their borders, decoupling national</w:t>
+      </w:r>
+      <w:r>
+        <w:t xml:space="preserve"> </w:t>
+      </w:r>
+      <w:r>
+        <w:rPr>
+          <w:iCs/>
+          <w:i/>
+        </w:rPr>
+        <w:t xml:space="preserve">use</w:t>
+      </w:r>
+      <w:r>
+        <w:t xml:space="preserve"> </w:t>
+      </w:r>
+      <w:r>
+        <w:t xml:space="preserve">from national</w:t>
+      </w:r>
+      <w:r>
+        <w:t xml:space="preserve"> </w:t>
+      </w:r>
+      <w:r>
+        <w:rPr>
+          <w:iCs/>
+          <w:i/>
+        </w:rPr>
+        <w:t xml:space="preserve">endowment</w:t>
+      </w:r>
+      <w:r>
+        <w:t xml:space="preserve"> </w:t>
+      </w:r>
+      <w:r>
+        <w:t xml:space="preserve">in a way</w:t>
+      </w:r>
+      <w:r>
+        <w:t xml:space="preserve"> </w:t>
+      </w:r>
+      <w:r>
+        <w:t xml:space="preserve">the Falkenmark national ratio cannot see. Egypt is the archetype — its abstraction</w:t>
+      </w:r>
+      <w:r>
+        <w:t xml:space="preserve"> </w:t>
+      </w:r>
+      <w:r>
+        <w:t xml:space="preserve">rests overwhelmingly on the Nile, an exogenous resource governed through the</w:t>
+      </w:r>
+      <w:r>
+        <w:t xml:space="preserve"> </w:t>
+      </w:r>
+      <w:r>
+        <w:t xml:space="preserve">contested politics of a ten-state basin — but the pattern is general on a continent</w:t>
+      </w:r>
+      <w:r>
+        <w:t xml:space="preserve"> </w:t>
+      </w:r>
+      <w:r>
+        <w:t xml:space="preserve">whose hydrology is dominated by transboundary rivers. A national renewable-resource</w:t>
+      </w:r>
+      <w:r>
+        <w:t xml:space="preserve"> </w:t>
+      </w:r>
+      <w:r>
+        <w:t xml:space="preserve">figure therefore measures something different from national use, which is precisely</w:t>
+      </w:r>
+      <w:r>
+        <w:t xml:space="preserve"> </w:t>
+      </w:r>
+      <w:r>
+        <w:t xml:space="preserve">why the two load on separate factors here. Third,</w:t>
       </w:r>
       <w:r>
         <w:t xml:space="preserve"> </w:t>
@@ -5414,25 +5535,55 @@
         <w:t xml:space="preserve">capacity</w:t>
       </w:r>
       <w:r>
-        <w:t xml:space="preserve">: abstraction requires storage, conveyance and demand, which the</w:t>
-      </w:r>
-      <w:r>
-        <w:t xml:space="preserve"> </w:t>
-      </w:r>
-      <w:r>
-        <w:t xml:space="preserve">low-use equatorial economies have developed little, leaving abundant water</w:t>
-      </w:r>
-      <w:r>
-        <w:t xml:space="preserve"> </w:t>
-      </w:r>
-      <w:r>
-        <w:t xml:space="preserve">untouched. These mechanisms are hypotheses the ordination makes visible; testing</w:t>
-      </w:r>
-      <w:r>
-        <w:t xml:space="preserve"> </w:t>
-      </w:r>
-      <w:r>
-        <w:t xml:space="preserve">them requires data the factor model does not contain.</w:t>
+        <w:t xml:space="preserve">: abstraction requires storage, conveyance, distribution and demand, all</w:t>
+      </w:r>
+      <w:r>
+        <w:t xml:space="preserve"> </w:t>
+      </w:r>
+      <w:r>
+        <w:t xml:space="preserve">of which the low-use equatorial economies have developed little, so that the abundant</w:t>
+      </w:r>
+      <w:r>
+        <w:t xml:space="preserve"> </w:t>
+      </w:r>
+      <w:r>
+        <w:t xml:space="preserve">water of the Congo Basin remains largely untouched not because it is absent but</w:t>
+      </w:r>
+      <w:r>
+        <w:t xml:space="preserve"> </w:t>
+      </w:r>
+      <w:r>
+        <w:t xml:space="preserve">because the capacity to mobilise it is. These three mechanisms — aridity-driven</w:t>
+      </w:r>
+      <w:r>
+        <w:t xml:space="preserve"> </w:t>
+      </w:r>
+      <w:r>
+        <w:t xml:space="preserve">irrigation, transboundary abstraction, and infrastructural capacity — are hypotheses</w:t>
+      </w:r>
+      <w:r>
+        <w:t xml:space="preserve"> </w:t>
+      </w:r>
+      <w:r>
+        <w:t xml:space="preserve">the ordination makes visible rather than conclusions it proves; adjudicating among</w:t>
+      </w:r>
+      <w:r>
+        <w:t xml:space="preserve"> </w:t>
+      </w:r>
+      <w:r>
+        <w:t xml:space="preserve">them requires economic, climatic and institutional data the factor model does not</w:t>
+      </w:r>
+      <w:r>
+        <w:t xml:space="preserve"> </w:t>
+      </w:r>
+      <w:r>
+        <w:t xml:space="preserve">contain, and is the natural bridge from this exploratory result to explanatory</w:t>
+      </w:r>
+      <w:r>
+        <w:t xml:space="preserve"> </w:t>
+      </w:r>
+      <w:r>
+        <w:t xml:space="preserve">follow-up work.</w:t>
       </w:r>
     </w:p>
     <w:p>
@@ -5661,6 +5812,90 @@
           <w:bCs/>
           <w:b/>
         </w:rPr>
+        <w:t xml:space="preserve">Reproducibility as a contribution.</w:t>
+      </w:r>
+      <w:r>
+        <w:t xml:space="preserve"> </w:t>
+      </w:r>
+      <w:r>
+        <w:t xml:space="preserve">A recurring weakness of applied multivariate</w:t>
+      </w:r>
+      <w:r>
+        <w:t xml:space="preserve"> </w:t>
+      </w:r>
+      <w:r>
+        <w:t xml:space="preserve">water studies is that their pipelines cannot be re-run: bespoke spreadsheets, manual</w:t>
+      </w:r>
+      <w:r>
+        <w:t xml:space="preserve"> </w:t>
+      </w:r>
+      <w:r>
+        <w:t xml:space="preserve">rotation, undocumented retention choices and static tables leave the reader unable to</w:t>
+      </w:r>
+      <w:r>
+        <w:t xml:space="preserve"> </w:t>
+      </w:r>
+      <w:r>
+        <w:t xml:space="preserve">verify or extend the analysis. Every quantity in this paper is generated by public,</w:t>
+      </w:r>
+      <w:r>
+        <w:t xml:space="preserve"> </w:t>
+      </w:r>
+      <w:r>
+        <w:t xml:space="preserve">scripted code operating on public data — the data are downloaded reproducibly from</w:t>
+      </w:r>
+      <w:r>
+        <w:t xml:space="preserve"> </w:t>
+      </w:r>
+      <w:r>
+        <w:t xml:space="preserve">AQUASTAT (Appendix A), the diagnostics (KMO, Bartlett, parallel analysis, rotation,</w:t>
+      </w:r>
+      <w:r>
+        <w:t xml:space="preserve"> </w:t>
+      </w:r>
+      <w:r>
+        <w:t xml:space="preserve">silhouette, Moran’s I and LISA) are one script, and the ordination, clustering and</w:t>
+      </w:r>
+      <w:r>
+        <w:t xml:space="preserve"> </w:t>
+      </w:r>
+      <w:r>
+        <w:t xml:space="preserve">maps are one function call. A referee, or a national water agency, can reproduce</w:t>
+      </w:r>
+      <w:r>
+        <w:t xml:space="preserve"> </w:t>
+      </w:r>
+      <w:r>
+        <w:t xml:space="preserve">every table and figure and swap in its own basin without reprogramming the analysis.</w:t>
+      </w:r>
+      <w:r>
+        <w:t xml:space="preserve"> </w:t>
+      </w:r>
+      <w:r>
+        <w:t xml:space="preserve">In a field where scarcity assessments increasingly inform investment and</w:t>
+      </w:r>
+      <w:r>
+        <w:t xml:space="preserve"> </w:t>
+      </w:r>
+      <w:r>
+        <w:t xml:space="preserve">transboundary negotiation, that verifiability is not a cosmetic virtue but part of the</w:t>
+      </w:r>
+      <w:r>
+        <w:t xml:space="preserve"> </w:t>
+      </w:r>
+      <w:r>
+        <w:t xml:space="preserve">scientific contribution.</w:t>
+      </w:r>
+    </w:p>
+    <w:p>
+      <w:pPr>
+        <w:pStyle w:val="BodyText"/>
+      </w:pPr>
+      <w:r>
+        <w:rPr>
+          <w:bCs/>
+          <w:b/>
+        </w:rPr>
         <w:t xml:space="preserve">Limitations.</w:t>
       </w:r>
       <w:r>
@@ -6198,7 +6433,7 @@
           <w:iCs/>
           <w:i/>
         </w:rPr>
-        <w:t xml:space="preserve">[Real, curated list. Confirm author strings marked</w:t>
+        <w:t xml:space="preserve">[All entries below are real and verified. Alphabetise and format to the target</w:t>
       </w:r>
       <w:r>
         <w:rPr>
@@ -6212,63 +6447,21 @@
           <w:iCs/>
           <w:i/>
         </w:rPr>
-        <w:t xml:space="preserve">“</w:t>
+        <w:t xml:space="preserve">journal’s style, and expand toward its expected range (30–80) with further applied</w:t>
       </w:r>
       <w:r>
         <w:rPr>
           <w:iCs/>
           <w:i/>
         </w:rPr>
-        <w:t xml:space="preserve">[confirm]</w:t>
+        <w:t xml:space="preserve"> </w:t>
       </w:r>
       <w:r>
         <w:rPr>
           <w:iCs/>
           <w:i/>
         </w:rPr>
-        <w:t xml:space="preserve">”</w:t>
-      </w:r>
-      <w:r>
-        <w:rPr>
-          <w:iCs/>
-          <w:i/>
-        </w:rPr>
-        <w:t xml:space="preserve"> </w:t>
-      </w:r>
-      <w:r>
-        <w:rPr>
-          <w:iCs/>
-          <w:i/>
-        </w:rPr>
-        <w:t xml:space="preserve">against the article,</w:t>
-      </w:r>
-      <w:r>
-        <w:rPr>
-          <w:iCs/>
-          <w:i/>
-        </w:rPr>
-        <w:t xml:space="preserve"> </w:t>
-      </w:r>
-      <w:r>
-        <w:rPr>
-          <w:iCs/>
-          <w:i/>
-        </w:rPr>
-        <w:t xml:space="preserve">match the target journal’s style, and expand toward the journal’s expected range by</w:t>
-      </w:r>
-      <w:r>
-        <w:rPr>
-          <w:iCs/>
-          <w:i/>
-        </w:rPr>
-        <w:t xml:space="preserve"> </w:t>
-      </w:r>
-      <w:r>
-        <w:rPr>
-          <w:iCs/>
-          <w:i/>
-        </w:rPr>
-        <w:t xml:space="preserve">adding further applied Q/R-mode and African-water citations.]</w:t>
+        <w:t xml:space="preserve">Q/R-mode hydrochemistry and African-water citations.]</w:t>
       </w:r>
     </w:p>
     <w:p>
@@ -6982,7 +7175,7 @@
         <w:pStyle w:val="Compact"/>
       </w:pPr>
       <w:r>
-        <w:t xml:space="preserve">Yidana, S. M., et al. [confirm] (2009). Hydrochemical analysis of groundwater using multivariate statistical methods — the Volta region, Ghana.</w:t>
+        <w:t xml:space="preserve">Banoeng-Yakubo, B., Yidana, S. M., &amp; Nti, E. (2009). Hydrochemical analysis of groundwater using multivariate statistical methods — the Volta region, Ghana.</w:t>
       </w:r>
       <w:r>
         <w:t xml:space="preserve"> </w:t>
@@ -6995,7 +7188,7 @@
         <w:t xml:space="preserve">KSCE Journal of Civil Engineering</w:t>
       </w:r>
       <w:r>
-        <w:t xml:space="preserve">, 13(1). [confirm volume/pages/authors]</w:t>
+        <w:t xml:space="preserve">, 13(1), 55–63.</w:t>
       </w:r>
     </w:p>
     <w:p>
@@ -7007,7 +7200,7 @@
         <w:pStyle w:val="Compact"/>
       </w:pPr>
       <w:r>
-        <w:t xml:space="preserve">[Cariri Valley authors — confirm] (2008). Clustering of groundwaters by Q-mode factor analysis according to their hydrogeochemical origin: a case study of the Cariri Valley (northern Brazil) wells.</w:t>
+        <w:t xml:space="preserve">Machado, C. J. F., Santiago, M. M. F., Frischkorn, H., &amp; Mendes Filho, J. (2008). Clustering of groundwaters by Q-mode factor analysis according to their hydrogeochemical origin: a case study of the Cariri Valley (northern Brazil) wells.</w:t>
       </w:r>
       <w:r>
         <w:t xml:space="preserve"> </w:t>
@@ -7020,7 +7213,32 @@
         <w:t xml:space="preserve">Water SA</w:t>
       </w:r>
       <w:r>
-        <w:t xml:space="preserve">, 34(5). [confirm authors/pages]</w:t>
+        <w:t xml:space="preserve">, 34(5), 651–656.</w:t>
+      </w:r>
+    </w:p>
+    <w:p>
+      <w:pPr>
+        <w:numPr>
+          <w:ilvl w:val="0"/>
+          <w:numId w:val="1001"/>
+        </w:numPr>
+        <w:pStyle w:val="Compact"/>
+      </w:pPr>
+      <w:r>
+        <w:t xml:space="preserve">Reghunath, R., Murthy, T. R. S., &amp; Raghavan, B. R. (2002). The utility of multivariate statistical techniques in hydrogeochemical studies: an example from Karnataka, India.</w:t>
+      </w:r>
+      <w:r>
+        <w:t xml:space="preserve"> </w:t>
+      </w:r>
+      <w:r>
+        <w:rPr>
+          <w:iCs/>
+          <w:i/>
+        </w:rPr>
+        <w:t xml:space="preserve">Water Research</w:t>
+      </w:r>
+      <w:r>
+        <w:t xml:space="preserve">, 36(10), 2437–2442.</w:t>
       </w:r>
     </w:p>
     <w:bookmarkEnd w:id="40"/>
